--- a/guide/PROJECT_REPORT.docx
+++ b/guide/PROJECT_REPORT.docx
@@ -12,12 +12,7 @@
     </w:p>
     <w:p>
       <w:r>
-        <w:t>Movement metrics and explainable football analysis</w:t>
-      </w:r>
-    </w:p>
-    <w:p>
-      <w:r>
-        <w:t>Project status as of 25 October 2026</w:t>
+        <w:t>Real football events with replayable movement evidence</w:t>
       </w:r>
     </w:p>
     <w:p>
@@ -25,17 +20,436 @@
         <w:pStyle w:val="Heading1"/>
       </w:pPr>
       <w:r>
-        <w:t>What the project does</w:t>
+        <w:t>Purpose and current result</w:t>
       </w:r>
     </w:p>
     <w:p>
       <w:r>
-        <w:t>BeyondTouch makes off-ball football movement easier to understand through measured evidence and an interactive replay. It estimates how one attacker’s movement changes spatial control, measures nearby defender travel, and shows how much space and time a potential receiver has. It is intended to support fan explanations and tactical storytelling.</w:t>
+        <w:t>BeyondTouch helps a judge, fan or analyst inspect movement that ordinary touch statistics do not describe. The updated demo puts real events first: a supplied evidence case for Ángel Di María’s 2022 World Cup final goal and twelve Premier League sequences from Liverpool’s 2019 matches. Each case exposes its source, player identity, available numbers and limitations. The earlier twelve synthetic scenarios remain a separate full-model validation laboratory.</w:t>
       </w:r>
     </w:p>
     <w:p>
       <w:r>
-        <w:t>The working version contains twelve reproducible synthetic examples. It uses Basel’s existing pitch-control attribution code, with corrections and additional metrics. These examples establish that the pipeline runs and expose its numerical behaviour. They do not establish accuracy on professional match data.</w:t>
+        <w:t>The central design rule is to distinguish what was observed from what a model estimates. Rendered plot values are not treated as raw tracking. Partial educational tracking is not treated as a complete professional dataset. Synthetic pitch-control results are not transferred to real matches.</w:t>
+      </w:r>
+    </w:p>
+    <w:tbl>
+      <w:tblPr>
+        <w:tblW w:type="auto" w:w="0"/>
+        <w:jc w:val="center"/>
+        <w:tblLayout w:type="fixed"/>
+        <w:tblLook w:firstColumn="1" w:firstRow="1" w:lastColumn="0" w:lastRow="0" w:noHBand="0" w:noVBand="1" w:val="04A0"/>
+      </w:tblPr>
+      <w:tblGrid>
+        <w:gridCol w:w="1800"/>
+        <w:gridCol w:w="3240"/>
+        <w:gridCol w:w="4104"/>
+      </w:tblGrid>
+      <w:tr>
+        <w:trPr>
+          <w:cantSplit/>
+          <w:tblHeader/>
+        </w:trPr>
+        <w:tc>
+          <w:tcPr>
+            <w:tcW w:type="dxa" w:w="1800"/>
+            <w:vAlign w:val="center"/>
+            <w:tcBorders>
+              <w:top w:val="single" w:sz="4" w:color="D9D9D9"/>
+              <w:left w:val="single" w:sz="4" w:color="D9D9D9"/>
+              <w:bottom w:val="single" w:sz="4" w:color="D9D9D9"/>
+              <w:right w:val="single" w:sz="4" w:color="D9D9D9"/>
+            </w:tcBorders>
+            <w:shd w:fill="E8EEF1"/>
+            <w:tcMar>
+              <w:top w:w="85" w:type="dxa"/>
+              <w:left w:w="85" w:type="dxa"/>
+              <w:bottom w:w="85" w:type="dxa"/>
+              <w:right w:w="85" w:type="dxa"/>
+            </w:tcMar>
+          </w:tcPr>
+          <w:p>
+            <w:pPr>
+              <w:spacing w:after="40" w:line="247" w:lineRule="auto"/>
+            </w:pPr>
+            <w:r>
+              <w:rPr>
+                <w:b/>
+                <w:sz w:val="18"/>
+              </w:rPr>
+              <w:t>Evidence class</w:t>
+            </w:r>
+          </w:p>
+        </w:tc>
+        <w:tc>
+          <w:tcPr>
+            <w:tcW w:type="dxa" w:w="3240"/>
+            <w:vAlign w:val="center"/>
+            <w:tcBorders>
+              <w:top w:val="single" w:sz="4" w:color="D9D9D9"/>
+              <w:left w:val="single" w:sz="4" w:color="D9D9D9"/>
+              <w:bottom w:val="single" w:sz="4" w:color="D9D9D9"/>
+              <w:right w:val="single" w:sz="4" w:color="D9D9D9"/>
+            </w:tcBorders>
+            <w:shd w:fill="E8EEF1"/>
+            <w:tcMar>
+              <w:top w:w="85" w:type="dxa"/>
+              <w:left w:w="85" w:type="dxa"/>
+              <w:bottom w:w="85" w:type="dxa"/>
+              <w:right w:w="85" w:type="dxa"/>
+            </w:tcMar>
+          </w:tcPr>
+          <w:p>
+            <w:pPr>
+              <w:spacing w:after="40" w:line="247" w:lineRule="auto"/>
+            </w:pPr>
+            <w:r>
+              <w:rPr>
+                <w:b/>
+                <w:sz w:val="18"/>
+              </w:rPr>
+              <w:t>Included material</w:t>
+            </w:r>
+          </w:p>
+        </w:tc>
+        <w:tc>
+          <w:tcPr>
+            <w:tcW w:type="dxa" w:w="4104"/>
+            <w:vAlign w:val="center"/>
+            <w:tcBorders>
+              <w:top w:val="single" w:sz="4" w:color="D9D9D9"/>
+              <w:left w:val="single" w:sz="4" w:color="D9D9D9"/>
+              <w:bottom w:val="single" w:sz="4" w:color="D9D9D9"/>
+              <w:right w:val="single" w:sz="4" w:color="D9D9D9"/>
+            </w:tcBorders>
+            <w:shd w:fill="E8EEF1"/>
+            <w:tcMar>
+              <w:top w:w="85" w:type="dxa"/>
+              <w:left w:w="85" w:type="dxa"/>
+              <w:bottom w:w="85" w:type="dxa"/>
+              <w:right w:w="85" w:type="dxa"/>
+            </w:tcMar>
+          </w:tcPr>
+          <w:p>
+            <w:pPr>
+              <w:spacing w:after="40" w:line="247" w:lineRule="auto"/>
+            </w:pPr>
+            <w:r>
+              <w:rPr>
+                <w:b/>
+                <w:sz w:val="18"/>
+              </w:rPr>
+              <w:t>Supported output</w:t>
+            </w:r>
+          </w:p>
+        </w:tc>
+      </w:tr>
+      <w:tr>
+        <w:trPr>
+          <w:cantSplit/>
+        </w:trPr>
+        <w:tc>
+          <w:tcPr>
+            <w:tcW w:type="dxa" w:w="1800"/>
+            <w:vAlign w:val="center"/>
+            <w:tcBorders>
+              <w:top w:val="single" w:sz="4" w:color="D9D9D9"/>
+              <w:left w:val="single" w:sz="4" w:color="D9D9D9"/>
+              <w:bottom w:val="single" w:sz="4" w:color="D9D9D9"/>
+              <w:right w:val="single" w:sz="4" w:color="D9D9D9"/>
+            </w:tcBorders>
+            <w:shd w:fill="FFFFFF"/>
+            <w:tcMar>
+              <w:top w:w="85" w:type="dxa"/>
+              <w:left w:w="85" w:type="dxa"/>
+              <w:bottom w:w="85" w:type="dxa"/>
+              <w:right w:w="85" w:type="dxa"/>
+            </w:tcMar>
+          </w:tcPr>
+          <w:p>
+            <w:pPr>
+              <w:spacing w:after="40" w:line="247" w:lineRule="auto"/>
+            </w:pPr>
+            <w:r>
+              <w:rPr>
+                <w:b w:val="0"/>
+                <w:sz w:val="18"/>
+              </w:rPr>
+              <w:t>World Cup final</w:t>
+            </w:r>
+          </w:p>
+        </w:tc>
+        <w:tc>
+          <w:tcPr>
+            <w:tcW w:type="dxa" w:w="3240"/>
+            <w:vAlign w:val="center"/>
+            <w:tcBorders>
+              <w:top w:val="single" w:sz="4" w:color="D9D9D9"/>
+              <w:left w:val="single" w:sz="4" w:color="D9D9D9"/>
+              <w:bottom w:val="single" w:sz="4" w:color="D9D9D9"/>
+              <w:right w:val="single" w:sz="4" w:color="D9D9D9"/>
+            </w:tcBorders>
+            <w:shd w:fill="FFFFFF"/>
+            <w:tcMar>
+              <w:top w:w="85" w:type="dxa"/>
+              <w:left w:w="85" w:type="dxa"/>
+              <w:bottom w:w="85" w:type="dxa"/>
+              <w:right w:w="85" w:type="dxa"/>
+            </w:tcMar>
+          </w:tcPr>
+          <w:p>
+            <w:pPr>
+              <w:spacing w:after="40" w:line="247" w:lineRule="auto"/>
+            </w:pPr>
+            <w:r>
+              <w:rPr>
+                <w:b w:val="0"/>
+                <w:sz w:val="18"/>
+              </w:rPr>
+              <w:t>Full Basel visualizations and checkpoints</w:t>
+            </w:r>
+          </w:p>
+        </w:tc>
+        <w:tc>
+          <w:tcPr>
+            <w:tcW w:type="dxa" w:w="4104"/>
+            <w:vAlign w:val="center"/>
+            <w:tcBorders>
+              <w:top w:val="single" w:sz="4" w:color="D9D9D9"/>
+              <w:left w:val="single" w:sz="4" w:color="D9D9D9"/>
+              <w:bottom w:val="single" w:sz="4" w:color="D9D9D9"/>
+              <w:right w:val="single" w:sz="4" w:color="D9D9D9"/>
+            </w:tcBorders>
+            <w:shd w:fill="FFFFFF"/>
+            <w:tcMar>
+              <w:top w:w="85" w:type="dxa"/>
+              <w:left w:w="85" w:type="dxa"/>
+              <w:bottom w:w="85" w:type="dxa"/>
+              <w:right w:w="85" w:type="dxa"/>
+            </w:tcMar>
+          </w:tcPr>
+          <w:p>
+            <w:pPr>
+              <w:spacing w:after="40" w:line="247" w:lineRule="auto"/>
+            </w:pPr>
+            <w:r>
+              <w:rPr>
+                <w:b w:val="0"/>
+                <w:sz w:val="18"/>
+              </w:rPr>
+              <w:t>Source-annotated ΔPC values and visual explanation</w:t>
+            </w:r>
+          </w:p>
+        </w:tc>
+      </w:tr>
+      <w:tr>
+        <w:trPr>
+          <w:cantSplit/>
+        </w:trPr>
+        <w:tc>
+          <w:tcPr>
+            <w:tcW w:type="dxa" w:w="1800"/>
+            <w:vAlign w:val="center"/>
+            <w:tcBorders>
+              <w:top w:val="single" w:sz="4" w:color="D9D9D9"/>
+              <w:left w:val="single" w:sz="4" w:color="D9D9D9"/>
+              <w:bottom w:val="single" w:sz="4" w:color="D9D9D9"/>
+              <w:right w:val="single" w:sz="4" w:color="D9D9D9"/>
+            </w:tcBorders>
+            <w:shd w:fill="F5F7F8"/>
+            <w:tcMar>
+              <w:top w:w="85" w:type="dxa"/>
+              <w:left w:w="85" w:type="dxa"/>
+              <w:bottom w:w="85" w:type="dxa"/>
+              <w:right w:w="85" w:type="dxa"/>
+            </w:tcMar>
+          </w:tcPr>
+          <w:p>
+            <w:pPr>
+              <w:spacing w:after="40" w:line="247" w:lineRule="auto"/>
+            </w:pPr>
+            <w:r>
+              <w:rPr>
+                <w:b w:val="0"/>
+                <w:sz w:val="18"/>
+              </w:rPr>
+              <w:t>Premier League</w:t>
+            </w:r>
+          </w:p>
+        </w:tc>
+        <w:tc>
+          <w:tcPr>
+            <w:tcW w:type="dxa" w:w="3240"/>
+            <w:vAlign w:val="center"/>
+            <w:tcBorders>
+              <w:top w:val="single" w:sz="4" w:color="D9D9D9"/>
+              <w:left w:val="single" w:sz="4" w:color="D9D9D9"/>
+              <w:bottom w:val="single" w:sz="4" w:color="D9D9D9"/>
+              <w:right w:val="single" w:sz="4" w:color="D9D9D9"/>
+            </w:tcBorders>
+            <w:shd w:fill="F5F7F8"/>
+            <w:tcMar>
+              <w:top w:w="85" w:type="dxa"/>
+              <w:left w:w="85" w:type="dxa"/>
+              <w:bottom w:w="85" w:type="dxa"/>
+              <w:right w:w="85" w:type="dxa"/>
+            </w:tcMar>
+          </w:tcPr>
+          <w:p>
+            <w:pPr>
+              <w:spacing w:after="40" w:line="247" w:lineRule="auto"/>
+            </w:pPr>
+            <w:r>
+              <w:rPr>
+                <w:b w:val="0"/>
+                <w:sz w:val="18"/>
+              </w:rPr>
+              <w:t>Twelve Last Row goal sequences</w:t>
+            </w:r>
+          </w:p>
+        </w:tc>
+        <w:tc>
+          <w:tcPr>
+            <w:tcW w:type="dxa" w:w="4104"/>
+            <w:vAlign w:val="center"/>
+            <w:tcBorders>
+              <w:top w:val="single" w:sz="4" w:color="D9D9D9"/>
+              <w:left w:val="single" w:sz="4" w:color="D9D9D9"/>
+              <w:bottom w:val="single" w:sz="4" w:color="D9D9D9"/>
+              <w:right w:val="single" w:sz="4" w:color="D9D9D9"/>
+            </w:tcBorders>
+            <w:shd w:fill="F5F7F8"/>
+            <w:tcMar>
+              <w:top w:w="85" w:type="dxa"/>
+              <w:left w:w="85" w:type="dxa"/>
+              <w:bottom w:w="85" w:type="dxa"/>
+              <w:right w:w="85" w:type="dxa"/>
+            </w:tcMar>
+          </w:tcPr>
+          <w:p>
+            <w:pPr>
+              <w:spacing w:after="40" w:line="247" w:lineRule="auto"/>
+            </w:pPr>
+            <w:r>
+              <w:rPr>
+                <w:b w:val="0"/>
+                <w:sz w:val="18"/>
+              </w:rPr>
+              <w:t>Approximate paths and conditional moving-scene sensitivity</w:t>
+            </w:r>
+          </w:p>
+        </w:tc>
+      </w:tr>
+      <w:tr>
+        <w:trPr>
+          <w:cantSplit/>
+        </w:trPr>
+        <w:tc>
+          <w:tcPr>
+            <w:tcW w:type="dxa" w:w="1800"/>
+            <w:vAlign w:val="center"/>
+            <w:tcBorders>
+              <w:top w:val="single" w:sz="4" w:color="D9D9D9"/>
+              <w:left w:val="single" w:sz="4" w:color="D9D9D9"/>
+              <w:bottom w:val="single" w:sz="4" w:color="D9D9D9"/>
+              <w:right w:val="single" w:sz="4" w:color="D9D9D9"/>
+            </w:tcBorders>
+            <w:shd w:fill="FFFFFF"/>
+            <w:tcMar>
+              <w:top w:w="85" w:type="dxa"/>
+              <w:left w:w="85" w:type="dxa"/>
+              <w:bottom w:w="85" w:type="dxa"/>
+              <w:right w:w="85" w:type="dxa"/>
+            </w:tcMar>
+          </w:tcPr>
+          <w:p>
+            <w:pPr>
+              <w:spacing w:after="40" w:line="247" w:lineRule="auto"/>
+            </w:pPr>
+            <w:r>
+              <w:rPr>
+                <w:b w:val="0"/>
+                <w:sz w:val="18"/>
+              </w:rPr>
+              <w:t>Synthetic validation</w:t>
+            </w:r>
+          </w:p>
+        </w:tc>
+        <w:tc>
+          <w:tcPr>
+            <w:tcW w:type="dxa" w:w="3240"/>
+            <w:vAlign w:val="center"/>
+            <w:tcBorders>
+              <w:top w:val="single" w:sz="4" w:color="D9D9D9"/>
+              <w:left w:val="single" w:sz="4" w:color="D9D9D9"/>
+              <w:bottom w:val="single" w:sz="4" w:color="D9D9D9"/>
+              <w:right w:val="single" w:sz="4" w:color="D9D9D9"/>
+            </w:tcBorders>
+            <w:shd w:fill="FFFFFF"/>
+            <w:tcMar>
+              <w:top w:w="85" w:type="dxa"/>
+              <w:left w:w="85" w:type="dxa"/>
+              <w:bottom w:w="85" w:type="dxa"/>
+              <w:right w:w="85" w:type="dxa"/>
+            </w:tcMar>
+          </w:tcPr>
+          <w:p>
+            <w:pPr>
+              <w:spacing w:after="40" w:line="247" w:lineRule="auto"/>
+            </w:pPr>
+            <w:r>
+              <w:rPr>
+                <w:b w:val="0"/>
+                <w:sz w:val="18"/>
+              </w:rPr>
+              <w:t>Twelve authored 50 Hz fixtures</w:t>
+            </w:r>
+          </w:p>
+        </w:tc>
+        <w:tc>
+          <w:tcPr>
+            <w:tcW w:type="dxa" w:w="4104"/>
+            <w:vAlign w:val="center"/>
+            <w:tcBorders>
+              <w:top w:val="single" w:sz="4" w:color="D9D9D9"/>
+              <w:left w:val="single" w:sz="4" w:color="D9D9D9"/>
+              <w:bottom w:val="single" w:sz="4" w:color="D9D9D9"/>
+              <w:right w:val="single" w:sz="4" w:color="D9D9D9"/>
+            </w:tcBorders>
+            <w:shd w:fill="FFFFFF"/>
+            <w:tcMar>
+              <w:top w:w="85" w:type="dxa"/>
+              <w:left w:w="85" w:type="dxa"/>
+              <w:bottom w:w="85" w:type="dxa"/>
+              <w:right w:w="85" w:type="dxa"/>
+            </w:tcMar>
+          </w:tcPr>
+          <w:p>
+            <w:pPr>
+              <w:spacing w:after="40" w:line="247" w:lineRule="auto"/>
+            </w:pPr>
+            <w:r>
+              <w:rPr>
+                <w:b w:val="0"/>
+                <w:sz w:val="18"/>
+              </w:rPr>
+              <w:t>Full pitch-control sensitivity and receiving-window tests</w:t>
+            </w:r>
+          </w:p>
+        </w:tc>
+      </w:tr>
+    </w:tbl>
+    <w:p>
+      <w:pPr>
+        <w:pStyle w:val="Heading1"/>
+      </w:pPr>
+      <w:r>
+        <w:t>What the judge receives</w:t>
+      </w:r>
+    </w:p>
+    <w:p>
+      <w:r>
+        <w:t>Download and extract the repository, then open START_HERE.html. No Python, account, API key or server is needed to view it. The featured World Cup case, twelve Premier League cards, saved videos and written analyses are all available offline. The validation laboratory is collapsed below the real cases. A single MP4 evidence explainer and one PNG picture are supplied for the submission form.</w:t>
       </w:r>
     </w:p>
     <w:p>
@@ -43,62 +457,12 @@
         <w:pStyle w:val="Heading1"/>
       </w:pPr>
       <w:r>
-        <w:t>What already works</w:t>
-      </w:r>
-    </w:p>
-    <w:p>
-      <w:pPr>
-        <w:pStyle w:val="ListBullet"/>
-      </w:pPr>
-      <w:r>
-        <w:t>A replay for each example with playback, scrubbing, movement trails and a spatial-change overlay.</w:t>
-      </w:r>
-    </w:p>
-    <w:p>
-      <w:pPr>
-        <w:pStyle w:val="ListBullet"/>
-      </w:pPr>
-      <w:r>
-        <w:t>Measured distances, control-equivalent area, receiver separation and candidate receiving-window duration.</w:t>
-      </w:r>
-    </w:p>
-    <w:p>
-      <w:pPr>
-        <w:pStyle w:val="ListBullet"/>
-      </w:pPr>
-      <w:r>
-        <w:t>Source labels identifying the match instance, run, team, player IDs and analysis window.</w:t>
-      </w:r>
-    </w:p>
-    <w:p>
-      <w:pPr>
-        <w:pStyle w:val="ListBullet"/>
-      </w:pPr>
-      <w:r>
-        <w:t>Input checks, negative controls, mirrored-team checks, and grid and parameter sensitivity measurements.</w:t>
-      </w:r>
-    </w:p>
-    <w:p>
-      <w:pPr>
-        <w:pStyle w:val="Heading1"/>
-      </w:pPr>
-      <w:r>
-        <w:t>Where the data come from</w:t>
+        <w:t>Project foundation</w:t>
       </w:r>
     </w:p>
     <w:p>
       <w:r>
-        <w:t>Every included match is authored and synthetic. Aster FC and Boreal FC are fictional teams. Match IDs run from SIM-MATCH-01 to SIM-MATCH-12; run IDs run from BT-SYN-01-RUN-01 to BT-SYN-12-RUN-01. Player IDs refer to shirt numbers, not real athletes. There are eleven players per team and no real player names.</w:t>
-      </w:r>
-    </w:p>
-    <w:p>
-      <w:r>
-        <w:t>The runner is Home_11, the receiver Home_10 and the carrier Home_8, except the mirrored example, which uses Away_11, Away_10 and Away_8. Full rosters are recorded in each instance.json file. The analysis covers local time 0 to 3.48 seconds, the last 50 Hz sample before the authored pass release at 3.5 seconds. There are 301 samples over six seconds, including 175 samples across the analyzed 3.48-second window. These are synthetic trajectories evaluated every 0.02 seconds, not camera observations. Later animation is context only.</w:t>
-      </w:r>
-    </w:p>
-    <w:p>
-      <w:r>
-        <w:t>No result is presented as a Premier League or World Cup match finding. PFF tracking was not included in the linked code repository. Public Metrica data is anonymized, while Last Row’s named-player data warns that it lacks research accuracy; neither has been silently substituted for the included scenarios.</w:t>
+        <w:t>The code extends Bassel Hammad and coauthors’ off-ball attacking influence research, LaurieOnTracking and a Spearman-style pitch-control implementation. New work adds quantitative metrics, input and possession-role corrections, reproducible examples, source-aware explanations and a simple judging workflow. Credit for earlier research is preserved separately from the new product work.</w:t>
       </w:r>
     </w:p>
     <w:p>
@@ -111,81 +475,584 @@
         <w:pStyle w:val="Heading1"/>
       </w:pPr>
       <w:r>
-        <w:t>How the numbers are calculated</w:t>
-      </w:r>
-    </w:p>
-    <w:p>
-      <w:pPr>
-        <w:pStyle w:val="Heading2"/>
-      </w:pPr>
-      <w:r>
-        <w:t>Control equivalent area in square metres</w:t>
+        <w:t>Di María World Cup final evidence</w:t>
       </w:r>
     </w:p>
     <w:p>
       <w:r>
-        <w:t>The pitch-control model estimates which team could control the ball at each location. We compare the run start with a counterfactual state in which only the runner’s position and velocity advance to the run end. The change in each grid cell is multiplied by the cell’s physical area, then summed. Gains, losses and net change are retained separately.</w:t>
-      </w:r>
-    </w:p>
-    <w:p>
-      <w:pPr>
-        <w:spacing w:after="20"/>
-      </w:pPr>
-      <w:r>
-        <w:rPr>
-          <w:rFonts w:ascii="Consolas" w:hAnsi="Consolas"/>
-          <w:sz w:val="17"/>
-        </w:rPr>
-        <w:t>Control equivalent area = sum(control change × cell area)</w:t>
+        <w:t>FIFA identifies Ángel Di María as Argentina’s scorer in the 36th minute of the final against France on 18 December 2022. The user supplied Basel’s rendered pitch-control visualizations for this event. The complete supplied animations, the sequence 94 video and three annotated checkpoints are included and inspected. No tracking CSV, numeric grid, player-dot mapping or exact ΔPC baseline definition was supplied.</w:t>
       </w:r>
     </w:p>
     <w:p>
       <w:r>
-        <w:t>This is a model sensitivity, not exclusive ownership of an area or proof of causal credit. It is an endpoint comparison, not repeatedly accumulated space. Penalty-area results now weight boundary cells by their exact rectangular overlap instead of counting whole cells by their centres.</w:t>
+        <w:drawing>
+          <wp:inline xmlns:a="http://schemas.openxmlformats.org/drawingml/2006/main" xmlns:pic="http://schemas.openxmlformats.org/drawingml/2006/picture">
+            <wp:extent cx="5029200" cy="3352800"/>
+            <wp:docPr id="1" name="Picture 1"/>
+            <wp:cNvGraphicFramePr>
+              <a:graphicFrameLocks noChangeAspect="1"/>
+            </wp:cNvGraphicFramePr>
+            <a:graphic>
+              <a:graphicData uri="http://schemas.openxmlformats.org/drawingml/2006/picture">
+                <pic:pic>
+                  <pic:nvPicPr>
+                    <pic:cNvPr id="0" name="keyframe-2.png"/>
+                    <pic:cNvPicPr/>
+                  </pic:nvPicPr>
+                  <pic:blipFill>
+                    <a:blip r:embed="rId9"/>
+                    <a:stretch>
+                      <a:fillRect/>
+                    </a:stretch>
+                  </pic:blipFill>
+                  <pic:spPr>
+                    <a:xfrm>
+                      <a:off x="0" y="0"/>
+                      <a:ext cx="5029200" cy="3352800"/>
+                    </a:xfrm>
+                    <a:prstGeom prst="rect"/>
+                  </pic:spPr>
+                </pic:pic>
+              </a:graphicData>
+            </a:graphic>
+          </wp:inline>
+        </w:drawing>
       </w:r>
     </w:p>
-    <w:p>
-      <w:pPr>
-        <w:pStyle w:val="Heading2"/>
-      </w:pPr>
-      <w:r>
-        <w:t>Defender travel in metres</w:t>
-      </w:r>
-    </w:p>
+    <w:tbl>
+      <w:tblPr>
+        <w:tblW w:type="auto" w:w="0"/>
+        <w:jc w:val="center"/>
+        <w:tblLayout w:type="fixed"/>
+        <w:tblLook w:firstColumn="1" w:firstRow="1" w:lastColumn="0" w:lastRow="0" w:noHBand="0" w:noVBand="1" w:val="04A0"/>
+      </w:tblPr>
+      <w:tblGrid>
+        <w:gridCol w:w="1800"/>
+        <w:gridCol w:w="2160"/>
+        <w:gridCol w:w="2592"/>
+        <w:gridCol w:w="2592"/>
+      </w:tblGrid>
+      <w:tr>
+        <w:trPr>
+          <w:cantSplit/>
+          <w:tblHeader/>
+        </w:trPr>
+        <w:tc>
+          <w:tcPr>
+            <w:tcW w:type="dxa" w:w="1800"/>
+            <w:vAlign w:val="center"/>
+            <w:tcBorders>
+              <w:top w:val="single" w:sz="4" w:color="D9D9D9"/>
+              <w:left w:val="single" w:sz="4" w:color="D9D9D9"/>
+              <w:bottom w:val="single" w:sz="4" w:color="D9D9D9"/>
+              <w:right w:val="single" w:sz="4" w:color="D9D9D9"/>
+            </w:tcBorders>
+            <w:shd w:fill="E8EEF1"/>
+            <w:tcMar>
+              <w:top w:w="85" w:type="dxa"/>
+              <w:left w:w="85" w:type="dxa"/>
+              <w:bottom w:w="85" w:type="dxa"/>
+              <w:right w:w="85" w:type="dxa"/>
+            </w:tcMar>
+          </w:tcPr>
+          <w:p>
+            <w:pPr>
+              <w:spacing w:after="40" w:line="247" w:lineRule="auto"/>
+            </w:pPr>
+            <w:r>
+              <w:rPr>
+                <w:b/>
+                <w:sz w:val="18"/>
+              </w:rPr>
+              <w:t>Source clock s</w:t>
+            </w:r>
+          </w:p>
+        </w:tc>
+        <w:tc>
+          <w:tcPr>
+            <w:tcW w:type="dxa" w:w="2160"/>
+            <w:vAlign w:val="center"/>
+            <w:tcBorders>
+              <w:top w:val="single" w:sz="4" w:color="D9D9D9"/>
+              <w:left w:val="single" w:sz="4" w:color="D9D9D9"/>
+              <w:bottom w:val="single" w:sz="4" w:color="D9D9D9"/>
+              <w:right w:val="single" w:sz="4" w:color="D9D9D9"/>
+            </w:tcBorders>
+            <w:shd w:fill="E8EEF1"/>
+            <w:tcMar>
+              <w:top w:w="85" w:type="dxa"/>
+              <w:left w:w="85" w:type="dxa"/>
+              <w:bottom w:w="85" w:type="dxa"/>
+              <w:right w:w="85" w:type="dxa"/>
+            </w:tcMar>
+          </w:tcPr>
+          <w:p>
+            <w:pPr>
+              <w:spacing w:after="40" w:line="247" w:lineRule="auto"/>
+            </w:pPr>
+            <w:r>
+              <w:rPr>
+                <w:b/>
+                <w:sz w:val="18"/>
+              </w:rPr>
+              <w:t>Goal marker offset s</w:t>
+            </w:r>
+          </w:p>
+        </w:tc>
+        <w:tc>
+          <w:tcPr>
+            <w:tcW w:type="dxa" w:w="2592"/>
+            <w:vAlign w:val="center"/>
+            <w:tcBorders>
+              <w:top w:val="single" w:sz="4" w:color="D9D9D9"/>
+              <w:left w:val="single" w:sz="4" w:color="D9D9D9"/>
+              <w:bottom w:val="single" w:sz="4" w:color="D9D9D9"/>
+              <w:right w:val="single" w:sz="4" w:color="D9D9D9"/>
+            </w:tcBorders>
+            <w:shd w:fill="E8EEF1"/>
+            <w:tcMar>
+              <w:top w:w="85" w:type="dxa"/>
+              <w:left w:w="85" w:type="dxa"/>
+              <w:bottom w:w="85" w:type="dxa"/>
+              <w:right w:w="85" w:type="dxa"/>
+            </w:tcMar>
+          </w:tcPr>
+          <w:p>
+            <w:pPr>
+              <w:spacing w:after="40" w:line="247" w:lineRule="auto"/>
+            </w:pPr>
+            <w:r>
+              <w:rPr>
+                <w:b/>
+                <w:sz w:val="18"/>
+              </w:rPr>
+              <w:t>Displayed max gain</w:t>
+            </w:r>
+          </w:p>
+        </w:tc>
+        <w:tc>
+          <w:tcPr>
+            <w:tcW w:type="dxa" w:w="2592"/>
+            <w:vAlign w:val="center"/>
+            <w:tcBorders>
+              <w:top w:val="single" w:sz="4" w:color="D9D9D9"/>
+              <w:left w:val="single" w:sz="4" w:color="D9D9D9"/>
+              <w:bottom w:val="single" w:sz="4" w:color="D9D9D9"/>
+              <w:right w:val="single" w:sz="4" w:color="D9D9D9"/>
+            </w:tcBorders>
+            <w:shd w:fill="E8EEF1"/>
+            <w:tcMar>
+              <w:top w:w="85" w:type="dxa"/>
+              <w:left w:w="85" w:type="dxa"/>
+              <w:bottom w:w="85" w:type="dxa"/>
+              <w:right w:w="85" w:type="dxa"/>
+            </w:tcMar>
+          </w:tcPr>
+          <w:p>
+            <w:pPr>
+              <w:spacing w:after="40" w:line="247" w:lineRule="auto"/>
+            </w:pPr>
+            <w:r>
+              <w:rPr>
+                <w:b/>
+                <w:sz w:val="18"/>
+              </w:rPr>
+              <w:t>Displayed max loss</w:t>
+            </w:r>
+          </w:p>
+        </w:tc>
+      </w:tr>
+      <w:tr>
+        <w:trPr>
+          <w:cantSplit/>
+        </w:trPr>
+        <w:tc>
+          <w:tcPr>
+            <w:tcW w:type="dxa" w:w="1800"/>
+            <w:vAlign w:val="center"/>
+            <w:tcBorders>
+              <w:top w:val="single" w:sz="4" w:color="D9D9D9"/>
+              <w:left w:val="single" w:sz="4" w:color="D9D9D9"/>
+              <w:bottom w:val="single" w:sz="4" w:color="D9D9D9"/>
+              <w:right w:val="single" w:sz="4" w:color="D9D9D9"/>
+            </w:tcBorders>
+            <w:shd w:fill="FFFFFF"/>
+            <w:tcMar>
+              <w:top w:w="85" w:type="dxa"/>
+              <w:left w:w="85" w:type="dxa"/>
+              <w:bottom w:w="85" w:type="dxa"/>
+              <w:right w:w="85" w:type="dxa"/>
+            </w:tcMar>
+          </w:tcPr>
+          <w:p>
+            <w:pPr>
+              <w:spacing w:after="40" w:line="247" w:lineRule="auto"/>
+            </w:pPr>
+            <w:r>
+              <w:rPr>
+                <w:b w:val="0"/>
+                <w:sz w:val="18"/>
+              </w:rPr>
+              <w:t>2111.2</w:t>
+            </w:r>
+          </w:p>
+        </w:tc>
+        <w:tc>
+          <w:tcPr>
+            <w:tcW w:type="dxa" w:w="2160"/>
+            <w:vAlign w:val="center"/>
+            <w:tcBorders>
+              <w:top w:val="single" w:sz="4" w:color="D9D9D9"/>
+              <w:left w:val="single" w:sz="4" w:color="D9D9D9"/>
+              <w:bottom w:val="single" w:sz="4" w:color="D9D9D9"/>
+              <w:right w:val="single" w:sz="4" w:color="D9D9D9"/>
+            </w:tcBorders>
+            <w:shd w:fill="FFFFFF"/>
+            <w:tcMar>
+              <w:top w:w="85" w:type="dxa"/>
+              <w:left w:w="85" w:type="dxa"/>
+              <w:bottom w:w="85" w:type="dxa"/>
+              <w:right w:w="85" w:type="dxa"/>
+            </w:tcMar>
+          </w:tcPr>
+          <w:p>
+            <w:pPr>
+              <w:spacing w:after="40" w:line="247" w:lineRule="auto"/>
+            </w:pPr>
+            <w:r>
+              <w:rPr>
+                <w:b w:val="0"/>
+                <w:sz w:val="18"/>
+              </w:rPr>
+              <w:t>-9.9</w:t>
+            </w:r>
+          </w:p>
+        </w:tc>
+        <w:tc>
+          <w:tcPr>
+            <w:tcW w:type="dxa" w:w="2592"/>
+            <w:vAlign w:val="center"/>
+            <w:tcBorders>
+              <w:top w:val="single" w:sz="4" w:color="D9D9D9"/>
+              <w:left w:val="single" w:sz="4" w:color="D9D9D9"/>
+              <w:bottom w:val="single" w:sz="4" w:color="D9D9D9"/>
+              <w:right w:val="single" w:sz="4" w:color="D9D9D9"/>
+            </w:tcBorders>
+            <w:shd w:fill="FFFFFF"/>
+            <w:tcMar>
+              <w:top w:w="85" w:type="dxa"/>
+              <w:left w:w="85" w:type="dxa"/>
+              <w:bottom w:w="85" w:type="dxa"/>
+              <w:right w:w="85" w:type="dxa"/>
+            </w:tcMar>
+          </w:tcPr>
+          <w:p>
+            <w:pPr>
+              <w:spacing w:after="40" w:line="247" w:lineRule="auto"/>
+            </w:pPr>
+            <w:r>
+              <w:rPr>
+                <w:b w:val="0"/>
+                <w:sz w:val="18"/>
+              </w:rPr>
+              <w:t>+0.047</w:t>
+            </w:r>
+          </w:p>
+        </w:tc>
+        <w:tc>
+          <w:tcPr>
+            <w:tcW w:type="dxa" w:w="2592"/>
+            <w:vAlign w:val="center"/>
+            <w:tcBorders>
+              <w:top w:val="single" w:sz="4" w:color="D9D9D9"/>
+              <w:left w:val="single" w:sz="4" w:color="D9D9D9"/>
+              <w:bottom w:val="single" w:sz="4" w:color="D9D9D9"/>
+              <w:right w:val="single" w:sz="4" w:color="D9D9D9"/>
+            </w:tcBorders>
+            <w:shd w:fill="FFFFFF"/>
+            <w:tcMar>
+              <w:top w:w="85" w:type="dxa"/>
+              <w:left w:w="85" w:type="dxa"/>
+              <w:bottom w:w="85" w:type="dxa"/>
+              <w:right w:w="85" w:type="dxa"/>
+            </w:tcMar>
+          </w:tcPr>
+          <w:p>
+            <w:pPr>
+              <w:spacing w:after="40" w:line="247" w:lineRule="auto"/>
+            </w:pPr>
+            <w:r>
+              <w:rPr>
+                <w:b w:val="0"/>
+                <w:sz w:val="18"/>
+              </w:rPr>
+              <w:t>-0.027</w:t>
+            </w:r>
+          </w:p>
+        </w:tc>
+      </w:tr>
+      <w:tr>
+        <w:trPr>
+          <w:cantSplit/>
+        </w:trPr>
+        <w:tc>
+          <w:tcPr>
+            <w:tcW w:type="dxa" w:w="1800"/>
+            <w:vAlign w:val="center"/>
+            <w:tcBorders>
+              <w:top w:val="single" w:sz="4" w:color="D9D9D9"/>
+              <w:left w:val="single" w:sz="4" w:color="D9D9D9"/>
+              <w:bottom w:val="single" w:sz="4" w:color="D9D9D9"/>
+              <w:right w:val="single" w:sz="4" w:color="D9D9D9"/>
+            </w:tcBorders>
+            <w:shd w:fill="F5F7F8"/>
+            <w:tcMar>
+              <w:top w:w="85" w:type="dxa"/>
+              <w:left w:w="85" w:type="dxa"/>
+              <w:bottom w:w="85" w:type="dxa"/>
+              <w:right w:w="85" w:type="dxa"/>
+            </w:tcMar>
+          </w:tcPr>
+          <w:p>
+            <w:pPr>
+              <w:spacing w:after="40" w:line="247" w:lineRule="auto"/>
+            </w:pPr>
+            <w:r>
+              <w:rPr>
+                <w:b w:val="0"/>
+                <w:sz w:val="18"/>
+              </w:rPr>
+              <w:t>2117.2</w:t>
+            </w:r>
+          </w:p>
+        </w:tc>
+        <w:tc>
+          <w:tcPr>
+            <w:tcW w:type="dxa" w:w="2160"/>
+            <w:vAlign w:val="center"/>
+            <w:tcBorders>
+              <w:top w:val="single" w:sz="4" w:color="D9D9D9"/>
+              <w:left w:val="single" w:sz="4" w:color="D9D9D9"/>
+              <w:bottom w:val="single" w:sz="4" w:color="D9D9D9"/>
+              <w:right w:val="single" w:sz="4" w:color="D9D9D9"/>
+            </w:tcBorders>
+            <w:shd w:fill="F5F7F8"/>
+            <w:tcMar>
+              <w:top w:w="85" w:type="dxa"/>
+              <w:left w:w="85" w:type="dxa"/>
+              <w:bottom w:w="85" w:type="dxa"/>
+              <w:right w:w="85" w:type="dxa"/>
+            </w:tcMar>
+          </w:tcPr>
+          <w:p>
+            <w:pPr>
+              <w:spacing w:after="40" w:line="247" w:lineRule="auto"/>
+            </w:pPr>
+            <w:r>
+              <w:rPr>
+                <w:b w:val="0"/>
+                <w:sz w:val="18"/>
+              </w:rPr>
+              <w:t>-3.9</w:t>
+            </w:r>
+          </w:p>
+        </w:tc>
+        <w:tc>
+          <w:tcPr>
+            <w:tcW w:type="dxa" w:w="2592"/>
+            <w:vAlign w:val="center"/>
+            <w:tcBorders>
+              <w:top w:val="single" w:sz="4" w:color="D9D9D9"/>
+              <w:left w:val="single" w:sz="4" w:color="D9D9D9"/>
+              <w:bottom w:val="single" w:sz="4" w:color="D9D9D9"/>
+              <w:right w:val="single" w:sz="4" w:color="D9D9D9"/>
+            </w:tcBorders>
+            <w:shd w:fill="F5F7F8"/>
+            <w:tcMar>
+              <w:top w:w="85" w:type="dxa"/>
+              <w:left w:w="85" w:type="dxa"/>
+              <w:bottom w:w="85" w:type="dxa"/>
+              <w:right w:w="85" w:type="dxa"/>
+            </w:tcMar>
+          </w:tcPr>
+          <w:p>
+            <w:pPr>
+              <w:spacing w:after="40" w:line="247" w:lineRule="auto"/>
+            </w:pPr>
+            <w:r>
+              <w:rPr>
+                <w:b w:val="0"/>
+                <w:sz w:val="18"/>
+              </w:rPr>
+              <w:t>+0.314</w:t>
+            </w:r>
+          </w:p>
+        </w:tc>
+        <w:tc>
+          <w:tcPr>
+            <w:tcW w:type="dxa" w:w="2592"/>
+            <w:vAlign w:val="center"/>
+            <w:tcBorders>
+              <w:top w:val="single" w:sz="4" w:color="D9D9D9"/>
+              <w:left w:val="single" w:sz="4" w:color="D9D9D9"/>
+              <w:bottom w:val="single" w:sz="4" w:color="D9D9D9"/>
+              <w:right w:val="single" w:sz="4" w:color="D9D9D9"/>
+            </w:tcBorders>
+            <w:shd w:fill="F5F7F8"/>
+            <w:tcMar>
+              <w:top w:w="85" w:type="dxa"/>
+              <w:left w:w="85" w:type="dxa"/>
+              <w:bottom w:w="85" w:type="dxa"/>
+              <w:right w:w="85" w:type="dxa"/>
+            </w:tcMar>
+          </w:tcPr>
+          <w:p>
+            <w:pPr>
+              <w:spacing w:after="40" w:line="247" w:lineRule="auto"/>
+            </w:pPr>
+            <w:r>
+              <w:rPr>
+                <w:b w:val="0"/>
+                <w:sz w:val="18"/>
+              </w:rPr>
+              <w:t>-0.185</w:t>
+            </w:r>
+          </w:p>
+        </w:tc>
+      </w:tr>
+      <w:tr>
+        <w:trPr>
+          <w:cantSplit/>
+        </w:trPr>
+        <w:tc>
+          <w:tcPr>
+            <w:tcW w:type="dxa" w:w="1800"/>
+            <w:vAlign w:val="center"/>
+            <w:tcBorders>
+              <w:top w:val="single" w:sz="4" w:color="D9D9D9"/>
+              <w:left w:val="single" w:sz="4" w:color="D9D9D9"/>
+              <w:bottom w:val="single" w:sz="4" w:color="D9D9D9"/>
+              <w:right w:val="single" w:sz="4" w:color="D9D9D9"/>
+            </w:tcBorders>
+            <w:shd w:fill="FFFFFF"/>
+            <w:tcMar>
+              <w:top w:w="85" w:type="dxa"/>
+              <w:left w:w="85" w:type="dxa"/>
+              <w:bottom w:w="85" w:type="dxa"/>
+              <w:right w:w="85" w:type="dxa"/>
+            </w:tcMar>
+          </w:tcPr>
+          <w:p>
+            <w:pPr>
+              <w:spacing w:after="40" w:line="247" w:lineRule="auto"/>
+            </w:pPr>
+            <w:r>
+              <w:rPr>
+                <w:b w:val="0"/>
+                <w:sz w:val="18"/>
+              </w:rPr>
+              <w:t>2123.1</w:t>
+            </w:r>
+          </w:p>
+        </w:tc>
+        <w:tc>
+          <w:tcPr>
+            <w:tcW w:type="dxa" w:w="2160"/>
+            <w:vAlign w:val="center"/>
+            <w:tcBorders>
+              <w:top w:val="single" w:sz="4" w:color="D9D9D9"/>
+              <w:left w:val="single" w:sz="4" w:color="D9D9D9"/>
+              <w:bottom w:val="single" w:sz="4" w:color="D9D9D9"/>
+              <w:right w:val="single" w:sz="4" w:color="D9D9D9"/>
+            </w:tcBorders>
+            <w:shd w:fill="FFFFFF"/>
+            <w:tcMar>
+              <w:top w:w="85" w:type="dxa"/>
+              <w:left w:w="85" w:type="dxa"/>
+              <w:bottom w:w="85" w:type="dxa"/>
+              <w:right w:w="85" w:type="dxa"/>
+            </w:tcMar>
+          </w:tcPr>
+          <w:p>
+            <w:pPr>
+              <w:spacing w:after="40" w:line="247" w:lineRule="auto"/>
+            </w:pPr>
+            <w:r>
+              <w:rPr>
+                <w:b w:val="0"/>
+                <w:sz w:val="18"/>
+              </w:rPr>
+              <w:t>+2.0</w:t>
+            </w:r>
+          </w:p>
+        </w:tc>
+        <w:tc>
+          <w:tcPr>
+            <w:tcW w:type="dxa" w:w="2592"/>
+            <w:vAlign w:val="center"/>
+            <w:tcBorders>
+              <w:top w:val="single" w:sz="4" w:color="D9D9D9"/>
+              <w:left w:val="single" w:sz="4" w:color="D9D9D9"/>
+              <w:bottom w:val="single" w:sz="4" w:color="D9D9D9"/>
+              <w:right w:val="single" w:sz="4" w:color="D9D9D9"/>
+            </w:tcBorders>
+            <w:shd w:fill="FFFFFF"/>
+            <w:tcMar>
+              <w:top w:w="85" w:type="dxa"/>
+              <w:left w:w="85" w:type="dxa"/>
+              <w:bottom w:w="85" w:type="dxa"/>
+              <w:right w:w="85" w:type="dxa"/>
+            </w:tcMar>
+          </w:tcPr>
+          <w:p>
+            <w:pPr>
+              <w:spacing w:after="40" w:line="247" w:lineRule="auto"/>
+            </w:pPr>
+            <w:r>
+              <w:rPr>
+                <w:b w:val="0"/>
+                <w:sz w:val="18"/>
+              </w:rPr>
+              <w:t>+0.209</w:t>
+            </w:r>
+          </w:p>
+        </w:tc>
+        <w:tc>
+          <w:tcPr>
+            <w:tcW w:type="dxa" w:w="2592"/>
+            <w:vAlign w:val="center"/>
+            <w:tcBorders>
+              <w:top w:val="single" w:sz="4" w:color="D9D9D9"/>
+              <w:left w:val="single" w:sz="4" w:color="D9D9D9"/>
+              <w:bottom w:val="single" w:sz="4" w:color="D9D9D9"/>
+              <w:right w:val="single" w:sz="4" w:color="D9D9D9"/>
+            </w:tcBorders>
+            <w:shd w:fill="FFFFFF"/>
+            <w:tcMar>
+              <w:top w:w="85" w:type="dxa"/>
+              <w:left w:w="85" w:type="dxa"/>
+              <w:bottom w:w="85" w:type="dxa"/>
+              <w:right w:w="85" w:type="dxa"/>
+            </w:tcMar>
+          </w:tcPr>
+          <w:p>
+            <w:pPr>
+              <w:spacing w:after="40" w:line="247" w:lineRule="auto"/>
+            </w:pPr>
+            <w:r>
+              <w:rPr>
+                <w:b w:val="0"/>
+                <w:sz w:val="18"/>
+              </w:rPr>
+              <w:t>-0.145</w:t>
+            </w:r>
+          </w:p>
+        </w:tc>
+      </w:tr>
+    </w:tbl>
     <w:p>
       <w:r>
-        <w:t>We select up to two outfield defenders who are nearest to the runner and within ten metres at the run start. Their travel is the sum of sample-to-sample distances. Distance above 5.5 metres per second is reported separately. A further measure subtracts the average translation of all outfield defenders before measuring the selected defender’s remaining path. This does not remove rotation or establish who caused the movement.</w:t>
-      </w:r>
-    </w:p>
-    <w:p>
-      <w:pPr>
-        <w:pStyle w:val="Heading2"/>
-      </w:pPr>
-      <w:r>
-        <w:t>Receiver separation and available time</w:t>
-      </w:r>
-    </w:p>
-    <w:p>
-      <w:r>
-        <w:t>Receiver separation is the distance to the nearest defender at each sample. A candidate receiving window requires the receiver to be onside, at least three metres from the nearest defender, at a location with at least 0.65 pitch control, and with at least 1.5 metres of straight-line passing-lane clearance. Qualifying sample intervals are summed; the longest uninterrupted window is also reported.</w:t>
-      </w:r>
-    </w:p>
-    <w:p>
-      <w:r>
-        <w:t>The thresholds are explicit heuristics. They are not validated pass-completion probabilities. The lane rule does not model full ball-flight interception. At 50 Hz, the sampling resolution is 0.02 seconds; threshold crossings can occur between samples.</w:t>
-      </w:r>
-    </w:p>
-    <w:p>
-      <w:pPr>
-        <w:pStyle w:val="Heading2"/>
-      </w:pPr>
-      <w:r>
-        <w:t>Shot context and unattributed change</w:t>
-      </w:r>
-    </w:p>
-    <w:p>
-      <w:r>
-        <w:t>No xG model or xG values are supplied for these fixtures. A later shot event is context only. We do not assign a shot’s xG to the runner. We also report the difference between the observed team change and summed individual attacker sensitivities. This residual includes defenders, ball motion and nonlinear interactions, not just synergy.</w:t>
+        <w:t>These are transcribed extrema of the displayed ΔPC field, not total area, xG or exclusive Di María credit. The plot clock and goal marker are source annotations rather than independently aligned broadcast times. The after-goal frame is context only. The upload video uses the full supplied rendered animation and attributed event analysis; it is not a reconstruction of raw tracking. Raw movement metrics remain unavailable for this case. Independently sourced StatsBomb analysis gives shot xG 0.30340916, five completed passes and 9.757 seconds from the first recorded pass to the shot. The provider shot value is not off-ball run credit, and its event clock is not aligned to the supplied plot.</w:t>
       </w:r>
     </w:p>
     <w:p>
@@ -198,12 +1065,12 @@
         <w:pStyle w:val="Heading1"/>
       </w:pPr>
       <w:r>
-        <w:t>Results from twelve examples</w:t>
+        <w:t>Twelve real Premier League sequences</w:t>
       </w:r>
     </w:p>
     <w:p>
       <w:r>
-        <w:t>All values below are calculated from the included synthetic files. Net area is frozen-state model sensitivity in square metres. Defender travel is observed metres. Window is the longest threshold-defined duration in seconds. Grid difference compares the 50-column and 75-column calculations; it is not an accuracy score.</w:t>
+        <w:t>The table uses Ricardo Tavares / Last Row’s educational trajectories. Path lengths are approximate nominal metres obtained by scaling normalized coordinates onto an assumed 105 × 68 m pitch. Actual pitch calibration is unverified. Source scorelines describe the goal-state, not necessarily the final result. Each case includes its focus player, date, official context link, source subset, evidence CSV and replay.</w:t>
       </w:r>
     </w:p>
     <w:tbl>
@@ -214,12 +1081,12 @@
         <w:tblLook w:firstColumn="1" w:firstRow="1" w:lastColumn="0" w:lastRow="0" w:noHBand="0" w:noVBand="1" w:val="04A0"/>
       </w:tblPr>
       <w:tblGrid>
-        <w:gridCol w:w="547"/>
-        <w:gridCol w:w="3744"/>
-        <w:gridCol w:w="1152"/>
+        <w:gridCol w:w="648"/>
+        <w:gridCol w:w="3024"/>
+        <w:gridCol w:w="2232"/>
+        <w:gridCol w:w="1008"/>
+        <w:gridCol w:w="792"/>
         <w:gridCol w:w="936"/>
-        <w:gridCol w:w="792"/>
-        <w:gridCol w:w="1080"/>
       </w:tblGrid>
       <w:tr>
         <w:trPr>
@@ -228,7 +1095,7 @@
         </w:trPr>
         <w:tc>
           <w:tcPr>
-            <w:tcW w:type="dxa" w:w="547"/>
+            <w:tcW w:type="dxa" w:w="648"/>
             <w:vAlign w:val="center"/>
             <w:tcBorders>
               <w:top w:val="single" w:sz="4" w:color="D9D9D9"/>
@@ -259,7 +1126,7 @@
         </w:tc>
         <w:tc>
           <w:tcPr>
-            <w:tcW w:type="dxa" w:w="3744"/>
+            <w:tcW w:type="dxa" w:w="3024"/>
             <w:vAlign w:val="center"/>
             <w:tcBorders>
               <w:top w:val="single" w:sz="4" w:color="D9D9D9"/>
@@ -284,13 +1151,13 @@
                 <w:b/>
                 <w:sz w:val="18"/>
               </w:rPr>
-              <w:t>Movement</w:t>
+              <w:t>Source goal-state</w:t>
             </w:r>
           </w:p>
         </w:tc>
         <w:tc>
           <w:tcPr>
-            <w:tcW w:type="dxa" w:w="1152"/>
+            <w:tcW w:type="dxa" w:w="2232"/>
             <w:vAlign w:val="center"/>
             <w:tcBorders>
               <w:top w:val="single" w:sz="4" w:color="D9D9D9"/>
@@ -315,7 +1182,69 @@
                 <w:b/>
                 <w:sz w:val="18"/>
               </w:rPr>
-              <w:t>Net m²</w:t>
+              <w:t>Focus</w:t>
+            </w:r>
+          </w:p>
+        </w:tc>
+        <w:tc>
+          <w:tcPr>
+            <w:tcW w:type="dxa" w:w="1008"/>
+            <w:vAlign w:val="center"/>
+            <w:tcBorders>
+              <w:top w:val="single" w:sz="4" w:color="D9D9D9"/>
+              <w:left w:val="single" w:sz="4" w:color="D9D9D9"/>
+              <w:bottom w:val="single" w:sz="4" w:color="D9D9D9"/>
+              <w:right w:val="single" w:sz="4" w:color="D9D9D9"/>
+            </w:tcBorders>
+            <w:shd w:fill="E8EEF1"/>
+            <w:tcMar>
+              <w:top w:w="85" w:type="dxa"/>
+              <w:left w:w="85" w:type="dxa"/>
+              <w:bottom w:w="85" w:type="dxa"/>
+              <w:right w:w="85" w:type="dxa"/>
+            </w:tcMar>
+          </w:tcPr>
+          <w:p>
+            <w:pPr>
+              <w:spacing w:after="40" w:line="247" w:lineRule="auto"/>
+            </w:pPr>
+            <w:r>
+              <w:rPr>
+                <w:b/>
+                <w:sz w:val="18"/>
+              </w:rPr>
+              <w:t>Path m*</w:t>
+            </w:r>
+          </w:p>
+        </w:tc>
+        <w:tc>
+          <w:tcPr>
+            <w:tcW w:type="dxa" w:w="792"/>
+            <w:vAlign w:val="center"/>
+            <w:tcBorders>
+              <w:top w:val="single" w:sz="4" w:color="D9D9D9"/>
+              <w:left w:val="single" w:sz="4" w:color="D9D9D9"/>
+              <w:bottom w:val="single" w:sz="4" w:color="D9D9D9"/>
+              <w:right w:val="single" w:sz="4" w:color="D9D9D9"/>
+            </w:tcBorders>
+            <w:shd w:fill="E8EEF1"/>
+            <w:tcMar>
+              <w:top w:w="85" w:type="dxa"/>
+              <w:left w:w="85" w:type="dxa"/>
+              <w:bottom w:w="85" w:type="dxa"/>
+              <w:right w:w="85" w:type="dxa"/>
+            </w:tcMar>
+          </w:tcPr>
+          <w:p>
+            <w:pPr>
+              <w:spacing w:after="40" w:line="247" w:lineRule="auto"/>
+            </w:pPr>
+            <w:r>
+              <w:rPr>
+                <w:b/>
+                <w:sz w:val="18"/>
+              </w:rPr>
+              <w:t>Clip s</w:t>
             </w:r>
           </w:p>
         </w:tc>
@@ -346,69 +1275,7 @@
                 <w:b/>
                 <w:sz w:val="18"/>
               </w:rPr>
-              <w:t>Def m</w:t>
-            </w:r>
-          </w:p>
-        </w:tc>
-        <w:tc>
-          <w:tcPr>
-            <w:tcW w:type="dxa" w:w="792"/>
-            <w:vAlign w:val="center"/>
-            <w:tcBorders>
-              <w:top w:val="single" w:sz="4" w:color="D9D9D9"/>
-              <w:left w:val="single" w:sz="4" w:color="D9D9D9"/>
-              <w:bottom w:val="single" w:sz="4" w:color="D9D9D9"/>
-              <w:right w:val="single" w:sz="4" w:color="D9D9D9"/>
-            </w:tcBorders>
-            <w:shd w:fill="E8EEF1"/>
-            <w:tcMar>
-              <w:top w:w="85" w:type="dxa"/>
-              <w:left w:w="85" w:type="dxa"/>
-              <w:bottom w:w="85" w:type="dxa"/>
-              <w:right w:w="85" w:type="dxa"/>
-            </w:tcMar>
-          </w:tcPr>
-          <w:p>
-            <w:pPr>
-              <w:spacing w:after="40" w:line="247" w:lineRule="auto"/>
-            </w:pPr>
-            <w:r>
-              <w:rPr>
-                <w:b/>
-                <w:sz w:val="18"/>
-              </w:rPr>
-              <w:t>Win s</w:t>
-            </w:r>
-          </w:p>
-        </w:tc>
-        <w:tc>
-          <w:tcPr>
-            <w:tcW w:type="dxa" w:w="1080"/>
-            <w:vAlign w:val="center"/>
-            <w:tcBorders>
-              <w:top w:val="single" w:sz="4" w:color="D9D9D9"/>
-              <w:left w:val="single" w:sz="4" w:color="D9D9D9"/>
-              <w:bottom w:val="single" w:sz="4" w:color="D9D9D9"/>
-              <w:right w:val="single" w:sz="4" w:color="D9D9D9"/>
-            </w:tcBorders>
-            <w:shd w:fill="E8EEF1"/>
-            <w:tcMar>
-              <w:top w:w="85" w:type="dxa"/>
-              <w:left w:w="85" w:type="dxa"/>
-              <w:bottom w:w="85" w:type="dxa"/>
-              <w:right w:w="85" w:type="dxa"/>
-            </w:tcMar>
-          </w:tcPr>
-          <w:p>
-            <w:pPr>
-              <w:spacing w:after="40" w:line="247" w:lineRule="auto"/>
-            </w:pPr>
-            <w:r>
-              <w:rPr>
-                <w:b/>
-                <w:sz w:val="18"/>
-              </w:rPr>
-              <w:t>Grid Δ m²</w:t>
+              <w:t>A D</w:t>
             </w:r>
           </w:p>
         </w:tc>
@@ -419,7 +1286,7 @@
         </w:trPr>
         <w:tc>
           <w:tcPr>
-            <w:tcW w:type="dxa" w:w="547"/>
+            <w:tcW w:type="dxa" w:w="648"/>
             <w:vAlign w:val="center"/>
             <w:tcBorders>
               <w:top w:val="single" w:sz="4" w:color="D9D9D9"/>
@@ -444,13 +1311,13 @@
                 <w:b w:val="0"/>
                 <w:sz w:val="18"/>
               </w:rPr>
-              <w:t>01</w:t>
+              <w:t>PL-01</w:t>
             </w:r>
           </w:p>
         </w:tc>
         <w:tc>
           <w:tcPr>
-            <w:tcW w:type="dxa" w:w="3744"/>
+            <w:tcW w:type="dxa" w:w="3024"/>
             <w:vAlign w:val="center"/>
             <w:tcBorders>
               <w:top w:val="single" w:sz="4" w:color="D9D9D9"/>
@@ -475,13 +1342,13 @@
                 <w:b w:val="0"/>
                 <w:sz w:val="18"/>
               </w:rPr>
-              <w:t>Diagonal run toward the left channel</w:t>
+              <w:t>Bournemouth 0 - 3 Liverpool</w:t>
             </w:r>
           </w:p>
         </w:tc>
         <w:tc>
           <w:tcPr>
-            <w:tcW w:type="dxa" w:w="1152"/>
+            <w:tcW w:type="dxa" w:w="2232"/>
             <w:vAlign w:val="center"/>
             <w:tcBorders>
               <w:top w:val="single" w:sz="4" w:color="D9D9D9"/>
@@ -506,7 +1373,69 @@
                 <w:b w:val="0"/>
                 <w:sz w:val="18"/>
               </w:rPr>
-              <w:t>+275.06</w:t>
+              <w:t>Naby Keïta</w:t>
+            </w:r>
+          </w:p>
+        </w:tc>
+        <w:tc>
+          <w:tcPr>
+            <w:tcW w:type="dxa" w:w="1008"/>
+            <w:vAlign w:val="center"/>
+            <w:tcBorders>
+              <w:top w:val="single" w:sz="4" w:color="D9D9D9"/>
+              <w:left w:val="single" w:sz="4" w:color="D9D9D9"/>
+              <w:bottom w:val="single" w:sz="4" w:color="D9D9D9"/>
+              <w:right w:val="single" w:sz="4" w:color="D9D9D9"/>
+            </w:tcBorders>
+            <w:shd w:fill="FFFFFF"/>
+            <w:tcMar>
+              <w:top w:w="85" w:type="dxa"/>
+              <w:left w:w="85" w:type="dxa"/>
+              <w:bottom w:w="85" w:type="dxa"/>
+              <w:right w:w="85" w:type="dxa"/>
+            </w:tcMar>
+          </w:tcPr>
+          <w:p>
+            <w:pPr>
+              <w:spacing w:after="40" w:line="247" w:lineRule="auto"/>
+            </w:pPr>
+            <w:r>
+              <w:rPr>
+                <w:b w:val="0"/>
+                <w:sz w:val="18"/>
+              </w:rPr>
+              <w:t>35.66</w:t>
+            </w:r>
+          </w:p>
+        </w:tc>
+        <w:tc>
+          <w:tcPr>
+            <w:tcW w:type="dxa" w:w="792"/>
+            <w:vAlign w:val="center"/>
+            <w:tcBorders>
+              <w:top w:val="single" w:sz="4" w:color="D9D9D9"/>
+              <w:left w:val="single" w:sz="4" w:color="D9D9D9"/>
+              <w:bottom w:val="single" w:sz="4" w:color="D9D9D9"/>
+              <w:right w:val="single" w:sz="4" w:color="D9D9D9"/>
+            </w:tcBorders>
+            <w:shd w:fill="FFFFFF"/>
+            <w:tcMar>
+              <w:top w:w="85" w:type="dxa"/>
+              <w:left w:w="85" w:type="dxa"/>
+              <w:bottom w:w="85" w:type="dxa"/>
+              <w:right w:w="85" w:type="dxa"/>
+            </w:tcMar>
+          </w:tcPr>
+          <w:p>
+            <w:pPr>
+              <w:spacing w:after="40" w:line="247" w:lineRule="auto"/>
+            </w:pPr>
+            <w:r>
+              <w:rPr>
+                <w:b w:val="0"/>
+                <w:sz w:val="18"/>
+              </w:rPr>
+              <w:t>8.50</w:t>
             </w:r>
           </w:p>
         </w:tc>
@@ -537,7 +1466,327 @@
                 <w:b w:val="0"/>
                 <w:sz w:val="18"/>
               </w:rPr>
-              <w:t>21.28</w:t>
+              <w:t>7 / 10</w:t>
+            </w:r>
+          </w:p>
+        </w:tc>
+      </w:tr>
+      <w:tr>
+        <w:trPr>
+          <w:cantSplit/>
+        </w:trPr>
+        <w:tc>
+          <w:tcPr>
+            <w:tcW w:type="dxa" w:w="648"/>
+            <w:vAlign w:val="center"/>
+            <w:tcBorders>
+              <w:top w:val="single" w:sz="4" w:color="D9D9D9"/>
+              <w:left w:val="single" w:sz="4" w:color="D9D9D9"/>
+              <w:bottom w:val="single" w:sz="4" w:color="D9D9D9"/>
+              <w:right w:val="single" w:sz="4" w:color="D9D9D9"/>
+            </w:tcBorders>
+            <w:shd w:fill="F5F7F8"/>
+            <w:tcMar>
+              <w:top w:w="85" w:type="dxa"/>
+              <w:left w:w="85" w:type="dxa"/>
+              <w:bottom w:w="85" w:type="dxa"/>
+              <w:right w:w="85" w:type="dxa"/>
+            </w:tcMar>
+          </w:tcPr>
+          <w:p>
+            <w:pPr>
+              <w:spacing w:after="40" w:line="247" w:lineRule="auto"/>
+            </w:pPr>
+            <w:r>
+              <w:rPr>
+                <w:b w:val="0"/>
+                <w:sz w:val="18"/>
+              </w:rPr>
+              <w:t>PL-02</w:t>
+            </w:r>
+          </w:p>
+        </w:tc>
+        <w:tc>
+          <w:tcPr>
+            <w:tcW w:type="dxa" w:w="3024"/>
+            <w:vAlign w:val="center"/>
+            <w:tcBorders>
+              <w:top w:val="single" w:sz="4" w:color="D9D9D9"/>
+              <w:left w:val="single" w:sz="4" w:color="D9D9D9"/>
+              <w:bottom w:val="single" w:sz="4" w:color="D9D9D9"/>
+              <w:right w:val="single" w:sz="4" w:color="D9D9D9"/>
+            </w:tcBorders>
+            <w:shd w:fill="F5F7F8"/>
+            <w:tcMar>
+              <w:top w:w="85" w:type="dxa"/>
+              <w:left w:w="85" w:type="dxa"/>
+              <w:bottom w:w="85" w:type="dxa"/>
+              <w:right w:w="85" w:type="dxa"/>
+            </w:tcMar>
+          </w:tcPr>
+          <w:p>
+            <w:pPr>
+              <w:spacing w:after="40" w:line="247" w:lineRule="auto"/>
+            </w:pPr>
+            <w:r>
+              <w:rPr>
+                <w:b w:val="0"/>
+                <w:sz w:val="18"/>
+              </w:rPr>
+              <w:t>Fulham 0 - 1 Liverpool</w:t>
+            </w:r>
+          </w:p>
+        </w:tc>
+        <w:tc>
+          <w:tcPr>
+            <w:tcW w:type="dxa" w:w="2232"/>
+            <w:vAlign w:val="center"/>
+            <w:tcBorders>
+              <w:top w:val="single" w:sz="4" w:color="D9D9D9"/>
+              <w:left w:val="single" w:sz="4" w:color="D9D9D9"/>
+              <w:bottom w:val="single" w:sz="4" w:color="D9D9D9"/>
+              <w:right w:val="single" w:sz="4" w:color="D9D9D9"/>
+            </w:tcBorders>
+            <w:shd w:fill="F5F7F8"/>
+            <w:tcMar>
+              <w:top w:w="85" w:type="dxa"/>
+              <w:left w:w="85" w:type="dxa"/>
+              <w:bottom w:w="85" w:type="dxa"/>
+              <w:right w:w="85" w:type="dxa"/>
+            </w:tcMar>
+          </w:tcPr>
+          <w:p>
+            <w:pPr>
+              <w:spacing w:after="40" w:line="247" w:lineRule="auto"/>
+            </w:pPr>
+            <w:r>
+              <w:rPr>
+                <w:b w:val="0"/>
+                <w:sz w:val="18"/>
+              </w:rPr>
+              <w:t>Roberto Firmino</w:t>
+            </w:r>
+          </w:p>
+        </w:tc>
+        <w:tc>
+          <w:tcPr>
+            <w:tcW w:type="dxa" w:w="1008"/>
+            <w:vAlign w:val="center"/>
+            <w:tcBorders>
+              <w:top w:val="single" w:sz="4" w:color="D9D9D9"/>
+              <w:left w:val="single" w:sz="4" w:color="D9D9D9"/>
+              <w:bottom w:val="single" w:sz="4" w:color="D9D9D9"/>
+              <w:right w:val="single" w:sz="4" w:color="D9D9D9"/>
+            </w:tcBorders>
+            <w:shd w:fill="F5F7F8"/>
+            <w:tcMar>
+              <w:top w:w="85" w:type="dxa"/>
+              <w:left w:w="85" w:type="dxa"/>
+              <w:bottom w:w="85" w:type="dxa"/>
+              <w:right w:w="85" w:type="dxa"/>
+            </w:tcMar>
+          </w:tcPr>
+          <w:p>
+            <w:pPr>
+              <w:spacing w:after="40" w:line="247" w:lineRule="auto"/>
+            </w:pPr>
+            <w:r>
+              <w:rPr>
+                <w:b w:val="0"/>
+                <w:sz w:val="18"/>
+              </w:rPr>
+              <w:t>49.70</w:t>
+            </w:r>
+          </w:p>
+        </w:tc>
+        <w:tc>
+          <w:tcPr>
+            <w:tcW w:type="dxa" w:w="792"/>
+            <w:vAlign w:val="center"/>
+            <w:tcBorders>
+              <w:top w:val="single" w:sz="4" w:color="D9D9D9"/>
+              <w:left w:val="single" w:sz="4" w:color="D9D9D9"/>
+              <w:bottom w:val="single" w:sz="4" w:color="D9D9D9"/>
+              <w:right w:val="single" w:sz="4" w:color="D9D9D9"/>
+            </w:tcBorders>
+            <w:shd w:fill="F5F7F8"/>
+            <w:tcMar>
+              <w:top w:w="85" w:type="dxa"/>
+              <w:left w:w="85" w:type="dxa"/>
+              <w:bottom w:w="85" w:type="dxa"/>
+              <w:right w:w="85" w:type="dxa"/>
+            </w:tcMar>
+          </w:tcPr>
+          <w:p>
+            <w:pPr>
+              <w:spacing w:after="40" w:line="247" w:lineRule="auto"/>
+            </w:pPr>
+            <w:r>
+              <w:rPr>
+                <w:b w:val="0"/>
+                <w:sz w:val="18"/>
+              </w:rPr>
+              <w:t>9.10</w:t>
+            </w:r>
+          </w:p>
+        </w:tc>
+        <w:tc>
+          <w:tcPr>
+            <w:tcW w:type="dxa" w:w="936"/>
+            <w:vAlign w:val="center"/>
+            <w:tcBorders>
+              <w:top w:val="single" w:sz="4" w:color="D9D9D9"/>
+              <w:left w:val="single" w:sz="4" w:color="D9D9D9"/>
+              <w:bottom w:val="single" w:sz="4" w:color="D9D9D9"/>
+              <w:right w:val="single" w:sz="4" w:color="D9D9D9"/>
+            </w:tcBorders>
+            <w:shd w:fill="F5F7F8"/>
+            <w:tcMar>
+              <w:top w:w="85" w:type="dxa"/>
+              <w:left w:w="85" w:type="dxa"/>
+              <w:bottom w:w="85" w:type="dxa"/>
+              <w:right w:w="85" w:type="dxa"/>
+            </w:tcMar>
+          </w:tcPr>
+          <w:p>
+            <w:pPr>
+              <w:spacing w:after="40" w:line="247" w:lineRule="auto"/>
+            </w:pPr>
+            <w:r>
+              <w:rPr>
+                <w:b w:val="0"/>
+                <w:sz w:val="18"/>
+              </w:rPr>
+              <w:t>9 / 11</w:t>
+            </w:r>
+          </w:p>
+        </w:tc>
+      </w:tr>
+      <w:tr>
+        <w:trPr>
+          <w:cantSplit/>
+        </w:trPr>
+        <w:tc>
+          <w:tcPr>
+            <w:tcW w:type="dxa" w:w="648"/>
+            <w:vAlign w:val="center"/>
+            <w:tcBorders>
+              <w:top w:val="single" w:sz="4" w:color="D9D9D9"/>
+              <w:left w:val="single" w:sz="4" w:color="D9D9D9"/>
+              <w:bottom w:val="single" w:sz="4" w:color="D9D9D9"/>
+              <w:right w:val="single" w:sz="4" w:color="D9D9D9"/>
+            </w:tcBorders>
+            <w:shd w:fill="FFFFFF"/>
+            <w:tcMar>
+              <w:top w:w="85" w:type="dxa"/>
+              <w:left w:w="85" w:type="dxa"/>
+              <w:bottom w:w="85" w:type="dxa"/>
+              <w:right w:w="85" w:type="dxa"/>
+            </w:tcMar>
+          </w:tcPr>
+          <w:p>
+            <w:pPr>
+              <w:spacing w:after="40" w:line="247" w:lineRule="auto"/>
+            </w:pPr>
+            <w:r>
+              <w:rPr>
+                <w:b w:val="0"/>
+                <w:sz w:val="18"/>
+              </w:rPr>
+              <w:t>PL-03</w:t>
+            </w:r>
+          </w:p>
+        </w:tc>
+        <w:tc>
+          <w:tcPr>
+            <w:tcW w:type="dxa" w:w="3024"/>
+            <w:vAlign w:val="center"/>
+            <w:tcBorders>
+              <w:top w:val="single" w:sz="4" w:color="D9D9D9"/>
+              <w:left w:val="single" w:sz="4" w:color="D9D9D9"/>
+              <w:bottom w:val="single" w:sz="4" w:color="D9D9D9"/>
+              <w:right w:val="single" w:sz="4" w:color="D9D9D9"/>
+            </w:tcBorders>
+            <w:shd w:fill="FFFFFF"/>
+            <w:tcMar>
+              <w:top w:w="85" w:type="dxa"/>
+              <w:left w:w="85" w:type="dxa"/>
+              <w:bottom w:w="85" w:type="dxa"/>
+              <w:right w:w="85" w:type="dxa"/>
+            </w:tcMar>
+          </w:tcPr>
+          <w:p>
+            <w:pPr>
+              <w:spacing w:after="40" w:line="247" w:lineRule="auto"/>
+            </w:pPr>
+            <w:r>
+              <w:rPr>
+                <w:b w:val="0"/>
+                <w:sz w:val="18"/>
+              </w:rPr>
+              <w:t>Leicester 0 - 3 Liverpool</w:t>
+            </w:r>
+          </w:p>
+        </w:tc>
+        <w:tc>
+          <w:tcPr>
+            <w:tcW w:type="dxa" w:w="2232"/>
+            <w:vAlign w:val="center"/>
+            <w:tcBorders>
+              <w:top w:val="single" w:sz="4" w:color="D9D9D9"/>
+              <w:left w:val="single" w:sz="4" w:color="D9D9D9"/>
+              <w:bottom w:val="single" w:sz="4" w:color="D9D9D9"/>
+              <w:right w:val="single" w:sz="4" w:color="D9D9D9"/>
+            </w:tcBorders>
+            <w:shd w:fill="FFFFFF"/>
+            <w:tcMar>
+              <w:top w:w="85" w:type="dxa"/>
+              <w:left w:w="85" w:type="dxa"/>
+              <w:bottom w:w="85" w:type="dxa"/>
+              <w:right w:w="85" w:type="dxa"/>
+            </w:tcMar>
+          </w:tcPr>
+          <w:p>
+            <w:pPr>
+              <w:spacing w:after="40" w:line="247" w:lineRule="auto"/>
+            </w:pPr>
+            <w:r>
+              <w:rPr>
+                <w:b w:val="0"/>
+                <w:sz w:val="18"/>
+              </w:rPr>
+              <w:t>Trent Alexander-Arnold</w:t>
+            </w:r>
+          </w:p>
+        </w:tc>
+        <w:tc>
+          <w:tcPr>
+            <w:tcW w:type="dxa" w:w="1008"/>
+            <w:vAlign w:val="center"/>
+            <w:tcBorders>
+              <w:top w:val="single" w:sz="4" w:color="D9D9D9"/>
+              <w:left w:val="single" w:sz="4" w:color="D9D9D9"/>
+              <w:bottom w:val="single" w:sz="4" w:color="D9D9D9"/>
+              <w:right w:val="single" w:sz="4" w:color="D9D9D9"/>
+            </w:tcBorders>
+            <w:shd w:fill="FFFFFF"/>
+            <w:tcMar>
+              <w:top w:w="85" w:type="dxa"/>
+              <w:left w:w="85" w:type="dxa"/>
+              <w:bottom w:w="85" w:type="dxa"/>
+              <w:right w:w="85" w:type="dxa"/>
+            </w:tcMar>
+          </w:tcPr>
+          <w:p>
+            <w:pPr>
+              <w:spacing w:after="40" w:line="247" w:lineRule="auto"/>
+            </w:pPr>
+            <w:r>
+              <w:rPr>
+                <w:b w:val="0"/>
+                <w:sz w:val="18"/>
+              </w:rPr>
+              <w:t>25.54</w:t>
             </w:r>
           </w:p>
         </w:tc>
@@ -568,13 +1817,13 @@
                 <w:b w:val="0"/>
                 <w:sz w:val="18"/>
               </w:rPr>
-              <w:t>2.26</w:t>
+              <w:t>6.20</w:t>
             </w:r>
           </w:p>
         </w:tc>
         <w:tc>
           <w:tcPr>
-            <w:tcW w:type="dxa" w:w="1080"/>
+            <w:tcW w:type="dxa" w:w="936"/>
             <w:vAlign w:val="center"/>
             <w:tcBorders>
               <w:top w:val="single" w:sz="4" w:color="D9D9D9"/>
@@ -599,7 +1848,7 @@
                 <w:b w:val="0"/>
                 <w:sz w:val="18"/>
               </w:rPr>
-              <w:t>0.03</w:t>
+              <w:t>10 / 11</w:t>
             </w:r>
           </w:p>
         </w:tc>
@@ -610,7 +1859,7 @@
         </w:trPr>
         <w:tc>
           <w:tcPr>
-            <w:tcW w:type="dxa" w:w="547"/>
+            <w:tcW w:type="dxa" w:w="648"/>
             <w:vAlign w:val="center"/>
             <w:tcBorders>
               <w:top w:val="single" w:sz="4" w:color="D9D9D9"/>
@@ -635,13 +1884,13 @@
                 <w:b w:val="0"/>
                 <w:sz w:val="18"/>
               </w:rPr>
-              <w:t>02</w:t>
+              <w:t>PL-04</w:t>
             </w:r>
           </w:p>
         </w:tc>
         <w:tc>
           <w:tcPr>
-            <w:tcW w:type="dxa" w:w="3744"/>
+            <w:tcW w:type="dxa" w:w="3024"/>
             <w:vAlign w:val="center"/>
             <w:tcBorders>
               <w:top w:val="single" w:sz="4" w:color="D9D9D9"/>
@@ -666,13 +1915,13 @@
                 <w:b w:val="0"/>
                 <w:sz w:val="18"/>
               </w:rPr>
-              <w:t>Straight run behind the defensive line</w:t>
+              <w:t>Liverpool 1 - 0 Everton</w:t>
             </w:r>
           </w:p>
         </w:tc>
         <w:tc>
           <w:tcPr>
-            <w:tcW w:type="dxa" w:w="1152"/>
+            <w:tcW w:type="dxa" w:w="2232"/>
             <w:vAlign w:val="center"/>
             <w:tcBorders>
               <w:top w:val="single" w:sz="4" w:color="D9D9D9"/>
@@ -697,7 +1946,69 @@
                 <w:b w:val="0"/>
                 <w:sz w:val="18"/>
               </w:rPr>
-              <w:t>+317.38</w:t>
+              <w:t>Sadio Mané</w:t>
+            </w:r>
+          </w:p>
+        </w:tc>
+        <w:tc>
+          <w:tcPr>
+            <w:tcW w:type="dxa" w:w="1008"/>
+            <w:vAlign w:val="center"/>
+            <w:tcBorders>
+              <w:top w:val="single" w:sz="4" w:color="D9D9D9"/>
+              <w:left w:val="single" w:sz="4" w:color="D9D9D9"/>
+              <w:bottom w:val="single" w:sz="4" w:color="D9D9D9"/>
+              <w:right w:val="single" w:sz="4" w:color="D9D9D9"/>
+            </w:tcBorders>
+            <w:shd w:fill="F5F7F8"/>
+            <w:tcMar>
+              <w:top w:w="85" w:type="dxa"/>
+              <w:left w:w="85" w:type="dxa"/>
+              <w:bottom w:w="85" w:type="dxa"/>
+              <w:right w:w="85" w:type="dxa"/>
+            </w:tcMar>
+          </w:tcPr>
+          <w:p>
+            <w:pPr>
+              <w:spacing w:after="40" w:line="247" w:lineRule="auto"/>
+            </w:pPr>
+            <w:r>
+              <w:rPr>
+                <w:b w:val="0"/>
+                <w:sz w:val="18"/>
+              </w:rPr>
+              <w:t>54.88</w:t>
+            </w:r>
+          </w:p>
+        </w:tc>
+        <w:tc>
+          <w:tcPr>
+            <w:tcW w:type="dxa" w:w="792"/>
+            <w:vAlign w:val="center"/>
+            <w:tcBorders>
+              <w:top w:val="single" w:sz="4" w:color="D9D9D9"/>
+              <w:left w:val="single" w:sz="4" w:color="D9D9D9"/>
+              <w:bottom w:val="single" w:sz="4" w:color="D9D9D9"/>
+              <w:right w:val="single" w:sz="4" w:color="D9D9D9"/>
+            </w:tcBorders>
+            <w:shd w:fill="F5F7F8"/>
+            <w:tcMar>
+              <w:top w:w="85" w:type="dxa"/>
+              <w:left w:w="85" w:type="dxa"/>
+              <w:bottom w:w="85" w:type="dxa"/>
+              <w:right w:w="85" w:type="dxa"/>
+            </w:tcMar>
+          </w:tcPr>
+          <w:p>
+            <w:pPr>
+              <w:spacing w:after="40" w:line="247" w:lineRule="auto"/>
+            </w:pPr>
+            <w:r>
+              <w:rPr>
+                <w:b w:val="0"/>
+                <w:sz w:val="18"/>
+              </w:rPr>
+              <w:t>9.90</w:t>
             </w:r>
           </w:p>
         </w:tc>
@@ -728,7 +2039,327 @@
                 <w:b w:val="0"/>
                 <w:sz w:val="18"/>
               </w:rPr>
-              <w:t>14.91</w:t>
+              <w:t>10 / 11</w:t>
+            </w:r>
+          </w:p>
+        </w:tc>
+      </w:tr>
+      <w:tr>
+        <w:trPr>
+          <w:cantSplit/>
+        </w:trPr>
+        <w:tc>
+          <w:tcPr>
+            <w:tcW w:type="dxa" w:w="648"/>
+            <w:vAlign w:val="center"/>
+            <w:tcBorders>
+              <w:top w:val="single" w:sz="4" w:color="D9D9D9"/>
+              <w:left w:val="single" w:sz="4" w:color="D9D9D9"/>
+              <w:bottom w:val="single" w:sz="4" w:color="D9D9D9"/>
+              <w:right w:val="single" w:sz="4" w:color="D9D9D9"/>
+            </w:tcBorders>
+            <w:shd w:fill="FFFFFF"/>
+            <w:tcMar>
+              <w:top w:w="85" w:type="dxa"/>
+              <w:left w:w="85" w:type="dxa"/>
+              <w:bottom w:w="85" w:type="dxa"/>
+              <w:right w:w="85" w:type="dxa"/>
+            </w:tcMar>
+          </w:tcPr>
+          <w:p>
+            <w:pPr>
+              <w:spacing w:after="40" w:line="247" w:lineRule="auto"/>
+            </w:pPr>
+            <w:r>
+              <w:rPr>
+                <w:b w:val="0"/>
+                <w:sz w:val="18"/>
+              </w:rPr>
+              <w:t>PL-05</w:t>
+            </w:r>
+          </w:p>
+        </w:tc>
+        <w:tc>
+          <w:tcPr>
+            <w:tcW w:type="dxa" w:w="3024"/>
+            <w:vAlign w:val="center"/>
+            <w:tcBorders>
+              <w:top w:val="single" w:sz="4" w:color="D9D9D9"/>
+              <w:left w:val="single" w:sz="4" w:color="D9D9D9"/>
+              <w:bottom w:val="single" w:sz="4" w:color="D9D9D9"/>
+              <w:right w:val="single" w:sz="4" w:color="D9D9D9"/>
+            </w:tcBorders>
+            <w:shd w:fill="FFFFFF"/>
+            <w:tcMar>
+              <w:top w:w="85" w:type="dxa"/>
+              <w:left w:w="85" w:type="dxa"/>
+              <w:bottom w:w="85" w:type="dxa"/>
+              <w:right w:w="85" w:type="dxa"/>
+            </w:tcMar>
+          </w:tcPr>
+          <w:p>
+            <w:pPr>
+              <w:spacing w:after="40" w:line="247" w:lineRule="auto"/>
+            </w:pPr>
+            <w:r>
+              <w:rPr>
+                <w:b w:val="0"/>
+                <w:sz w:val="18"/>
+              </w:rPr>
+              <w:t>Liverpool 1 - 0 Watford</w:t>
+            </w:r>
+          </w:p>
+        </w:tc>
+        <w:tc>
+          <w:tcPr>
+            <w:tcW w:type="dxa" w:w="2232"/>
+            <w:vAlign w:val="center"/>
+            <w:tcBorders>
+              <w:top w:val="single" w:sz="4" w:color="D9D9D9"/>
+              <w:left w:val="single" w:sz="4" w:color="D9D9D9"/>
+              <w:bottom w:val="single" w:sz="4" w:color="D9D9D9"/>
+              <w:right w:val="single" w:sz="4" w:color="D9D9D9"/>
+            </w:tcBorders>
+            <w:shd w:fill="FFFFFF"/>
+            <w:tcMar>
+              <w:top w:w="85" w:type="dxa"/>
+              <w:left w:w="85" w:type="dxa"/>
+              <w:bottom w:w="85" w:type="dxa"/>
+              <w:right w:w="85" w:type="dxa"/>
+            </w:tcMar>
+          </w:tcPr>
+          <w:p>
+            <w:pPr>
+              <w:spacing w:after="40" w:line="247" w:lineRule="auto"/>
+            </w:pPr>
+            <w:r>
+              <w:rPr>
+                <w:b w:val="0"/>
+                <w:sz w:val="18"/>
+              </w:rPr>
+              <w:t>Sadio Mané</w:t>
+            </w:r>
+          </w:p>
+        </w:tc>
+        <w:tc>
+          <w:tcPr>
+            <w:tcW w:type="dxa" w:w="1008"/>
+            <w:vAlign w:val="center"/>
+            <w:tcBorders>
+              <w:top w:val="single" w:sz="4" w:color="D9D9D9"/>
+              <w:left w:val="single" w:sz="4" w:color="D9D9D9"/>
+              <w:bottom w:val="single" w:sz="4" w:color="D9D9D9"/>
+              <w:right w:val="single" w:sz="4" w:color="D9D9D9"/>
+            </w:tcBorders>
+            <w:shd w:fill="FFFFFF"/>
+            <w:tcMar>
+              <w:top w:w="85" w:type="dxa"/>
+              <w:left w:w="85" w:type="dxa"/>
+              <w:bottom w:w="85" w:type="dxa"/>
+              <w:right w:w="85" w:type="dxa"/>
+            </w:tcMar>
+          </w:tcPr>
+          <w:p>
+            <w:pPr>
+              <w:spacing w:after="40" w:line="247" w:lineRule="auto"/>
+            </w:pPr>
+            <w:r>
+              <w:rPr>
+                <w:b w:val="0"/>
+                <w:sz w:val="18"/>
+              </w:rPr>
+              <w:t>70.17</w:t>
+            </w:r>
+          </w:p>
+        </w:tc>
+        <w:tc>
+          <w:tcPr>
+            <w:tcW w:type="dxa" w:w="792"/>
+            <w:vAlign w:val="center"/>
+            <w:tcBorders>
+              <w:top w:val="single" w:sz="4" w:color="D9D9D9"/>
+              <w:left w:val="single" w:sz="4" w:color="D9D9D9"/>
+              <w:bottom w:val="single" w:sz="4" w:color="D9D9D9"/>
+              <w:right w:val="single" w:sz="4" w:color="D9D9D9"/>
+            </w:tcBorders>
+            <w:shd w:fill="FFFFFF"/>
+            <w:tcMar>
+              <w:top w:w="85" w:type="dxa"/>
+              <w:left w:w="85" w:type="dxa"/>
+              <w:bottom w:w="85" w:type="dxa"/>
+              <w:right w:w="85" w:type="dxa"/>
+            </w:tcMar>
+          </w:tcPr>
+          <w:p>
+            <w:pPr>
+              <w:spacing w:after="40" w:line="247" w:lineRule="auto"/>
+            </w:pPr>
+            <w:r>
+              <w:rPr>
+                <w:b w:val="0"/>
+                <w:sz w:val="18"/>
+              </w:rPr>
+              <w:t>11.20</w:t>
+            </w:r>
+          </w:p>
+        </w:tc>
+        <w:tc>
+          <w:tcPr>
+            <w:tcW w:type="dxa" w:w="936"/>
+            <w:vAlign w:val="center"/>
+            <w:tcBorders>
+              <w:top w:val="single" w:sz="4" w:color="D9D9D9"/>
+              <w:left w:val="single" w:sz="4" w:color="D9D9D9"/>
+              <w:bottom w:val="single" w:sz="4" w:color="D9D9D9"/>
+              <w:right w:val="single" w:sz="4" w:color="D9D9D9"/>
+            </w:tcBorders>
+            <w:shd w:fill="FFFFFF"/>
+            <w:tcMar>
+              <w:top w:w="85" w:type="dxa"/>
+              <w:left w:w="85" w:type="dxa"/>
+              <w:bottom w:w="85" w:type="dxa"/>
+              <w:right w:w="85" w:type="dxa"/>
+            </w:tcMar>
+          </w:tcPr>
+          <w:p>
+            <w:pPr>
+              <w:spacing w:after="40" w:line="247" w:lineRule="auto"/>
+            </w:pPr>
+            <w:r>
+              <w:rPr>
+                <w:b w:val="0"/>
+                <w:sz w:val="18"/>
+              </w:rPr>
+              <w:t>10 / 11</w:t>
+            </w:r>
+          </w:p>
+        </w:tc>
+      </w:tr>
+      <w:tr>
+        <w:trPr>
+          <w:cantSplit/>
+        </w:trPr>
+        <w:tc>
+          <w:tcPr>
+            <w:tcW w:type="dxa" w:w="648"/>
+            <w:vAlign w:val="center"/>
+            <w:tcBorders>
+              <w:top w:val="single" w:sz="4" w:color="D9D9D9"/>
+              <w:left w:val="single" w:sz="4" w:color="D9D9D9"/>
+              <w:bottom w:val="single" w:sz="4" w:color="D9D9D9"/>
+              <w:right w:val="single" w:sz="4" w:color="D9D9D9"/>
+            </w:tcBorders>
+            <w:shd w:fill="F5F7F8"/>
+            <w:tcMar>
+              <w:top w:w="85" w:type="dxa"/>
+              <w:left w:w="85" w:type="dxa"/>
+              <w:bottom w:w="85" w:type="dxa"/>
+              <w:right w:w="85" w:type="dxa"/>
+            </w:tcMar>
+          </w:tcPr>
+          <w:p>
+            <w:pPr>
+              <w:spacing w:after="40" w:line="247" w:lineRule="auto"/>
+            </w:pPr>
+            <w:r>
+              <w:rPr>
+                <w:b w:val="0"/>
+                <w:sz w:val="18"/>
+              </w:rPr>
+              <w:t>PL-06</w:t>
+            </w:r>
+          </w:p>
+        </w:tc>
+        <w:tc>
+          <w:tcPr>
+            <w:tcW w:type="dxa" w:w="3024"/>
+            <w:vAlign w:val="center"/>
+            <w:tcBorders>
+              <w:top w:val="single" w:sz="4" w:color="D9D9D9"/>
+              <w:left w:val="single" w:sz="4" w:color="D9D9D9"/>
+              <w:bottom w:val="single" w:sz="4" w:color="D9D9D9"/>
+              <w:right w:val="single" w:sz="4" w:color="D9D9D9"/>
+            </w:tcBorders>
+            <w:shd w:fill="F5F7F8"/>
+            <w:tcMar>
+              <w:top w:w="85" w:type="dxa"/>
+              <w:left w:w="85" w:type="dxa"/>
+              <w:bottom w:w="85" w:type="dxa"/>
+              <w:right w:w="85" w:type="dxa"/>
+            </w:tcMar>
+          </w:tcPr>
+          <w:p>
+            <w:pPr>
+              <w:spacing w:after="40" w:line="247" w:lineRule="auto"/>
+            </w:pPr>
+            <w:r>
+              <w:rPr>
+                <w:b w:val="0"/>
+                <w:sz w:val="18"/>
+              </w:rPr>
+              <w:t>Liverpool 1 - 0 Wolves</w:t>
+            </w:r>
+          </w:p>
+        </w:tc>
+        <w:tc>
+          <w:tcPr>
+            <w:tcW w:type="dxa" w:w="2232"/>
+            <w:vAlign w:val="center"/>
+            <w:tcBorders>
+              <w:top w:val="single" w:sz="4" w:color="D9D9D9"/>
+              <w:left w:val="single" w:sz="4" w:color="D9D9D9"/>
+              <w:bottom w:val="single" w:sz="4" w:color="D9D9D9"/>
+              <w:right w:val="single" w:sz="4" w:color="D9D9D9"/>
+            </w:tcBorders>
+            <w:shd w:fill="F5F7F8"/>
+            <w:tcMar>
+              <w:top w:w="85" w:type="dxa"/>
+              <w:left w:w="85" w:type="dxa"/>
+              <w:bottom w:w="85" w:type="dxa"/>
+              <w:right w:w="85" w:type="dxa"/>
+            </w:tcMar>
+          </w:tcPr>
+          <w:p>
+            <w:pPr>
+              <w:spacing w:after="40" w:line="247" w:lineRule="auto"/>
+            </w:pPr>
+            <w:r>
+              <w:rPr>
+                <w:b w:val="0"/>
+                <w:sz w:val="18"/>
+              </w:rPr>
+              <w:t>Trent Alexander-Arnold</w:t>
+            </w:r>
+          </w:p>
+        </w:tc>
+        <w:tc>
+          <w:tcPr>
+            <w:tcW w:type="dxa" w:w="1008"/>
+            <w:vAlign w:val="center"/>
+            <w:tcBorders>
+              <w:top w:val="single" w:sz="4" w:color="D9D9D9"/>
+              <w:left w:val="single" w:sz="4" w:color="D9D9D9"/>
+              <w:bottom w:val="single" w:sz="4" w:color="D9D9D9"/>
+              <w:right w:val="single" w:sz="4" w:color="D9D9D9"/>
+            </w:tcBorders>
+            <w:shd w:fill="F5F7F8"/>
+            <w:tcMar>
+              <w:top w:w="85" w:type="dxa"/>
+              <w:left w:w="85" w:type="dxa"/>
+              <w:bottom w:w="85" w:type="dxa"/>
+              <w:right w:w="85" w:type="dxa"/>
+            </w:tcMar>
+          </w:tcPr>
+          <w:p>
+            <w:pPr>
+              <w:spacing w:after="40" w:line="247" w:lineRule="auto"/>
+            </w:pPr>
+            <w:r>
+              <w:rPr>
+                <w:b w:val="0"/>
+                <w:sz w:val="18"/>
+              </w:rPr>
+              <w:t>37.79</w:t>
             </w:r>
           </w:p>
         </w:tc>
@@ -759,13 +2390,13 @@
                 <w:b w:val="0"/>
                 <w:sz w:val="18"/>
               </w:rPr>
-              <w:t>2.26</w:t>
+              <w:t>7.80</w:t>
             </w:r>
           </w:p>
         </w:tc>
         <w:tc>
           <w:tcPr>
-            <w:tcW w:type="dxa" w:w="1080"/>
+            <w:tcW w:type="dxa" w:w="936"/>
             <w:vAlign w:val="center"/>
             <w:tcBorders>
               <w:top w:val="single" w:sz="4" w:color="D9D9D9"/>
@@ -790,7 +2421,7 @@
                 <w:b w:val="0"/>
                 <w:sz w:val="18"/>
               </w:rPr>
-              <w:t>0.09</w:t>
+              <w:t>8 / 11</w:t>
             </w:r>
           </w:p>
         </w:tc>
@@ -801,7 +2432,7 @@
         </w:trPr>
         <w:tc>
           <w:tcPr>
-            <w:tcW w:type="dxa" w:w="547"/>
+            <w:tcW w:type="dxa" w:w="648"/>
             <w:vAlign w:val="center"/>
             <w:tcBorders>
               <w:top w:val="single" w:sz="4" w:color="D9D9D9"/>
@@ -826,13 +2457,13 @@
                 <w:b w:val="0"/>
                 <w:sz w:val="18"/>
               </w:rPr>
-              <w:t>03</w:t>
+              <w:t>PL-07</w:t>
             </w:r>
           </w:p>
         </w:tc>
         <w:tc>
           <w:tcPr>
-            <w:tcW w:type="dxa" w:w="3744"/>
+            <w:tcW w:type="dxa" w:w="3024"/>
             <w:vAlign w:val="center"/>
             <w:tcBorders>
               <w:top w:val="single" w:sz="4" w:color="D9D9D9"/>
@@ -857,13 +2488,13 @@
                 <w:b w:val="0"/>
                 <w:sz w:val="18"/>
               </w:rPr>
-              <w:t>Check back toward midfield</w:t>
+              <w:t>Liverpool 2 - 0 Everton</w:t>
             </w:r>
           </w:p>
         </w:tc>
         <w:tc>
           <w:tcPr>
-            <w:tcW w:type="dxa" w:w="1152"/>
+            <w:tcW w:type="dxa" w:w="2232"/>
             <w:vAlign w:val="center"/>
             <w:tcBorders>
               <w:top w:val="single" w:sz="4" w:color="D9D9D9"/>
@@ -888,7 +2519,69 @@
                 <w:b w:val="0"/>
                 <w:sz w:val="18"/>
               </w:rPr>
-              <w:t>-45.09</w:t>
+              <w:t>Sadio Mané</w:t>
+            </w:r>
+          </w:p>
+        </w:tc>
+        <w:tc>
+          <w:tcPr>
+            <w:tcW w:type="dxa" w:w="1008"/>
+            <w:vAlign w:val="center"/>
+            <w:tcBorders>
+              <w:top w:val="single" w:sz="4" w:color="D9D9D9"/>
+              <w:left w:val="single" w:sz="4" w:color="D9D9D9"/>
+              <w:bottom w:val="single" w:sz="4" w:color="D9D9D9"/>
+              <w:right w:val="single" w:sz="4" w:color="D9D9D9"/>
+            </w:tcBorders>
+            <w:shd w:fill="FFFFFF"/>
+            <w:tcMar>
+              <w:top w:w="85" w:type="dxa"/>
+              <w:left w:w="85" w:type="dxa"/>
+              <w:bottom w:w="85" w:type="dxa"/>
+              <w:right w:w="85" w:type="dxa"/>
+            </w:tcMar>
+          </w:tcPr>
+          <w:p>
+            <w:pPr>
+              <w:spacing w:after="40" w:line="247" w:lineRule="auto"/>
+            </w:pPr>
+            <w:r>
+              <w:rPr>
+                <w:b w:val="0"/>
+                <w:sz w:val="18"/>
+              </w:rPr>
+              <w:t>72.86</w:t>
+            </w:r>
+          </w:p>
+        </w:tc>
+        <w:tc>
+          <w:tcPr>
+            <w:tcW w:type="dxa" w:w="792"/>
+            <w:vAlign w:val="center"/>
+            <w:tcBorders>
+              <w:top w:val="single" w:sz="4" w:color="D9D9D9"/>
+              <w:left w:val="single" w:sz="4" w:color="D9D9D9"/>
+              <w:bottom w:val="single" w:sz="4" w:color="D9D9D9"/>
+              <w:right w:val="single" w:sz="4" w:color="D9D9D9"/>
+            </w:tcBorders>
+            <w:shd w:fill="FFFFFF"/>
+            <w:tcMar>
+              <w:top w:w="85" w:type="dxa"/>
+              <w:left w:w="85" w:type="dxa"/>
+              <w:bottom w:w="85" w:type="dxa"/>
+              <w:right w:w="85" w:type="dxa"/>
+            </w:tcMar>
+          </w:tcPr>
+          <w:p>
+            <w:pPr>
+              <w:spacing w:after="40" w:line="247" w:lineRule="auto"/>
+            </w:pPr>
+            <w:r>
+              <w:rPr>
+                <w:b w:val="0"/>
+                <w:sz w:val="18"/>
+              </w:rPr>
+              <w:t>14.30</w:t>
             </w:r>
           </w:p>
         </w:tc>
@@ -919,7 +2612,327 @@
                 <w:b w:val="0"/>
                 <w:sz w:val="18"/>
               </w:rPr>
-              <w:t>4.10</w:t>
+              <w:t>10 / 11</w:t>
+            </w:r>
+          </w:p>
+        </w:tc>
+      </w:tr>
+      <w:tr>
+        <w:trPr>
+          <w:cantSplit/>
+        </w:trPr>
+        <w:tc>
+          <w:tcPr>
+            <w:tcW w:type="dxa" w:w="648"/>
+            <w:vAlign w:val="center"/>
+            <w:tcBorders>
+              <w:top w:val="single" w:sz="4" w:color="D9D9D9"/>
+              <w:left w:val="single" w:sz="4" w:color="D9D9D9"/>
+              <w:bottom w:val="single" w:sz="4" w:color="D9D9D9"/>
+              <w:right w:val="single" w:sz="4" w:color="D9D9D9"/>
+            </w:tcBorders>
+            <w:shd w:fill="F5F7F8"/>
+            <w:tcMar>
+              <w:top w:w="85" w:type="dxa"/>
+              <w:left w:w="85" w:type="dxa"/>
+              <w:bottom w:w="85" w:type="dxa"/>
+              <w:right w:w="85" w:type="dxa"/>
+            </w:tcMar>
+          </w:tcPr>
+          <w:p>
+            <w:pPr>
+              <w:spacing w:after="40" w:line="247" w:lineRule="auto"/>
+            </w:pPr>
+            <w:r>
+              <w:rPr>
+                <w:b w:val="0"/>
+                <w:sz w:val="18"/>
+              </w:rPr>
+              <w:t>PL-08</w:t>
+            </w:r>
+          </w:p>
+        </w:tc>
+        <w:tc>
+          <w:tcPr>
+            <w:tcW w:type="dxa" w:w="3024"/>
+            <w:vAlign w:val="center"/>
+            <w:tcBorders>
+              <w:top w:val="single" w:sz="4" w:color="D9D9D9"/>
+              <w:left w:val="single" w:sz="4" w:color="D9D9D9"/>
+              <w:bottom w:val="single" w:sz="4" w:color="D9D9D9"/>
+              <w:right w:val="single" w:sz="4" w:color="D9D9D9"/>
+            </w:tcBorders>
+            <w:shd w:fill="F5F7F8"/>
+            <w:tcMar>
+              <w:top w:w="85" w:type="dxa"/>
+              <w:left w:w="85" w:type="dxa"/>
+              <w:bottom w:w="85" w:type="dxa"/>
+              <w:right w:w="85" w:type="dxa"/>
+            </w:tcMar>
+          </w:tcPr>
+          <w:p>
+            <w:pPr>
+              <w:spacing w:after="40" w:line="247" w:lineRule="auto"/>
+            </w:pPr>
+            <w:r>
+              <w:rPr>
+                <w:b w:val="0"/>
+                <w:sz w:val="18"/>
+              </w:rPr>
+              <w:t>Liverpool 2 - 0 Man City</w:t>
+            </w:r>
+          </w:p>
+        </w:tc>
+        <w:tc>
+          <w:tcPr>
+            <w:tcW w:type="dxa" w:w="2232"/>
+            <w:vAlign w:val="center"/>
+            <w:tcBorders>
+              <w:top w:val="single" w:sz="4" w:color="D9D9D9"/>
+              <w:left w:val="single" w:sz="4" w:color="D9D9D9"/>
+              <w:bottom w:val="single" w:sz="4" w:color="D9D9D9"/>
+              <w:right w:val="single" w:sz="4" w:color="D9D9D9"/>
+            </w:tcBorders>
+            <w:shd w:fill="F5F7F8"/>
+            <w:tcMar>
+              <w:top w:w="85" w:type="dxa"/>
+              <w:left w:w="85" w:type="dxa"/>
+              <w:bottom w:w="85" w:type="dxa"/>
+              <w:right w:w="85" w:type="dxa"/>
+            </w:tcMar>
+          </w:tcPr>
+          <w:p>
+            <w:pPr>
+              <w:spacing w:after="40" w:line="247" w:lineRule="auto"/>
+            </w:pPr>
+            <w:r>
+              <w:rPr>
+                <w:b w:val="0"/>
+                <w:sz w:val="18"/>
+              </w:rPr>
+              <w:t>Andy Robertson</w:t>
+            </w:r>
+          </w:p>
+        </w:tc>
+        <w:tc>
+          <w:tcPr>
+            <w:tcW w:type="dxa" w:w="1008"/>
+            <w:vAlign w:val="center"/>
+            <w:tcBorders>
+              <w:top w:val="single" w:sz="4" w:color="D9D9D9"/>
+              <w:left w:val="single" w:sz="4" w:color="D9D9D9"/>
+              <w:bottom w:val="single" w:sz="4" w:color="D9D9D9"/>
+              <w:right w:val="single" w:sz="4" w:color="D9D9D9"/>
+            </w:tcBorders>
+            <w:shd w:fill="F5F7F8"/>
+            <w:tcMar>
+              <w:top w:w="85" w:type="dxa"/>
+              <w:left w:w="85" w:type="dxa"/>
+              <w:bottom w:w="85" w:type="dxa"/>
+              <w:right w:w="85" w:type="dxa"/>
+            </w:tcMar>
+          </w:tcPr>
+          <w:p>
+            <w:pPr>
+              <w:spacing w:after="40" w:line="247" w:lineRule="auto"/>
+            </w:pPr>
+            <w:r>
+              <w:rPr>
+                <w:b w:val="0"/>
+                <w:sz w:val="18"/>
+              </w:rPr>
+              <w:t>39.46</w:t>
+            </w:r>
+          </w:p>
+        </w:tc>
+        <w:tc>
+          <w:tcPr>
+            <w:tcW w:type="dxa" w:w="792"/>
+            <w:vAlign w:val="center"/>
+            <w:tcBorders>
+              <w:top w:val="single" w:sz="4" w:color="D9D9D9"/>
+              <w:left w:val="single" w:sz="4" w:color="D9D9D9"/>
+              <w:bottom w:val="single" w:sz="4" w:color="D9D9D9"/>
+              <w:right w:val="single" w:sz="4" w:color="D9D9D9"/>
+            </w:tcBorders>
+            <w:shd w:fill="F5F7F8"/>
+            <w:tcMar>
+              <w:top w:w="85" w:type="dxa"/>
+              <w:left w:w="85" w:type="dxa"/>
+              <w:bottom w:w="85" w:type="dxa"/>
+              <w:right w:w="85" w:type="dxa"/>
+            </w:tcMar>
+          </w:tcPr>
+          <w:p>
+            <w:pPr>
+              <w:spacing w:after="40" w:line="247" w:lineRule="auto"/>
+            </w:pPr>
+            <w:r>
+              <w:rPr>
+                <w:b w:val="0"/>
+                <w:sz w:val="18"/>
+              </w:rPr>
+              <w:t>8.30</w:t>
+            </w:r>
+          </w:p>
+        </w:tc>
+        <w:tc>
+          <w:tcPr>
+            <w:tcW w:type="dxa" w:w="936"/>
+            <w:vAlign w:val="center"/>
+            <w:tcBorders>
+              <w:top w:val="single" w:sz="4" w:color="D9D9D9"/>
+              <w:left w:val="single" w:sz="4" w:color="D9D9D9"/>
+              <w:bottom w:val="single" w:sz="4" w:color="D9D9D9"/>
+              <w:right w:val="single" w:sz="4" w:color="D9D9D9"/>
+            </w:tcBorders>
+            <w:shd w:fill="F5F7F8"/>
+            <w:tcMar>
+              <w:top w:w="85" w:type="dxa"/>
+              <w:left w:w="85" w:type="dxa"/>
+              <w:bottom w:w="85" w:type="dxa"/>
+              <w:right w:w="85" w:type="dxa"/>
+            </w:tcMar>
+          </w:tcPr>
+          <w:p>
+            <w:pPr>
+              <w:spacing w:after="40" w:line="247" w:lineRule="auto"/>
+            </w:pPr>
+            <w:r>
+              <w:rPr>
+                <w:b w:val="0"/>
+                <w:sz w:val="18"/>
+              </w:rPr>
+              <w:t>10 / 11</w:t>
+            </w:r>
+          </w:p>
+        </w:tc>
+      </w:tr>
+      <w:tr>
+        <w:trPr>
+          <w:cantSplit/>
+        </w:trPr>
+        <w:tc>
+          <w:tcPr>
+            <w:tcW w:type="dxa" w:w="648"/>
+            <w:vAlign w:val="center"/>
+            <w:tcBorders>
+              <w:top w:val="single" w:sz="4" w:color="D9D9D9"/>
+              <w:left w:val="single" w:sz="4" w:color="D9D9D9"/>
+              <w:bottom w:val="single" w:sz="4" w:color="D9D9D9"/>
+              <w:right w:val="single" w:sz="4" w:color="D9D9D9"/>
+            </w:tcBorders>
+            <w:shd w:fill="FFFFFF"/>
+            <w:tcMar>
+              <w:top w:w="85" w:type="dxa"/>
+              <w:left w:w="85" w:type="dxa"/>
+              <w:bottom w:w="85" w:type="dxa"/>
+              <w:right w:w="85" w:type="dxa"/>
+            </w:tcMar>
+          </w:tcPr>
+          <w:p>
+            <w:pPr>
+              <w:spacing w:after="40" w:line="247" w:lineRule="auto"/>
+            </w:pPr>
+            <w:r>
+              <w:rPr>
+                <w:b w:val="0"/>
+                <w:sz w:val="18"/>
+              </w:rPr>
+              <w:t>PL-09</w:t>
+            </w:r>
+          </w:p>
+        </w:tc>
+        <w:tc>
+          <w:tcPr>
+            <w:tcW w:type="dxa" w:w="3024"/>
+            <w:vAlign w:val="center"/>
+            <w:tcBorders>
+              <w:top w:val="single" w:sz="4" w:color="D9D9D9"/>
+              <w:left w:val="single" w:sz="4" w:color="D9D9D9"/>
+              <w:bottom w:val="single" w:sz="4" w:color="D9D9D9"/>
+              <w:right w:val="single" w:sz="4" w:color="D9D9D9"/>
+            </w:tcBorders>
+            <w:shd w:fill="FFFFFF"/>
+            <w:tcMar>
+              <w:top w:w="85" w:type="dxa"/>
+              <w:left w:w="85" w:type="dxa"/>
+              <w:bottom w:w="85" w:type="dxa"/>
+              <w:right w:w="85" w:type="dxa"/>
+            </w:tcMar>
+          </w:tcPr>
+          <w:p>
+            <w:pPr>
+              <w:spacing w:after="40" w:line="247" w:lineRule="auto"/>
+            </w:pPr>
+            <w:r>
+              <w:rPr>
+                <w:b w:val="0"/>
+                <w:sz w:val="18"/>
+              </w:rPr>
+              <w:t>Liverpool 2 - 1 Newcastle</w:t>
+            </w:r>
+          </w:p>
+        </w:tc>
+        <w:tc>
+          <w:tcPr>
+            <w:tcW w:type="dxa" w:w="2232"/>
+            <w:vAlign w:val="center"/>
+            <w:tcBorders>
+              <w:top w:val="single" w:sz="4" w:color="D9D9D9"/>
+              <w:left w:val="single" w:sz="4" w:color="D9D9D9"/>
+              <w:bottom w:val="single" w:sz="4" w:color="D9D9D9"/>
+              <w:right w:val="single" w:sz="4" w:color="D9D9D9"/>
+            </w:tcBorders>
+            <w:shd w:fill="FFFFFF"/>
+            <w:tcMar>
+              <w:top w:w="85" w:type="dxa"/>
+              <w:left w:w="85" w:type="dxa"/>
+              <w:bottom w:w="85" w:type="dxa"/>
+              <w:right w:w="85" w:type="dxa"/>
+            </w:tcMar>
+          </w:tcPr>
+          <w:p>
+            <w:pPr>
+              <w:spacing w:after="40" w:line="247" w:lineRule="auto"/>
+            </w:pPr>
+            <w:r>
+              <w:rPr>
+                <w:b w:val="0"/>
+                <w:sz w:val="18"/>
+              </w:rPr>
+              <w:t>Roberto Firmino</w:t>
+            </w:r>
+          </w:p>
+        </w:tc>
+        <w:tc>
+          <w:tcPr>
+            <w:tcW w:type="dxa" w:w="1008"/>
+            <w:vAlign w:val="center"/>
+            <w:tcBorders>
+              <w:top w:val="single" w:sz="4" w:color="D9D9D9"/>
+              <w:left w:val="single" w:sz="4" w:color="D9D9D9"/>
+              <w:bottom w:val="single" w:sz="4" w:color="D9D9D9"/>
+              <w:right w:val="single" w:sz="4" w:color="D9D9D9"/>
+            </w:tcBorders>
+            <w:shd w:fill="FFFFFF"/>
+            <w:tcMar>
+              <w:top w:w="85" w:type="dxa"/>
+              <w:left w:w="85" w:type="dxa"/>
+              <w:bottom w:w="85" w:type="dxa"/>
+              <w:right w:w="85" w:type="dxa"/>
+            </w:tcMar>
+          </w:tcPr>
+          <w:p>
+            <w:pPr>
+              <w:spacing w:after="40" w:line="247" w:lineRule="auto"/>
+            </w:pPr>
+            <w:r>
+              <w:rPr>
+                <w:b w:val="0"/>
+                <w:sz w:val="18"/>
+              </w:rPr>
+              <w:t>30.67</w:t>
             </w:r>
           </w:p>
         </w:tc>
@@ -950,13 +2963,13 @@
                 <w:b w:val="0"/>
                 <w:sz w:val="18"/>
               </w:rPr>
-              <w:t>2.26</w:t>
+              <w:t>7.40</w:t>
             </w:r>
           </w:p>
         </w:tc>
         <w:tc>
           <w:tcPr>
-            <w:tcW w:type="dxa" w:w="1080"/>
+            <w:tcW w:type="dxa" w:w="936"/>
             <w:vAlign w:val="center"/>
             <w:tcBorders>
               <w:top w:val="single" w:sz="4" w:color="D9D9D9"/>
@@ -981,7 +2994,7 @@
                 <w:b w:val="0"/>
                 <w:sz w:val="18"/>
               </w:rPr>
-              <w:t>2.46</w:t>
+              <w:t>10 / 11</w:t>
             </w:r>
           </w:p>
         </w:tc>
@@ -992,7 +3005,7 @@
         </w:trPr>
         <w:tc>
           <w:tcPr>
-            <w:tcW w:type="dxa" w:w="547"/>
+            <w:tcW w:type="dxa" w:w="648"/>
             <w:vAlign w:val="center"/>
             <w:tcBorders>
               <w:top w:val="single" w:sz="4" w:color="D9D9D9"/>
@@ -1017,13 +3030,13 @@
                 <w:b w:val="0"/>
                 <w:sz w:val="18"/>
               </w:rPr>
-              <w:t>04</w:t>
+              <w:t>PL-10</w:t>
             </w:r>
           </w:p>
         </w:tc>
         <w:tc>
           <w:tcPr>
-            <w:tcW w:type="dxa" w:w="3744"/>
+            <w:tcW w:type="dxa" w:w="3024"/>
             <w:vAlign w:val="center"/>
             <w:tcBorders>
               <w:top w:val="single" w:sz="4" w:color="D9D9D9"/>
@@ -1048,13 +3061,13 @@
                 <w:b w:val="0"/>
                 <w:sz w:val="18"/>
               </w:rPr>
-              <w:t>Wide supporting run</w:t>
+              <w:t>Liverpool 3 - 0 Bournemouth</w:t>
             </w:r>
           </w:p>
         </w:tc>
         <w:tc>
           <w:tcPr>
-            <w:tcW w:type="dxa" w:w="1152"/>
+            <w:tcW w:type="dxa" w:w="2232"/>
             <w:vAlign w:val="center"/>
             <w:tcBorders>
               <w:top w:val="single" w:sz="4" w:color="D9D9D9"/>
@@ -1079,7 +3092,69 @@
                 <w:b w:val="0"/>
                 <w:sz w:val="18"/>
               </w:rPr>
-              <w:t>+69.10</w:t>
+              <w:t>Roberto Firmino</w:t>
+            </w:r>
+          </w:p>
+        </w:tc>
+        <w:tc>
+          <w:tcPr>
+            <w:tcW w:type="dxa" w:w="1008"/>
+            <w:vAlign w:val="center"/>
+            <w:tcBorders>
+              <w:top w:val="single" w:sz="4" w:color="D9D9D9"/>
+              <w:left w:val="single" w:sz="4" w:color="D9D9D9"/>
+              <w:bottom w:val="single" w:sz="4" w:color="D9D9D9"/>
+              <w:right w:val="single" w:sz="4" w:color="D9D9D9"/>
+            </w:tcBorders>
+            <w:shd w:fill="F5F7F8"/>
+            <w:tcMar>
+              <w:top w:w="85" w:type="dxa"/>
+              <w:left w:w="85" w:type="dxa"/>
+              <w:bottom w:w="85" w:type="dxa"/>
+              <w:right w:w="85" w:type="dxa"/>
+            </w:tcMar>
+          </w:tcPr>
+          <w:p>
+            <w:pPr>
+              <w:spacing w:after="40" w:line="247" w:lineRule="auto"/>
+            </w:pPr>
+            <w:r>
+              <w:rPr>
+                <w:b w:val="0"/>
+                <w:sz w:val="18"/>
+              </w:rPr>
+              <w:t>51.54</w:t>
+            </w:r>
+          </w:p>
+        </w:tc>
+        <w:tc>
+          <w:tcPr>
+            <w:tcW w:type="dxa" w:w="792"/>
+            <w:vAlign w:val="center"/>
+            <w:tcBorders>
+              <w:top w:val="single" w:sz="4" w:color="D9D9D9"/>
+              <w:left w:val="single" w:sz="4" w:color="D9D9D9"/>
+              <w:bottom w:val="single" w:sz="4" w:color="D9D9D9"/>
+              <w:right w:val="single" w:sz="4" w:color="D9D9D9"/>
+            </w:tcBorders>
+            <w:shd w:fill="F5F7F8"/>
+            <w:tcMar>
+              <w:top w:w="85" w:type="dxa"/>
+              <w:left w:w="85" w:type="dxa"/>
+              <w:bottom w:w="85" w:type="dxa"/>
+              <w:right w:w="85" w:type="dxa"/>
+            </w:tcMar>
+          </w:tcPr>
+          <w:p>
+            <w:pPr>
+              <w:spacing w:after="40" w:line="247" w:lineRule="auto"/>
+            </w:pPr>
+            <w:r>
+              <w:rPr>
+                <w:b w:val="0"/>
+                <w:sz w:val="18"/>
+              </w:rPr>
+              <w:t>7.70</w:t>
             </w:r>
           </w:p>
         </w:tc>
@@ -1110,7 +3185,327 @@
                 <w:b w:val="0"/>
                 <w:sz w:val="18"/>
               </w:rPr>
-              <w:t>21.96</w:t>
+              <w:t>8 / 10</w:t>
+            </w:r>
+          </w:p>
+        </w:tc>
+      </w:tr>
+      <w:tr>
+        <w:trPr>
+          <w:cantSplit/>
+        </w:trPr>
+        <w:tc>
+          <w:tcPr>
+            <w:tcW w:type="dxa" w:w="648"/>
+            <w:vAlign w:val="center"/>
+            <w:tcBorders>
+              <w:top w:val="single" w:sz="4" w:color="D9D9D9"/>
+              <w:left w:val="single" w:sz="4" w:color="D9D9D9"/>
+              <w:bottom w:val="single" w:sz="4" w:color="D9D9D9"/>
+              <w:right w:val="single" w:sz="4" w:color="D9D9D9"/>
+            </w:tcBorders>
+            <w:shd w:fill="FFFFFF"/>
+            <w:tcMar>
+              <w:top w:w="85" w:type="dxa"/>
+              <w:left w:w="85" w:type="dxa"/>
+              <w:bottom w:w="85" w:type="dxa"/>
+              <w:right w:w="85" w:type="dxa"/>
+            </w:tcMar>
+          </w:tcPr>
+          <w:p>
+            <w:pPr>
+              <w:spacing w:after="40" w:line="247" w:lineRule="auto"/>
+            </w:pPr>
+            <w:r>
+              <w:rPr>
+                <w:b w:val="0"/>
+                <w:sz w:val="18"/>
+              </w:rPr>
+              <w:t>PL-11</w:t>
+            </w:r>
+          </w:p>
+        </w:tc>
+        <w:tc>
+          <w:tcPr>
+            <w:tcW w:type="dxa" w:w="3024"/>
+            <w:vAlign w:val="center"/>
+            <w:tcBorders>
+              <w:top w:val="single" w:sz="4" w:color="D9D9D9"/>
+              <w:left w:val="single" w:sz="4" w:color="D9D9D9"/>
+              <w:bottom w:val="single" w:sz="4" w:color="D9D9D9"/>
+              <w:right w:val="single" w:sz="4" w:color="D9D9D9"/>
+            </w:tcBorders>
+            <w:shd w:fill="FFFFFF"/>
+            <w:tcMar>
+              <w:top w:w="85" w:type="dxa"/>
+              <w:left w:w="85" w:type="dxa"/>
+              <w:bottom w:w="85" w:type="dxa"/>
+              <w:right w:w="85" w:type="dxa"/>
+            </w:tcMar>
+          </w:tcPr>
+          <w:p>
+            <w:pPr>
+              <w:spacing w:after="40" w:line="247" w:lineRule="auto"/>
+            </w:pPr>
+            <w:r>
+              <w:rPr>
+                <w:b w:val="0"/>
+                <w:sz w:val="18"/>
+              </w:rPr>
+              <w:t>Liverpool 3 - 0 Norwich</w:t>
+            </w:r>
+          </w:p>
+        </w:tc>
+        <w:tc>
+          <w:tcPr>
+            <w:tcW w:type="dxa" w:w="2232"/>
+            <w:vAlign w:val="center"/>
+            <w:tcBorders>
+              <w:top w:val="single" w:sz="4" w:color="D9D9D9"/>
+              <w:left w:val="single" w:sz="4" w:color="D9D9D9"/>
+              <w:bottom w:val="single" w:sz="4" w:color="D9D9D9"/>
+              <w:right w:val="single" w:sz="4" w:color="D9D9D9"/>
+            </w:tcBorders>
+            <w:shd w:fill="FFFFFF"/>
+            <w:tcMar>
+              <w:top w:w="85" w:type="dxa"/>
+              <w:left w:w="85" w:type="dxa"/>
+              <w:bottom w:w="85" w:type="dxa"/>
+              <w:right w:w="85" w:type="dxa"/>
+            </w:tcMar>
+          </w:tcPr>
+          <w:p>
+            <w:pPr>
+              <w:spacing w:after="40" w:line="247" w:lineRule="auto"/>
+            </w:pPr>
+            <w:r>
+              <w:rPr>
+                <w:b w:val="0"/>
+                <w:sz w:val="18"/>
+              </w:rPr>
+              <w:t>Jordan Henderson</w:t>
+            </w:r>
+          </w:p>
+        </w:tc>
+        <w:tc>
+          <w:tcPr>
+            <w:tcW w:type="dxa" w:w="1008"/>
+            <w:vAlign w:val="center"/>
+            <w:tcBorders>
+              <w:top w:val="single" w:sz="4" w:color="D9D9D9"/>
+              <w:left w:val="single" w:sz="4" w:color="D9D9D9"/>
+              <w:bottom w:val="single" w:sz="4" w:color="D9D9D9"/>
+              <w:right w:val="single" w:sz="4" w:color="D9D9D9"/>
+            </w:tcBorders>
+            <w:shd w:fill="FFFFFF"/>
+            <w:tcMar>
+              <w:top w:w="85" w:type="dxa"/>
+              <w:left w:w="85" w:type="dxa"/>
+              <w:bottom w:w="85" w:type="dxa"/>
+              <w:right w:w="85" w:type="dxa"/>
+            </w:tcMar>
+          </w:tcPr>
+          <w:p>
+            <w:pPr>
+              <w:spacing w:after="40" w:line="247" w:lineRule="auto"/>
+            </w:pPr>
+            <w:r>
+              <w:rPr>
+                <w:b w:val="0"/>
+                <w:sz w:val="18"/>
+              </w:rPr>
+              <w:t>25.68</w:t>
+            </w:r>
+          </w:p>
+        </w:tc>
+        <w:tc>
+          <w:tcPr>
+            <w:tcW w:type="dxa" w:w="792"/>
+            <w:vAlign w:val="center"/>
+            <w:tcBorders>
+              <w:top w:val="single" w:sz="4" w:color="D9D9D9"/>
+              <w:left w:val="single" w:sz="4" w:color="D9D9D9"/>
+              <w:bottom w:val="single" w:sz="4" w:color="D9D9D9"/>
+              <w:right w:val="single" w:sz="4" w:color="D9D9D9"/>
+            </w:tcBorders>
+            <w:shd w:fill="FFFFFF"/>
+            <w:tcMar>
+              <w:top w:w="85" w:type="dxa"/>
+              <w:left w:w="85" w:type="dxa"/>
+              <w:bottom w:w="85" w:type="dxa"/>
+              <w:right w:w="85" w:type="dxa"/>
+            </w:tcMar>
+          </w:tcPr>
+          <w:p>
+            <w:pPr>
+              <w:spacing w:after="40" w:line="247" w:lineRule="auto"/>
+            </w:pPr>
+            <w:r>
+              <w:rPr>
+                <w:b w:val="0"/>
+                <w:sz w:val="18"/>
+              </w:rPr>
+              <w:t>7.40</w:t>
+            </w:r>
+          </w:p>
+        </w:tc>
+        <w:tc>
+          <w:tcPr>
+            <w:tcW w:type="dxa" w:w="936"/>
+            <w:vAlign w:val="center"/>
+            <w:tcBorders>
+              <w:top w:val="single" w:sz="4" w:color="D9D9D9"/>
+              <w:left w:val="single" w:sz="4" w:color="D9D9D9"/>
+              <w:bottom w:val="single" w:sz="4" w:color="D9D9D9"/>
+              <w:right w:val="single" w:sz="4" w:color="D9D9D9"/>
+            </w:tcBorders>
+            <w:shd w:fill="FFFFFF"/>
+            <w:tcMar>
+              <w:top w:w="85" w:type="dxa"/>
+              <w:left w:w="85" w:type="dxa"/>
+              <w:bottom w:w="85" w:type="dxa"/>
+              <w:right w:w="85" w:type="dxa"/>
+            </w:tcMar>
+          </w:tcPr>
+          <w:p>
+            <w:pPr>
+              <w:spacing w:after="40" w:line="247" w:lineRule="auto"/>
+            </w:pPr>
+            <w:r>
+              <w:rPr>
+                <w:b w:val="0"/>
+                <w:sz w:val="18"/>
+              </w:rPr>
+              <w:t>8 / 10</w:t>
+            </w:r>
+          </w:p>
+        </w:tc>
+      </w:tr>
+      <w:tr>
+        <w:trPr>
+          <w:cantSplit/>
+        </w:trPr>
+        <w:tc>
+          <w:tcPr>
+            <w:tcW w:type="dxa" w:w="648"/>
+            <w:vAlign w:val="center"/>
+            <w:tcBorders>
+              <w:top w:val="single" w:sz="4" w:color="D9D9D9"/>
+              <w:left w:val="single" w:sz="4" w:color="D9D9D9"/>
+              <w:bottom w:val="single" w:sz="4" w:color="D9D9D9"/>
+              <w:right w:val="single" w:sz="4" w:color="D9D9D9"/>
+            </w:tcBorders>
+            <w:shd w:fill="F5F7F8"/>
+            <w:tcMar>
+              <w:top w:w="85" w:type="dxa"/>
+              <w:left w:w="85" w:type="dxa"/>
+              <w:bottom w:w="85" w:type="dxa"/>
+              <w:right w:w="85" w:type="dxa"/>
+            </w:tcMar>
+          </w:tcPr>
+          <w:p>
+            <w:pPr>
+              <w:spacing w:after="40" w:line="247" w:lineRule="auto"/>
+            </w:pPr>
+            <w:r>
+              <w:rPr>
+                <w:b w:val="0"/>
+                <w:sz w:val="18"/>
+              </w:rPr>
+              <w:t>PL-12</w:t>
+            </w:r>
+          </w:p>
+        </w:tc>
+        <w:tc>
+          <w:tcPr>
+            <w:tcW w:type="dxa" w:w="3024"/>
+            <w:vAlign w:val="center"/>
+            <w:tcBorders>
+              <w:top w:val="single" w:sz="4" w:color="D9D9D9"/>
+              <w:left w:val="single" w:sz="4" w:color="D9D9D9"/>
+              <w:bottom w:val="single" w:sz="4" w:color="D9D9D9"/>
+              <w:right w:val="single" w:sz="4" w:color="D9D9D9"/>
+            </w:tcBorders>
+            <w:shd w:fill="F5F7F8"/>
+            <w:tcMar>
+              <w:top w:w="85" w:type="dxa"/>
+              <w:left w:w="85" w:type="dxa"/>
+              <w:bottom w:w="85" w:type="dxa"/>
+              <w:right w:w="85" w:type="dxa"/>
+            </w:tcMar>
+          </w:tcPr>
+          <w:p>
+            <w:pPr>
+              <w:spacing w:after="40" w:line="247" w:lineRule="auto"/>
+            </w:pPr>
+            <w:r>
+              <w:rPr>
+                <w:b w:val="0"/>
+                <w:sz w:val="18"/>
+              </w:rPr>
+              <w:t>Southampton 1 - 2 Liverpool</w:t>
+            </w:r>
+          </w:p>
+        </w:tc>
+        <w:tc>
+          <w:tcPr>
+            <w:tcW w:type="dxa" w:w="2232"/>
+            <w:vAlign w:val="center"/>
+            <w:tcBorders>
+              <w:top w:val="single" w:sz="4" w:color="D9D9D9"/>
+              <w:left w:val="single" w:sz="4" w:color="D9D9D9"/>
+              <w:bottom w:val="single" w:sz="4" w:color="D9D9D9"/>
+              <w:right w:val="single" w:sz="4" w:color="D9D9D9"/>
+            </w:tcBorders>
+            <w:shd w:fill="F5F7F8"/>
+            <w:tcMar>
+              <w:top w:w="85" w:type="dxa"/>
+              <w:left w:w="85" w:type="dxa"/>
+              <w:bottom w:w="85" w:type="dxa"/>
+              <w:right w:w="85" w:type="dxa"/>
+            </w:tcMar>
+          </w:tcPr>
+          <w:p>
+            <w:pPr>
+              <w:spacing w:after="40" w:line="247" w:lineRule="auto"/>
+            </w:pPr>
+            <w:r>
+              <w:rPr>
+                <w:b w:val="0"/>
+                <w:sz w:val="18"/>
+              </w:rPr>
+              <w:t>Mohamed Salah</w:t>
+            </w:r>
+          </w:p>
+        </w:tc>
+        <w:tc>
+          <w:tcPr>
+            <w:tcW w:type="dxa" w:w="1008"/>
+            <w:vAlign w:val="center"/>
+            <w:tcBorders>
+              <w:top w:val="single" w:sz="4" w:color="D9D9D9"/>
+              <w:left w:val="single" w:sz="4" w:color="D9D9D9"/>
+              <w:bottom w:val="single" w:sz="4" w:color="D9D9D9"/>
+              <w:right w:val="single" w:sz="4" w:color="D9D9D9"/>
+            </w:tcBorders>
+            <w:shd w:fill="F5F7F8"/>
+            <w:tcMar>
+              <w:top w:w="85" w:type="dxa"/>
+              <w:left w:w="85" w:type="dxa"/>
+              <w:bottom w:w="85" w:type="dxa"/>
+              <w:right w:w="85" w:type="dxa"/>
+            </w:tcMar>
+          </w:tcPr>
+          <w:p>
+            <w:pPr>
+              <w:spacing w:after="40" w:line="247" w:lineRule="auto"/>
+            </w:pPr>
+            <w:r>
+              <w:rPr>
+                <w:b w:val="0"/>
+                <w:sz w:val="18"/>
+              </w:rPr>
+              <w:t>77.78</w:t>
             </w:r>
           </w:p>
         </w:tc>
@@ -1141,327 +3536,7 @@
                 <w:b w:val="0"/>
                 <w:sz w:val="18"/>
               </w:rPr>
-              <w:t>2.26</w:t>
-            </w:r>
-          </w:p>
-        </w:tc>
-        <w:tc>
-          <w:tcPr>
-            <w:tcW w:type="dxa" w:w="1080"/>
-            <w:vAlign w:val="center"/>
-            <w:tcBorders>
-              <w:top w:val="single" w:sz="4" w:color="D9D9D9"/>
-              <w:left w:val="single" w:sz="4" w:color="D9D9D9"/>
-              <w:bottom w:val="single" w:sz="4" w:color="D9D9D9"/>
-              <w:right w:val="single" w:sz="4" w:color="D9D9D9"/>
-            </w:tcBorders>
-            <w:shd w:fill="F5F7F8"/>
-            <w:tcMar>
-              <w:top w:w="85" w:type="dxa"/>
-              <w:left w:w="85" w:type="dxa"/>
-              <w:bottom w:w="85" w:type="dxa"/>
-              <w:right w:w="85" w:type="dxa"/>
-            </w:tcMar>
-          </w:tcPr>
-          <w:p>
-            <w:pPr>
-              <w:spacing w:after="40" w:line="247" w:lineRule="auto"/>
-            </w:pPr>
-            <w:r>
-              <w:rPr>
-                <w:b w:val="0"/>
-                <w:sz w:val="18"/>
-              </w:rPr>
-              <w:t>0.29</w:t>
-            </w:r>
-          </w:p>
-        </w:tc>
-      </w:tr>
-      <w:tr>
-        <w:trPr>
-          <w:cantSplit/>
-        </w:trPr>
-        <w:tc>
-          <w:tcPr>
-            <w:tcW w:type="dxa" w:w="547"/>
-            <w:vAlign w:val="center"/>
-            <w:tcBorders>
-              <w:top w:val="single" w:sz="4" w:color="D9D9D9"/>
-              <w:left w:val="single" w:sz="4" w:color="D9D9D9"/>
-              <w:bottom w:val="single" w:sz="4" w:color="D9D9D9"/>
-              <w:right w:val="single" w:sz="4" w:color="D9D9D9"/>
-            </w:tcBorders>
-            <w:shd w:fill="FFFFFF"/>
-            <w:tcMar>
-              <w:top w:w="85" w:type="dxa"/>
-              <w:left w:w="85" w:type="dxa"/>
-              <w:bottom w:w="85" w:type="dxa"/>
-              <w:right w:w="85" w:type="dxa"/>
-            </w:tcMar>
-          </w:tcPr>
-          <w:p>
-            <w:pPr>
-              <w:spacing w:after="40" w:line="247" w:lineRule="auto"/>
-            </w:pPr>
-            <w:r>
-              <w:rPr>
-                <w:b w:val="0"/>
-                <w:sz w:val="18"/>
-              </w:rPr>
-              <w:t>05</w:t>
-            </w:r>
-          </w:p>
-        </w:tc>
-        <w:tc>
-          <w:tcPr>
-            <w:tcW w:type="dxa" w:w="3744"/>
-            <w:vAlign w:val="center"/>
-            <w:tcBorders>
-              <w:top w:val="single" w:sz="4" w:color="D9D9D9"/>
-              <w:left w:val="single" w:sz="4" w:color="D9D9D9"/>
-              <w:bottom w:val="single" w:sz="4" w:color="D9D9D9"/>
-              <w:right w:val="single" w:sz="4" w:color="D9D9D9"/>
-            </w:tcBorders>
-            <w:shd w:fill="FFFFFF"/>
-            <w:tcMar>
-              <w:top w:w="85" w:type="dxa"/>
-              <w:left w:w="85" w:type="dxa"/>
-              <w:bottom w:w="85" w:type="dxa"/>
-              <w:right w:w="85" w:type="dxa"/>
-            </w:tcMar>
-          </w:tcPr>
-          <w:p>
-            <w:pPr>
-              <w:spacing w:after="40" w:line="247" w:lineRule="auto"/>
-            </w:pPr>
-            <w:r>
-              <w:rPr>
-                <w:b w:val="0"/>
-                <w:sz w:val="18"/>
-              </w:rPr>
-              <w:t>Stationary attacker negative control</w:t>
-            </w:r>
-          </w:p>
-        </w:tc>
-        <w:tc>
-          <w:tcPr>
-            <w:tcW w:type="dxa" w:w="1152"/>
-            <w:vAlign w:val="center"/>
-            <w:tcBorders>
-              <w:top w:val="single" w:sz="4" w:color="D9D9D9"/>
-              <w:left w:val="single" w:sz="4" w:color="D9D9D9"/>
-              <w:bottom w:val="single" w:sz="4" w:color="D9D9D9"/>
-              <w:right w:val="single" w:sz="4" w:color="D9D9D9"/>
-            </w:tcBorders>
-            <w:shd w:fill="FFFFFF"/>
-            <w:tcMar>
-              <w:top w:w="85" w:type="dxa"/>
-              <w:left w:w="85" w:type="dxa"/>
-              <w:bottom w:w="85" w:type="dxa"/>
-              <w:right w:w="85" w:type="dxa"/>
-            </w:tcMar>
-          </w:tcPr>
-          <w:p>
-            <w:pPr>
-              <w:spacing w:after="40" w:line="247" w:lineRule="auto"/>
-            </w:pPr>
-            <w:r>
-              <w:rPr>
-                <w:b w:val="0"/>
-                <w:sz w:val="18"/>
-              </w:rPr>
-              <w:t>+0.00</w:t>
-            </w:r>
-          </w:p>
-        </w:tc>
-        <w:tc>
-          <w:tcPr>
-            <w:tcW w:type="dxa" w:w="936"/>
-            <w:vAlign w:val="center"/>
-            <w:tcBorders>
-              <w:top w:val="single" w:sz="4" w:color="D9D9D9"/>
-              <w:left w:val="single" w:sz="4" w:color="D9D9D9"/>
-              <w:bottom w:val="single" w:sz="4" w:color="D9D9D9"/>
-              <w:right w:val="single" w:sz="4" w:color="D9D9D9"/>
-            </w:tcBorders>
-            <w:shd w:fill="FFFFFF"/>
-            <w:tcMar>
-              <w:top w:w="85" w:type="dxa"/>
-              <w:left w:w="85" w:type="dxa"/>
-              <w:bottom w:w="85" w:type="dxa"/>
-              <w:right w:w="85" w:type="dxa"/>
-            </w:tcMar>
-          </w:tcPr>
-          <w:p>
-            <w:pPr>
-              <w:spacing w:after="40" w:line="247" w:lineRule="auto"/>
-            </w:pPr>
-            <w:r>
-              <w:rPr>
-                <w:b w:val="0"/>
-                <w:sz w:val="18"/>
-              </w:rPr>
-              <w:t>21.28</w:t>
-            </w:r>
-          </w:p>
-        </w:tc>
-        <w:tc>
-          <w:tcPr>
-            <w:tcW w:type="dxa" w:w="792"/>
-            <w:vAlign w:val="center"/>
-            <w:tcBorders>
-              <w:top w:val="single" w:sz="4" w:color="D9D9D9"/>
-              <w:left w:val="single" w:sz="4" w:color="D9D9D9"/>
-              <w:bottom w:val="single" w:sz="4" w:color="D9D9D9"/>
-              <w:right w:val="single" w:sz="4" w:color="D9D9D9"/>
-            </w:tcBorders>
-            <w:shd w:fill="FFFFFF"/>
-            <w:tcMar>
-              <w:top w:w="85" w:type="dxa"/>
-              <w:left w:w="85" w:type="dxa"/>
-              <w:bottom w:w="85" w:type="dxa"/>
-              <w:right w:w="85" w:type="dxa"/>
-            </w:tcMar>
-          </w:tcPr>
-          <w:p>
-            <w:pPr>
-              <w:spacing w:after="40" w:line="247" w:lineRule="auto"/>
-            </w:pPr>
-            <w:r>
-              <w:rPr>
-                <w:b w:val="0"/>
-                <w:sz w:val="18"/>
-              </w:rPr>
-              <w:t>2.26</w:t>
-            </w:r>
-          </w:p>
-        </w:tc>
-        <w:tc>
-          <w:tcPr>
-            <w:tcW w:type="dxa" w:w="1080"/>
-            <w:vAlign w:val="center"/>
-            <w:tcBorders>
-              <w:top w:val="single" w:sz="4" w:color="D9D9D9"/>
-              <w:left w:val="single" w:sz="4" w:color="D9D9D9"/>
-              <w:bottom w:val="single" w:sz="4" w:color="D9D9D9"/>
-              <w:right w:val="single" w:sz="4" w:color="D9D9D9"/>
-            </w:tcBorders>
-            <w:shd w:fill="FFFFFF"/>
-            <w:tcMar>
-              <w:top w:w="85" w:type="dxa"/>
-              <w:left w:w="85" w:type="dxa"/>
-              <w:bottom w:w="85" w:type="dxa"/>
-              <w:right w:w="85" w:type="dxa"/>
-            </w:tcMar>
-          </w:tcPr>
-          <w:p>
-            <w:pPr>
-              <w:spacing w:after="40" w:line="247" w:lineRule="auto"/>
-            </w:pPr>
-            <w:r>
-              <w:rPr>
-                <w:b w:val="0"/>
-                <w:sz w:val="18"/>
-              </w:rPr>
-              <w:t>0.00</w:t>
-            </w:r>
-          </w:p>
-        </w:tc>
-      </w:tr>
-      <w:tr>
-        <w:trPr>
-          <w:cantSplit/>
-        </w:trPr>
-        <w:tc>
-          <w:tcPr>
-            <w:tcW w:type="dxa" w:w="547"/>
-            <w:vAlign w:val="center"/>
-            <w:tcBorders>
-              <w:top w:val="single" w:sz="4" w:color="D9D9D9"/>
-              <w:left w:val="single" w:sz="4" w:color="D9D9D9"/>
-              <w:bottom w:val="single" w:sz="4" w:color="D9D9D9"/>
-              <w:right w:val="single" w:sz="4" w:color="D9D9D9"/>
-            </w:tcBorders>
-            <w:shd w:fill="F5F7F8"/>
-            <w:tcMar>
-              <w:top w:w="85" w:type="dxa"/>
-              <w:left w:w="85" w:type="dxa"/>
-              <w:bottom w:w="85" w:type="dxa"/>
-              <w:right w:w="85" w:type="dxa"/>
-            </w:tcMar>
-          </w:tcPr>
-          <w:p>
-            <w:pPr>
-              <w:spacing w:after="40" w:line="247" w:lineRule="auto"/>
-            </w:pPr>
-            <w:r>
-              <w:rPr>
-                <w:b w:val="0"/>
-                <w:sz w:val="18"/>
-              </w:rPr>
-              <w:t>06</w:t>
-            </w:r>
-          </w:p>
-        </w:tc>
-        <w:tc>
-          <w:tcPr>
-            <w:tcW w:type="dxa" w:w="3744"/>
-            <w:vAlign w:val="center"/>
-            <w:tcBorders>
-              <w:top w:val="single" w:sz="4" w:color="D9D9D9"/>
-              <w:left w:val="single" w:sz="4" w:color="D9D9D9"/>
-              <w:bottom w:val="single" w:sz="4" w:color="D9D9D9"/>
-              <w:right w:val="single" w:sz="4" w:color="D9D9D9"/>
-            </w:tcBorders>
-            <w:shd w:fill="F5F7F8"/>
-            <w:tcMar>
-              <w:top w:w="85" w:type="dxa"/>
-              <w:left w:w="85" w:type="dxa"/>
-              <w:bottom w:w="85" w:type="dxa"/>
-              <w:right w:w="85" w:type="dxa"/>
-            </w:tcMar>
-          </w:tcPr>
-          <w:p>
-            <w:pPr>
-              <w:spacing w:after="40" w:line="247" w:lineRule="auto"/>
-            </w:pPr>
-            <w:r>
-              <w:rPr>
-                <w:b w:val="0"/>
-                <w:sz w:val="18"/>
-              </w:rPr>
-              <w:t>Retreat away from the attacking area</w:t>
-            </w:r>
-          </w:p>
-        </w:tc>
-        <w:tc>
-          <w:tcPr>
-            <w:tcW w:type="dxa" w:w="1152"/>
-            <w:vAlign w:val="center"/>
-            <w:tcBorders>
-              <w:top w:val="single" w:sz="4" w:color="D9D9D9"/>
-              <w:left w:val="single" w:sz="4" w:color="D9D9D9"/>
-              <w:bottom w:val="single" w:sz="4" w:color="D9D9D9"/>
-              <w:right w:val="single" w:sz="4" w:color="D9D9D9"/>
-            </w:tcBorders>
-            <w:shd w:fill="F5F7F8"/>
-            <w:tcMar>
-              <w:top w:w="85" w:type="dxa"/>
-              <w:left w:w="85" w:type="dxa"/>
-              <w:bottom w:w="85" w:type="dxa"/>
-              <w:right w:w="85" w:type="dxa"/>
-            </w:tcMar>
-          </w:tcPr>
-          <w:p>
-            <w:pPr>
-              <w:spacing w:after="40" w:line="247" w:lineRule="auto"/>
-            </w:pPr>
-            <w:r>
-              <w:rPr>
-                <w:b w:val="0"/>
-                <w:sz w:val="18"/>
-              </w:rPr>
-              <w:t>-74.43</w:t>
+              <w:t>12.80</w:t>
             </w:r>
           </w:p>
         </w:tc>
@@ -1492,1215 +3567,7 @@
                 <w:b w:val="0"/>
                 <w:sz w:val="18"/>
               </w:rPr>
-              <w:t>4.97</w:t>
-            </w:r>
-          </w:p>
-        </w:tc>
-        <w:tc>
-          <w:tcPr>
-            <w:tcW w:type="dxa" w:w="792"/>
-            <w:vAlign w:val="center"/>
-            <w:tcBorders>
-              <w:top w:val="single" w:sz="4" w:color="D9D9D9"/>
-              <w:left w:val="single" w:sz="4" w:color="D9D9D9"/>
-              <w:bottom w:val="single" w:sz="4" w:color="D9D9D9"/>
-              <w:right w:val="single" w:sz="4" w:color="D9D9D9"/>
-            </w:tcBorders>
-            <w:shd w:fill="F5F7F8"/>
-            <w:tcMar>
-              <w:top w:w="85" w:type="dxa"/>
-              <w:left w:w="85" w:type="dxa"/>
-              <w:bottom w:w="85" w:type="dxa"/>
-              <w:right w:w="85" w:type="dxa"/>
-            </w:tcMar>
-          </w:tcPr>
-          <w:p>
-            <w:pPr>
-              <w:spacing w:after="40" w:line="247" w:lineRule="auto"/>
-            </w:pPr>
-            <w:r>
-              <w:rPr>
-                <w:b w:val="0"/>
-                <w:sz w:val="18"/>
-              </w:rPr>
-              <w:t>2.26</w:t>
-            </w:r>
-          </w:p>
-        </w:tc>
-        <w:tc>
-          <w:tcPr>
-            <w:tcW w:type="dxa" w:w="1080"/>
-            <w:vAlign w:val="center"/>
-            <w:tcBorders>
-              <w:top w:val="single" w:sz="4" w:color="D9D9D9"/>
-              <w:left w:val="single" w:sz="4" w:color="D9D9D9"/>
-              <w:bottom w:val="single" w:sz="4" w:color="D9D9D9"/>
-              <w:right w:val="single" w:sz="4" w:color="D9D9D9"/>
-            </w:tcBorders>
-            <w:shd w:fill="F5F7F8"/>
-            <w:tcMar>
-              <w:top w:w="85" w:type="dxa"/>
-              <w:left w:w="85" w:type="dxa"/>
-              <w:bottom w:w="85" w:type="dxa"/>
-              <w:right w:w="85" w:type="dxa"/>
-            </w:tcMar>
-          </w:tcPr>
-          <w:p>
-            <w:pPr>
-              <w:spacing w:after="40" w:line="247" w:lineRule="auto"/>
-            </w:pPr>
-            <w:r>
-              <w:rPr>
-                <w:b w:val="0"/>
-                <w:sz w:val="18"/>
-              </w:rPr>
-              <w:t>3.44</w:t>
-            </w:r>
-          </w:p>
-        </w:tc>
-      </w:tr>
-      <w:tr>
-        <w:trPr>
-          <w:cantSplit/>
-        </w:trPr>
-        <w:tc>
-          <w:tcPr>
-            <w:tcW w:type="dxa" w:w="547"/>
-            <w:vAlign w:val="center"/>
-            <w:tcBorders>
-              <w:top w:val="single" w:sz="4" w:color="D9D9D9"/>
-              <w:left w:val="single" w:sz="4" w:color="D9D9D9"/>
-              <w:bottom w:val="single" w:sz="4" w:color="D9D9D9"/>
-              <w:right w:val="single" w:sz="4" w:color="D9D9D9"/>
-            </w:tcBorders>
-            <w:shd w:fill="FFFFFF"/>
-            <w:tcMar>
-              <w:top w:w="85" w:type="dxa"/>
-              <w:left w:w="85" w:type="dxa"/>
-              <w:bottom w:w="85" w:type="dxa"/>
-              <w:right w:w="85" w:type="dxa"/>
-            </w:tcMar>
-          </w:tcPr>
-          <w:p>
-            <w:pPr>
-              <w:spacing w:after="40" w:line="247" w:lineRule="auto"/>
-            </w:pPr>
-            <w:r>
-              <w:rPr>
-                <w:b w:val="0"/>
-                <w:sz w:val="18"/>
-              </w:rPr>
-              <w:t>07</w:t>
-            </w:r>
-          </w:p>
-        </w:tc>
-        <w:tc>
-          <w:tcPr>
-            <w:tcW w:type="dxa" w:w="3744"/>
-            <w:vAlign w:val="center"/>
-            <w:tcBorders>
-              <w:top w:val="single" w:sz="4" w:color="D9D9D9"/>
-              <w:left w:val="single" w:sz="4" w:color="D9D9D9"/>
-              <w:bottom w:val="single" w:sz="4" w:color="D9D9D9"/>
-              <w:right w:val="single" w:sz="4" w:color="D9D9D9"/>
-            </w:tcBorders>
-            <w:shd w:fill="FFFFFF"/>
-            <w:tcMar>
-              <w:top w:w="85" w:type="dxa"/>
-              <w:left w:w="85" w:type="dxa"/>
-              <w:bottom w:w="85" w:type="dxa"/>
-              <w:right w:w="85" w:type="dxa"/>
-            </w:tcMar>
-          </w:tcPr>
-          <w:p>
-            <w:pPr>
-              <w:spacing w:after="40" w:line="247" w:lineRule="auto"/>
-            </w:pPr>
-            <w:r>
-              <w:rPr>
-                <w:b w:val="0"/>
-                <w:sz w:val="18"/>
-              </w:rPr>
-              <w:t>Double movement</w:t>
-            </w:r>
-          </w:p>
-        </w:tc>
-        <w:tc>
-          <w:tcPr>
-            <w:tcW w:type="dxa" w:w="1152"/>
-            <w:vAlign w:val="center"/>
-            <w:tcBorders>
-              <w:top w:val="single" w:sz="4" w:color="D9D9D9"/>
-              <w:left w:val="single" w:sz="4" w:color="D9D9D9"/>
-              <w:bottom w:val="single" w:sz="4" w:color="D9D9D9"/>
-              <w:right w:val="single" w:sz="4" w:color="D9D9D9"/>
-            </w:tcBorders>
-            <w:shd w:fill="FFFFFF"/>
-            <w:tcMar>
-              <w:top w:w="85" w:type="dxa"/>
-              <w:left w:w="85" w:type="dxa"/>
-              <w:bottom w:w="85" w:type="dxa"/>
-              <w:right w:w="85" w:type="dxa"/>
-            </w:tcMar>
-          </w:tcPr>
-          <w:p>
-            <w:pPr>
-              <w:spacing w:after="40" w:line="247" w:lineRule="auto"/>
-            </w:pPr>
-            <w:r>
-              <w:rPr>
-                <w:b w:val="0"/>
-                <w:sz w:val="18"/>
-              </w:rPr>
-              <w:t>+334.95</w:t>
-            </w:r>
-          </w:p>
-        </w:tc>
-        <w:tc>
-          <w:tcPr>
-            <w:tcW w:type="dxa" w:w="936"/>
-            <w:vAlign w:val="center"/>
-            <w:tcBorders>
-              <w:top w:val="single" w:sz="4" w:color="D9D9D9"/>
-              <w:left w:val="single" w:sz="4" w:color="D9D9D9"/>
-              <w:bottom w:val="single" w:sz="4" w:color="D9D9D9"/>
-              <w:right w:val="single" w:sz="4" w:color="D9D9D9"/>
-            </w:tcBorders>
-            <w:shd w:fill="FFFFFF"/>
-            <w:tcMar>
-              <w:top w:w="85" w:type="dxa"/>
-              <w:left w:w="85" w:type="dxa"/>
-              <w:bottom w:w="85" w:type="dxa"/>
-              <w:right w:w="85" w:type="dxa"/>
-            </w:tcMar>
-          </w:tcPr>
-          <w:p>
-            <w:pPr>
-              <w:spacing w:after="40" w:line="247" w:lineRule="auto"/>
-            </w:pPr>
-            <w:r>
-              <w:rPr>
-                <w:b w:val="0"/>
-                <w:sz w:val="18"/>
-              </w:rPr>
-              <w:t>21.28</w:t>
-            </w:r>
-          </w:p>
-        </w:tc>
-        <w:tc>
-          <w:tcPr>
-            <w:tcW w:type="dxa" w:w="792"/>
-            <w:vAlign w:val="center"/>
-            <w:tcBorders>
-              <w:top w:val="single" w:sz="4" w:color="D9D9D9"/>
-              <w:left w:val="single" w:sz="4" w:color="D9D9D9"/>
-              <w:bottom w:val="single" w:sz="4" w:color="D9D9D9"/>
-              <w:right w:val="single" w:sz="4" w:color="D9D9D9"/>
-            </w:tcBorders>
-            <w:shd w:fill="FFFFFF"/>
-            <w:tcMar>
-              <w:top w:w="85" w:type="dxa"/>
-              <w:left w:w="85" w:type="dxa"/>
-              <w:bottom w:w="85" w:type="dxa"/>
-              <w:right w:w="85" w:type="dxa"/>
-            </w:tcMar>
-          </w:tcPr>
-          <w:p>
-            <w:pPr>
-              <w:spacing w:after="40" w:line="247" w:lineRule="auto"/>
-            </w:pPr>
-            <w:r>
-              <w:rPr>
-                <w:b w:val="0"/>
-                <w:sz w:val="18"/>
-              </w:rPr>
-              <w:t>2.26</w:t>
-            </w:r>
-          </w:p>
-        </w:tc>
-        <w:tc>
-          <w:tcPr>
-            <w:tcW w:type="dxa" w:w="1080"/>
-            <w:vAlign w:val="center"/>
-            <w:tcBorders>
-              <w:top w:val="single" w:sz="4" w:color="D9D9D9"/>
-              <w:left w:val="single" w:sz="4" w:color="D9D9D9"/>
-              <w:bottom w:val="single" w:sz="4" w:color="D9D9D9"/>
-              <w:right w:val="single" w:sz="4" w:color="D9D9D9"/>
-            </w:tcBorders>
-            <w:shd w:fill="FFFFFF"/>
-            <w:tcMar>
-              <w:top w:w="85" w:type="dxa"/>
-              <w:left w:w="85" w:type="dxa"/>
-              <w:bottom w:w="85" w:type="dxa"/>
-              <w:right w:w="85" w:type="dxa"/>
-            </w:tcMar>
-          </w:tcPr>
-          <w:p>
-            <w:pPr>
-              <w:spacing w:after="40" w:line="247" w:lineRule="auto"/>
-            </w:pPr>
-            <w:r>
-              <w:rPr>
-                <w:b w:val="0"/>
-                <w:sz w:val="18"/>
-              </w:rPr>
-              <w:t>0.05</w:t>
-            </w:r>
-          </w:p>
-        </w:tc>
-      </w:tr>
-      <w:tr>
-        <w:trPr>
-          <w:cantSplit/>
-        </w:trPr>
-        <w:tc>
-          <w:tcPr>
-            <w:tcW w:type="dxa" w:w="547"/>
-            <w:vAlign w:val="center"/>
-            <w:tcBorders>
-              <w:top w:val="single" w:sz="4" w:color="D9D9D9"/>
-              <w:left w:val="single" w:sz="4" w:color="D9D9D9"/>
-              <w:bottom w:val="single" w:sz="4" w:color="D9D9D9"/>
-              <w:right w:val="single" w:sz="4" w:color="D9D9D9"/>
-            </w:tcBorders>
-            <w:shd w:fill="F5F7F8"/>
-            <w:tcMar>
-              <w:top w:w="85" w:type="dxa"/>
-              <w:left w:w="85" w:type="dxa"/>
-              <w:bottom w:w="85" w:type="dxa"/>
-              <w:right w:w="85" w:type="dxa"/>
-            </w:tcMar>
-          </w:tcPr>
-          <w:p>
-            <w:pPr>
-              <w:spacing w:after="40" w:line="247" w:lineRule="auto"/>
-            </w:pPr>
-            <w:r>
-              <w:rPr>
-                <w:b w:val="0"/>
-                <w:sz w:val="18"/>
-              </w:rPr>
-              <w:t>08</w:t>
-            </w:r>
-          </w:p>
-        </w:tc>
-        <w:tc>
-          <w:tcPr>
-            <w:tcW w:type="dxa" w:w="3744"/>
-            <w:vAlign w:val="center"/>
-            <w:tcBorders>
-              <w:top w:val="single" w:sz="4" w:color="D9D9D9"/>
-              <w:left w:val="single" w:sz="4" w:color="D9D9D9"/>
-              <w:bottom w:val="single" w:sz="4" w:color="D9D9D9"/>
-              <w:right w:val="single" w:sz="4" w:color="D9D9D9"/>
-            </w:tcBorders>
-            <w:shd w:fill="F5F7F8"/>
-            <w:tcMar>
-              <w:top w:w="85" w:type="dxa"/>
-              <w:left w:w="85" w:type="dxa"/>
-              <w:bottom w:w="85" w:type="dxa"/>
-              <w:right w:w="85" w:type="dxa"/>
-            </w:tcMar>
-          </w:tcPr>
-          <w:p>
-            <w:pPr>
-              <w:spacing w:after="40" w:line="247" w:lineRule="auto"/>
-            </w:pPr>
-            <w:r>
-              <w:rPr>
-                <w:b w:val="0"/>
-                <w:sz w:val="18"/>
-              </w:rPr>
-              <w:t>Defensive handover</w:t>
-            </w:r>
-          </w:p>
-        </w:tc>
-        <w:tc>
-          <w:tcPr>
-            <w:tcW w:type="dxa" w:w="1152"/>
-            <w:vAlign w:val="center"/>
-            <w:tcBorders>
-              <w:top w:val="single" w:sz="4" w:color="D9D9D9"/>
-              <w:left w:val="single" w:sz="4" w:color="D9D9D9"/>
-              <w:bottom w:val="single" w:sz="4" w:color="D9D9D9"/>
-              <w:right w:val="single" w:sz="4" w:color="D9D9D9"/>
-            </w:tcBorders>
-            <w:shd w:fill="F5F7F8"/>
-            <w:tcMar>
-              <w:top w:w="85" w:type="dxa"/>
-              <w:left w:w="85" w:type="dxa"/>
-              <w:bottom w:w="85" w:type="dxa"/>
-              <w:right w:w="85" w:type="dxa"/>
-            </w:tcMar>
-          </w:tcPr>
-          <w:p>
-            <w:pPr>
-              <w:spacing w:after="40" w:line="247" w:lineRule="auto"/>
-            </w:pPr>
-            <w:r>
-              <w:rPr>
-                <w:b w:val="0"/>
-                <w:sz w:val="18"/>
-              </w:rPr>
-              <w:t>+282.14</w:t>
-            </w:r>
-          </w:p>
-        </w:tc>
-        <w:tc>
-          <w:tcPr>
-            <w:tcW w:type="dxa" w:w="936"/>
-            <w:vAlign w:val="center"/>
-            <w:tcBorders>
-              <w:top w:val="single" w:sz="4" w:color="D9D9D9"/>
-              <w:left w:val="single" w:sz="4" w:color="D9D9D9"/>
-              <w:bottom w:val="single" w:sz="4" w:color="D9D9D9"/>
-              <w:right w:val="single" w:sz="4" w:color="D9D9D9"/>
-            </w:tcBorders>
-            <w:shd w:fill="F5F7F8"/>
-            <w:tcMar>
-              <w:top w:w="85" w:type="dxa"/>
-              <w:left w:w="85" w:type="dxa"/>
-              <w:bottom w:w="85" w:type="dxa"/>
-              <w:right w:w="85" w:type="dxa"/>
-            </w:tcMar>
-          </w:tcPr>
-          <w:p>
-            <w:pPr>
-              <w:spacing w:after="40" w:line="247" w:lineRule="auto"/>
-            </w:pPr>
-            <w:r>
-              <w:rPr>
-                <w:b w:val="0"/>
-                <w:sz w:val="18"/>
-              </w:rPr>
-              <w:t>9.22</w:t>
-            </w:r>
-          </w:p>
-        </w:tc>
-        <w:tc>
-          <w:tcPr>
-            <w:tcW w:type="dxa" w:w="792"/>
-            <w:vAlign w:val="center"/>
-            <w:tcBorders>
-              <w:top w:val="single" w:sz="4" w:color="D9D9D9"/>
-              <w:left w:val="single" w:sz="4" w:color="D9D9D9"/>
-              <w:bottom w:val="single" w:sz="4" w:color="D9D9D9"/>
-              <w:right w:val="single" w:sz="4" w:color="D9D9D9"/>
-            </w:tcBorders>
-            <w:shd w:fill="F5F7F8"/>
-            <w:tcMar>
-              <w:top w:w="85" w:type="dxa"/>
-              <w:left w:w="85" w:type="dxa"/>
-              <w:bottom w:w="85" w:type="dxa"/>
-              <w:right w:w="85" w:type="dxa"/>
-            </w:tcMar>
-          </w:tcPr>
-          <w:p>
-            <w:pPr>
-              <w:spacing w:after="40" w:line="247" w:lineRule="auto"/>
-            </w:pPr>
-            <w:r>
-              <w:rPr>
-                <w:b w:val="0"/>
-                <w:sz w:val="18"/>
-              </w:rPr>
-              <w:t>2.80</w:t>
-            </w:r>
-          </w:p>
-        </w:tc>
-        <w:tc>
-          <w:tcPr>
-            <w:tcW w:type="dxa" w:w="1080"/>
-            <w:vAlign w:val="center"/>
-            <w:tcBorders>
-              <w:top w:val="single" w:sz="4" w:color="D9D9D9"/>
-              <w:left w:val="single" w:sz="4" w:color="D9D9D9"/>
-              <w:bottom w:val="single" w:sz="4" w:color="D9D9D9"/>
-              <w:right w:val="single" w:sz="4" w:color="D9D9D9"/>
-            </w:tcBorders>
-            <w:shd w:fill="F5F7F8"/>
-            <w:tcMar>
-              <w:top w:w="85" w:type="dxa"/>
-              <w:left w:w="85" w:type="dxa"/>
-              <w:bottom w:w="85" w:type="dxa"/>
-              <w:right w:w="85" w:type="dxa"/>
-            </w:tcMar>
-          </w:tcPr>
-          <w:p>
-            <w:pPr>
-              <w:spacing w:after="40" w:line="247" w:lineRule="auto"/>
-            </w:pPr>
-            <w:r>
-              <w:rPr>
-                <w:b w:val="0"/>
-                <w:sz w:val="18"/>
-              </w:rPr>
-              <w:t>0.03</w:t>
-            </w:r>
-          </w:p>
-        </w:tc>
-      </w:tr>
-      <w:tr>
-        <w:trPr>
-          <w:cantSplit/>
-        </w:trPr>
-        <w:tc>
-          <w:tcPr>
-            <w:tcW w:type="dxa" w:w="547"/>
-            <w:vAlign w:val="center"/>
-            <w:tcBorders>
-              <w:top w:val="single" w:sz="4" w:color="D9D9D9"/>
-              <w:left w:val="single" w:sz="4" w:color="D9D9D9"/>
-              <w:bottom w:val="single" w:sz="4" w:color="D9D9D9"/>
-              <w:right w:val="single" w:sz="4" w:color="D9D9D9"/>
-            </w:tcBorders>
-            <w:shd w:fill="FFFFFF"/>
-            <w:tcMar>
-              <w:top w:w="85" w:type="dxa"/>
-              <w:left w:w="85" w:type="dxa"/>
-              <w:bottom w:w="85" w:type="dxa"/>
-              <w:right w:w="85" w:type="dxa"/>
-            </w:tcMar>
-          </w:tcPr>
-          <w:p>
-            <w:pPr>
-              <w:spacing w:after="40" w:line="247" w:lineRule="auto"/>
-            </w:pPr>
-            <w:r>
-              <w:rPr>
-                <w:b w:val="0"/>
-                <w:sz w:val="18"/>
-              </w:rPr>
-              <w:t>09</w:t>
-            </w:r>
-          </w:p>
-        </w:tc>
-        <w:tc>
-          <w:tcPr>
-            <w:tcW w:type="dxa" w:w="3744"/>
-            <w:vAlign w:val="center"/>
-            <w:tcBorders>
-              <w:top w:val="single" w:sz="4" w:color="D9D9D9"/>
-              <w:left w:val="single" w:sz="4" w:color="D9D9D9"/>
-              <w:bottom w:val="single" w:sz="4" w:color="D9D9D9"/>
-              <w:right w:val="single" w:sz="4" w:color="D9D9D9"/>
-            </w:tcBorders>
-            <w:shd w:fill="FFFFFF"/>
-            <w:tcMar>
-              <w:top w:w="85" w:type="dxa"/>
-              <w:left w:w="85" w:type="dxa"/>
-              <w:bottom w:w="85" w:type="dxa"/>
-              <w:right w:w="85" w:type="dxa"/>
-            </w:tcMar>
-          </w:tcPr>
-          <w:p>
-            <w:pPr>
-              <w:spacing w:after="40" w:line="247" w:lineRule="auto"/>
-            </w:pPr>
-            <w:r>
-              <w:rPr>
-                <w:b w:val="0"/>
-                <w:sz w:val="18"/>
-              </w:rPr>
-              <w:t>Away team mirrored attack</w:t>
-            </w:r>
-          </w:p>
-        </w:tc>
-        <w:tc>
-          <w:tcPr>
-            <w:tcW w:type="dxa" w:w="1152"/>
-            <w:vAlign w:val="center"/>
-            <w:tcBorders>
-              <w:top w:val="single" w:sz="4" w:color="D9D9D9"/>
-              <w:left w:val="single" w:sz="4" w:color="D9D9D9"/>
-              <w:bottom w:val="single" w:sz="4" w:color="D9D9D9"/>
-              <w:right w:val="single" w:sz="4" w:color="D9D9D9"/>
-            </w:tcBorders>
-            <w:shd w:fill="FFFFFF"/>
-            <w:tcMar>
-              <w:top w:w="85" w:type="dxa"/>
-              <w:left w:w="85" w:type="dxa"/>
-              <w:bottom w:w="85" w:type="dxa"/>
-              <w:right w:w="85" w:type="dxa"/>
-            </w:tcMar>
-          </w:tcPr>
-          <w:p>
-            <w:pPr>
-              <w:spacing w:after="40" w:line="247" w:lineRule="auto"/>
-            </w:pPr>
-            <w:r>
-              <w:rPr>
-                <w:b w:val="0"/>
-                <w:sz w:val="18"/>
-              </w:rPr>
-              <w:t>+275.06</w:t>
-            </w:r>
-          </w:p>
-        </w:tc>
-        <w:tc>
-          <w:tcPr>
-            <w:tcW w:type="dxa" w:w="936"/>
-            <w:vAlign w:val="center"/>
-            <w:tcBorders>
-              <w:top w:val="single" w:sz="4" w:color="D9D9D9"/>
-              <w:left w:val="single" w:sz="4" w:color="D9D9D9"/>
-              <w:bottom w:val="single" w:sz="4" w:color="D9D9D9"/>
-              <w:right w:val="single" w:sz="4" w:color="D9D9D9"/>
-            </w:tcBorders>
-            <w:shd w:fill="FFFFFF"/>
-            <w:tcMar>
-              <w:top w:w="85" w:type="dxa"/>
-              <w:left w:w="85" w:type="dxa"/>
-              <w:bottom w:w="85" w:type="dxa"/>
-              <w:right w:w="85" w:type="dxa"/>
-            </w:tcMar>
-          </w:tcPr>
-          <w:p>
-            <w:pPr>
-              <w:spacing w:after="40" w:line="247" w:lineRule="auto"/>
-            </w:pPr>
-            <w:r>
-              <w:rPr>
-                <w:b w:val="0"/>
-                <w:sz w:val="18"/>
-              </w:rPr>
-              <w:t>21.28</w:t>
-            </w:r>
-          </w:p>
-        </w:tc>
-        <w:tc>
-          <w:tcPr>
-            <w:tcW w:type="dxa" w:w="792"/>
-            <w:vAlign w:val="center"/>
-            <w:tcBorders>
-              <w:top w:val="single" w:sz="4" w:color="D9D9D9"/>
-              <w:left w:val="single" w:sz="4" w:color="D9D9D9"/>
-              <w:bottom w:val="single" w:sz="4" w:color="D9D9D9"/>
-              <w:right w:val="single" w:sz="4" w:color="D9D9D9"/>
-            </w:tcBorders>
-            <w:shd w:fill="FFFFFF"/>
-            <w:tcMar>
-              <w:top w:w="85" w:type="dxa"/>
-              <w:left w:w="85" w:type="dxa"/>
-              <w:bottom w:w="85" w:type="dxa"/>
-              <w:right w:w="85" w:type="dxa"/>
-            </w:tcMar>
-          </w:tcPr>
-          <w:p>
-            <w:pPr>
-              <w:spacing w:after="40" w:line="247" w:lineRule="auto"/>
-            </w:pPr>
-            <w:r>
-              <w:rPr>
-                <w:b w:val="0"/>
-                <w:sz w:val="18"/>
-              </w:rPr>
-              <w:t>2.26</w:t>
-            </w:r>
-          </w:p>
-        </w:tc>
-        <w:tc>
-          <w:tcPr>
-            <w:tcW w:type="dxa" w:w="1080"/>
-            <w:vAlign w:val="center"/>
-            <w:tcBorders>
-              <w:top w:val="single" w:sz="4" w:color="D9D9D9"/>
-              <w:left w:val="single" w:sz="4" w:color="D9D9D9"/>
-              <w:bottom w:val="single" w:sz="4" w:color="D9D9D9"/>
-              <w:right w:val="single" w:sz="4" w:color="D9D9D9"/>
-            </w:tcBorders>
-            <w:shd w:fill="FFFFFF"/>
-            <w:tcMar>
-              <w:top w:w="85" w:type="dxa"/>
-              <w:left w:w="85" w:type="dxa"/>
-              <w:bottom w:w="85" w:type="dxa"/>
-              <w:right w:w="85" w:type="dxa"/>
-            </w:tcMar>
-          </w:tcPr>
-          <w:p>
-            <w:pPr>
-              <w:spacing w:after="40" w:line="247" w:lineRule="auto"/>
-            </w:pPr>
-            <w:r>
-              <w:rPr>
-                <w:b w:val="0"/>
-                <w:sz w:val="18"/>
-              </w:rPr>
-              <w:t>0.04</w:t>
-            </w:r>
-          </w:p>
-        </w:tc>
-      </w:tr>
-      <w:tr>
-        <w:trPr>
-          <w:cantSplit/>
-        </w:trPr>
-        <w:tc>
-          <w:tcPr>
-            <w:tcW w:type="dxa" w:w="547"/>
-            <w:vAlign w:val="center"/>
-            <w:tcBorders>
-              <w:top w:val="single" w:sz="4" w:color="D9D9D9"/>
-              <w:left w:val="single" w:sz="4" w:color="D9D9D9"/>
-              <w:bottom w:val="single" w:sz="4" w:color="D9D9D9"/>
-              <w:right w:val="single" w:sz="4" w:color="D9D9D9"/>
-            </w:tcBorders>
-            <w:shd w:fill="F5F7F8"/>
-            <w:tcMar>
-              <w:top w:w="85" w:type="dxa"/>
-              <w:left w:w="85" w:type="dxa"/>
-              <w:bottom w:w="85" w:type="dxa"/>
-              <w:right w:w="85" w:type="dxa"/>
-            </w:tcMar>
-          </w:tcPr>
-          <w:p>
-            <w:pPr>
-              <w:spacing w:after="40" w:line="247" w:lineRule="auto"/>
-            </w:pPr>
-            <w:r>
-              <w:rPr>
-                <w:b w:val="0"/>
-                <w:sz w:val="18"/>
-              </w:rPr>
-              <w:t>10</w:t>
-            </w:r>
-          </w:p>
-        </w:tc>
-        <w:tc>
-          <w:tcPr>
-            <w:tcW w:type="dxa" w:w="3744"/>
-            <w:vAlign w:val="center"/>
-            <w:tcBorders>
-              <w:top w:val="single" w:sz="4" w:color="D9D9D9"/>
-              <w:left w:val="single" w:sz="4" w:color="D9D9D9"/>
-              <w:bottom w:val="single" w:sz="4" w:color="D9D9D9"/>
-              <w:right w:val="single" w:sz="4" w:color="D9D9D9"/>
-            </w:tcBorders>
-            <w:shd w:fill="F5F7F8"/>
-            <w:tcMar>
-              <w:top w:w="85" w:type="dxa"/>
-              <w:left w:w="85" w:type="dxa"/>
-              <w:bottom w:w="85" w:type="dxa"/>
-              <w:right w:w="85" w:type="dxa"/>
-            </w:tcMar>
-          </w:tcPr>
-          <w:p>
-            <w:pPr>
-              <w:spacing w:after="40" w:line="247" w:lineRule="auto"/>
-            </w:pPr>
-            <w:r>
-              <w:rPr>
-                <w:b w:val="0"/>
-                <w:sz w:val="18"/>
-              </w:rPr>
-              <w:t>Receiver remains tightly marked</w:t>
-            </w:r>
-          </w:p>
-        </w:tc>
-        <w:tc>
-          <w:tcPr>
-            <w:tcW w:type="dxa" w:w="1152"/>
-            <w:vAlign w:val="center"/>
-            <w:tcBorders>
-              <w:top w:val="single" w:sz="4" w:color="D9D9D9"/>
-              <w:left w:val="single" w:sz="4" w:color="D9D9D9"/>
-              <w:bottom w:val="single" w:sz="4" w:color="D9D9D9"/>
-              <w:right w:val="single" w:sz="4" w:color="D9D9D9"/>
-            </w:tcBorders>
-            <w:shd w:fill="F5F7F8"/>
-            <w:tcMar>
-              <w:top w:w="85" w:type="dxa"/>
-              <w:left w:w="85" w:type="dxa"/>
-              <w:bottom w:w="85" w:type="dxa"/>
-              <w:right w:w="85" w:type="dxa"/>
-            </w:tcMar>
-          </w:tcPr>
-          <w:p>
-            <w:pPr>
-              <w:spacing w:after="40" w:line="247" w:lineRule="auto"/>
-            </w:pPr>
-            <w:r>
-              <w:rPr>
-                <w:b w:val="0"/>
-                <w:sz w:val="18"/>
-              </w:rPr>
-              <w:t>+272.34</w:t>
-            </w:r>
-          </w:p>
-        </w:tc>
-        <w:tc>
-          <w:tcPr>
-            <w:tcW w:type="dxa" w:w="936"/>
-            <w:vAlign w:val="center"/>
-            <w:tcBorders>
-              <w:top w:val="single" w:sz="4" w:color="D9D9D9"/>
-              <w:left w:val="single" w:sz="4" w:color="D9D9D9"/>
-              <w:bottom w:val="single" w:sz="4" w:color="D9D9D9"/>
-              <w:right w:val="single" w:sz="4" w:color="D9D9D9"/>
-            </w:tcBorders>
-            <w:shd w:fill="F5F7F8"/>
-            <w:tcMar>
-              <w:top w:w="85" w:type="dxa"/>
-              <w:left w:w="85" w:type="dxa"/>
-              <w:bottom w:w="85" w:type="dxa"/>
-              <w:right w:w="85" w:type="dxa"/>
-            </w:tcMar>
-          </w:tcPr>
-          <w:p>
-            <w:pPr>
-              <w:spacing w:after="40" w:line="247" w:lineRule="auto"/>
-            </w:pPr>
-            <w:r>
-              <w:rPr>
-                <w:b w:val="0"/>
-                <w:sz w:val="18"/>
-              </w:rPr>
-              <w:t>21.28</w:t>
-            </w:r>
-          </w:p>
-        </w:tc>
-        <w:tc>
-          <w:tcPr>
-            <w:tcW w:type="dxa" w:w="792"/>
-            <w:vAlign w:val="center"/>
-            <w:tcBorders>
-              <w:top w:val="single" w:sz="4" w:color="D9D9D9"/>
-              <w:left w:val="single" w:sz="4" w:color="D9D9D9"/>
-              <w:bottom w:val="single" w:sz="4" w:color="D9D9D9"/>
-              <w:right w:val="single" w:sz="4" w:color="D9D9D9"/>
-            </w:tcBorders>
-            <w:shd w:fill="F5F7F8"/>
-            <w:tcMar>
-              <w:top w:w="85" w:type="dxa"/>
-              <w:left w:w="85" w:type="dxa"/>
-              <w:bottom w:w="85" w:type="dxa"/>
-              <w:right w:w="85" w:type="dxa"/>
-            </w:tcMar>
-          </w:tcPr>
-          <w:p>
-            <w:pPr>
-              <w:spacing w:after="40" w:line="247" w:lineRule="auto"/>
-            </w:pPr>
-            <w:r>
-              <w:rPr>
-                <w:b w:val="0"/>
-                <w:sz w:val="18"/>
-              </w:rPr>
-              <w:t>0.00</w:t>
-            </w:r>
-          </w:p>
-        </w:tc>
-        <w:tc>
-          <w:tcPr>
-            <w:tcW w:type="dxa" w:w="1080"/>
-            <w:vAlign w:val="center"/>
-            <w:tcBorders>
-              <w:top w:val="single" w:sz="4" w:color="D9D9D9"/>
-              <w:left w:val="single" w:sz="4" w:color="D9D9D9"/>
-              <w:bottom w:val="single" w:sz="4" w:color="D9D9D9"/>
-              <w:right w:val="single" w:sz="4" w:color="D9D9D9"/>
-            </w:tcBorders>
-            <w:shd w:fill="F5F7F8"/>
-            <w:tcMar>
-              <w:top w:w="85" w:type="dxa"/>
-              <w:left w:w="85" w:type="dxa"/>
-              <w:bottom w:w="85" w:type="dxa"/>
-              <w:right w:w="85" w:type="dxa"/>
-            </w:tcMar>
-          </w:tcPr>
-          <w:p>
-            <w:pPr>
-              <w:spacing w:after="40" w:line="247" w:lineRule="auto"/>
-            </w:pPr>
-            <w:r>
-              <w:rPr>
-                <w:b w:val="0"/>
-                <w:sz w:val="18"/>
-              </w:rPr>
-              <w:t>0.03</w:t>
-            </w:r>
-          </w:p>
-        </w:tc>
-      </w:tr>
-      <w:tr>
-        <w:trPr>
-          <w:cantSplit/>
-        </w:trPr>
-        <w:tc>
-          <w:tcPr>
-            <w:tcW w:type="dxa" w:w="547"/>
-            <w:vAlign w:val="center"/>
-            <w:tcBorders>
-              <w:top w:val="single" w:sz="4" w:color="D9D9D9"/>
-              <w:left w:val="single" w:sz="4" w:color="D9D9D9"/>
-              <w:bottom w:val="single" w:sz="4" w:color="D9D9D9"/>
-              <w:right w:val="single" w:sz="4" w:color="D9D9D9"/>
-            </w:tcBorders>
-            <w:shd w:fill="FFFFFF"/>
-            <w:tcMar>
-              <w:top w:w="85" w:type="dxa"/>
-              <w:left w:w="85" w:type="dxa"/>
-              <w:bottom w:w="85" w:type="dxa"/>
-              <w:right w:w="85" w:type="dxa"/>
-            </w:tcMar>
-          </w:tcPr>
-          <w:p>
-            <w:pPr>
-              <w:spacing w:after="40" w:line="247" w:lineRule="auto"/>
-            </w:pPr>
-            <w:r>
-              <w:rPr>
-                <w:b w:val="0"/>
-                <w:sz w:val="18"/>
-              </w:rPr>
-              <w:t>11</w:t>
-            </w:r>
-          </w:p>
-        </w:tc>
-        <w:tc>
-          <w:tcPr>
-            <w:tcW w:type="dxa" w:w="3744"/>
-            <w:vAlign w:val="center"/>
-            <w:tcBorders>
-              <w:top w:val="single" w:sz="4" w:color="D9D9D9"/>
-              <w:left w:val="single" w:sz="4" w:color="D9D9D9"/>
-              <w:bottom w:val="single" w:sz="4" w:color="D9D9D9"/>
-              <w:right w:val="single" w:sz="4" w:color="D9D9D9"/>
-            </w:tcBorders>
-            <w:shd w:fill="FFFFFF"/>
-            <w:tcMar>
-              <w:top w:w="85" w:type="dxa"/>
-              <w:left w:w="85" w:type="dxa"/>
-              <w:bottom w:w="85" w:type="dxa"/>
-              <w:right w:w="85" w:type="dxa"/>
-            </w:tcMar>
-          </w:tcPr>
-          <w:p>
-            <w:pPr>
-              <w:spacing w:after="40" w:line="247" w:lineRule="auto"/>
-            </w:pPr>
-            <w:r>
-              <w:rPr>
-                <w:b w:val="0"/>
-                <w:sz w:val="18"/>
-              </w:rPr>
-              <w:t>Run ends beyond the offside line</w:t>
-            </w:r>
-          </w:p>
-        </w:tc>
-        <w:tc>
-          <w:tcPr>
-            <w:tcW w:type="dxa" w:w="1152"/>
-            <w:vAlign w:val="center"/>
-            <w:tcBorders>
-              <w:top w:val="single" w:sz="4" w:color="D9D9D9"/>
-              <w:left w:val="single" w:sz="4" w:color="D9D9D9"/>
-              <w:bottom w:val="single" w:sz="4" w:color="D9D9D9"/>
-              <w:right w:val="single" w:sz="4" w:color="D9D9D9"/>
-            </w:tcBorders>
-            <w:shd w:fill="FFFFFF"/>
-            <w:tcMar>
-              <w:top w:w="85" w:type="dxa"/>
-              <w:left w:w="85" w:type="dxa"/>
-              <w:bottom w:w="85" w:type="dxa"/>
-              <w:right w:w="85" w:type="dxa"/>
-            </w:tcMar>
-          </w:tcPr>
-          <w:p>
-            <w:pPr>
-              <w:spacing w:after="40" w:line="247" w:lineRule="auto"/>
-            </w:pPr>
-            <w:r>
-              <w:rPr>
-                <w:b w:val="0"/>
-                <w:sz w:val="18"/>
-              </w:rPr>
-              <w:t>-204.00</w:t>
-            </w:r>
-          </w:p>
-        </w:tc>
-        <w:tc>
-          <w:tcPr>
-            <w:tcW w:type="dxa" w:w="936"/>
-            <w:vAlign w:val="center"/>
-            <w:tcBorders>
-              <w:top w:val="single" w:sz="4" w:color="D9D9D9"/>
-              <w:left w:val="single" w:sz="4" w:color="D9D9D9"/>
-              <w:bottom w:val="single" w:sz="4" w:color="D9D9D9"/>
-              <w:right w:val="single" w:sz="4" w:color="D9D9D9"/>
-            </w:tcBorders>
-            <w:shd w:fill="FFFFFF"/>
-            <w:tcMar>
-              <w:top w:w="85" w:type="dxa"/>
-              <w:left w:w="85" w:type="dxa"/>
-              <w:bottom w:w="85" w:type="dxa"/>
-              <w:right w:w="85" w:type="dxa"/>
-            </w:tcMar>
-          </w:tcPr>
-          <w:p>
-            <w:pPr>
-              <w:spacing w:after="40" w:line="247" w:lineRule="auto"/>
-            </w:pPr>
-            <w:r>
-              <w:rPr>
-                <w:b w:val="0"/>
-                <w:sz w:val="18"/>
-              </w:rPr>
-              <w:t>12.93</w:t>
-            </w:r>
-          </w:p>
-        </w:tc>
-        <w:tc>
-          <w:tcPr>
-            <w:tcW w:type="dxa" w:w="792"/>
-            <w:vAlign w:val="center"/>
-            <w:tcBorders>
-              <w:top w:val="single" w:sz="4" w:color="D9D9D9"/>
-              <w:left w:val="single" w:sz="4" w:color="D9D9D9"/>
-              <w:bottom w:val="single" w:sz="4" w:color="D9D9D9"/>
-              <w:right w:val="single" w:sz="4" w:color="D9D9D9"/>
-            </w:tcBorders>
-            <w:shd w:fill="FFFFFF"/>
-            <w:tcMar>
-              <w:top w:w="85" w:type="dxa"/>
-              <w:left w:w="85" w:type="dxa"/>
-              <w:bottom w:w="85" w:type="dxa"/>
-              <w:right w:w="85" w:type="dxa"/>
-            </w:tcMar>
-          </w:tcPr>
-          <w:p>
-            <w:pPr>
-              <w:spacing w:after="40" w:line="247" w:lineRule="auto"/>
-            </w:pPr>
-            <w:r>
-              <w:rPr>
-                <w:b w:val="0"/>
-                <w:sz w:val="18"/>
-              </w:rPr>
-              <w:t>2.26</w:t>
-            </w:r>
-          </w:p>
-        </w:tc>
-        <w:tc>
-          <w:tcPr>
-            <w:tcW w:type="dxa" w:w="1080"/>
-            <w:vAlign w:val="center"/>
-            <w:tcBorders>
-              <w:top w:val="single" w:sz="4" w:color="D9D9D9"/>
-              <w:left w:val="single" w:sz="4" w:color="D9D9D9"/>
-              <w:bottom w:val="single" w:sz="4" w:color="D9D9D9"/>
-              <w:right w:val="single" w:sz="4" w:color="D9D9D9"/>
-            </w:tcBorders>
-            <w:shd w:fill="FFFFFF"/>
-            <w:tcMar>
-              <w:top w:w="85" w:type="dxa"/>
-              <w:left w:w="85" w:type="dxa"/>
-              <w:bottom w:w="85" w:type="dxa"/>
-              <w:right w:w="85" w:type="dxa"/>
-            </w:tcMar>
-          </w:tcPr>
-          <w:p>
-            <w:pPr>
-              <w:spacing w:after="40" w:line="247" w:lineRule="auto"/>
-            </w:pPr>
-            <w:r>
-              <w:rPr>
-                <w:b w:val="0"/>
-                <w:sz w:val="18"/>
-              </w:rPr>
-              <w:t>0.07</w:t>
-            </w:r>
-          </w:p>
-        </w:tc>
-      </w:tr>
-      <w:tr>
-        <w:trPr>
-          <w:cantSplit/>
-        </w:trPr>
-        <w:tc>
-          <w:tcPr>
-            <w:tcW w:type="dxa" w:w="547"/>
-            <w:vAlign w:val="center"/>
-            <w:tcBorders>
-              <w:top w:val="single" w:sz="4" w:color="D9D9D9"/>
-              <w:left w:val="single" w:sz="4" w:color="D9D9D9"/>
-              <w:bottom w:val="single" w:sz="4" w:color="D9D9D9"/>
-              <w:right w:val="single" w:sz="4" w:color="D9D9D9"/>
-            </w:tcBorders>
-            <w:shd w:fill="F5F7F8"/>
-            <w:tcMar>
-              <w:top w:w="85" w:type="dxa"/>
-              <w:left w:w="85" w:type="dxa"/>
-              <w:bottom w:w="85" w:type="dxa"/>
-              <w:right w:w="85" w:type="dxa"/>
-            </w:tcMar>
-          </w:tcPr>
-          <w:p>
-            <w:pPr>
-              <w:spacing w:after="40" w:line="247" w:lineRule="auto"/>
-            </w:pPr>
-            <w:r>
-              <w:rPr>
-                <w:b w:val="0"/>
-                <w:sz w:val="18"/>
-              </w:rPr>
-              <w:t>12</w:t>
-            </w:r>
-          </w:p>
-        </w:tc>
-        <w:tc>
-          <w:tcPr>
-            <w:tcW w:type="dxa" w:w="3744"/>
-            <w:vAlign w:val="center"/>
-            <w:tcBorders>
-              <w:top w:val="single" w:sz="4" w:color="D9D9D9"/>
-              <w:left w:val="single" w:sz="4" w:color="D9D9D9"/>
-              <w:bottom w:val="single" w:sz="4" w:color="D9D9D9"/>
-              <w:right w:val="single" w:sz="4" w:color="D9D9D9"/>
-            </w:tcBorders>
-            <w:shd w:fill="F5F7F8"/>
-            <w:tcMar>
-              <w:top w:w="85" w:type="dxa"/>
-              <w:left w:w="85" w:type="dxa"/>
-              <w:bottom w:w="85" w:type="dxa"/>
-              <w:right w:w="85" w:type="dxa"/>
-            </w:tcMar>
-          </w:tcPr>
-          <w:p>
-            <w:pPr>
-              <w:spacing w:after="40" w:line="247" w:lineRule="auto"/>
-            </w:pPr>
-            <w:r>
-              <w:rPr>
-                <w:b w:val="0"/>
-                <w:sz w:val="18"/>
-              </w:rPr>
-              <w:t>Defenders hold their positions</w:t>
-            </w:r>
-          </w:p>
-        </w:tc>
-        <w:tc>
-          <w:tcPr>
-            <w:tcW w:type="dxa" w:w="1152"/>
-            <w:vAlign w:val="center"/>
-            <w:tcBorders>
-              <w:top w:val="single" w:sz="4" w:color="D9D9D9"/>
-              <w:left w:val="single" w:sz="4" w:color="D9D9D9"/>
-              <w:bottom w:val="single" w:sz="4" w:color="D9D9D9"/>
-              <w:right w:val="single" w:sz="4" w:color="D9D9D9"/>
-            </w:tcBorders>
-            <w:shd w:fill="F5F7F8"/>
-            <w:tcMar>
-              <w:top w:w="85" w:type="dxa"/>
-              <w:left w:w="85" w:type="dxa"/>
-              <w:bottom w:w="85" w:type="dxa"/>
-              <w:right w:w="85" w:type="dxa"/>
-            </w:tcMar>
-          </w:tcPr>
-          <w:p>
-            <w:pPr>
-              <w:spacing w:after="40" w:line="247" w:lineRule="auto"/>
-            </w:pPr>
-            <w:r>
-              <w:rPr>
-                <w:b w:val="0"/>
-                <w:sz w:val="18"/>
-              </w:rPr>
-              <w:t>+207.22</w:t>
-            </w:r>
-          </w:p>
-        </w:tc>
-        <w:tc>
-          <w:tcPr>
-            <w:tcW w:type="dxa" w:w="936"/>
-            <w:vAlign w:val="center"/>
-            <w:tcBorders>
-              <w:top w:val="single" w:sz="4" w:color="D9D9D9"/>
-              <w:left w:val="single" w:sz="4" w:color="D9D9D9"/>
-              <w:bottom w:val="single" w:sz="4" w:color="D9D9D9"/>
-              <w:right w:val="single" w:sz="4" w:color="D9D9D9"/>
-            </w:tcBorders>
-            <w:shd w:fill="F5F7F8"/>
-            <w:tcMar>
-              <w:top w:w="85" w:type="dxa"/>
-              <w:left w:w="85" w:type="dxa"/>
-              <w:bottom w:w="85" w:type="dxa"/>
-              <w:right w:w="85" w:type="dxa"/>
-            </w:tcMar>
-          </w:tcPr>
-          <w:p>
-            <w:pPr>
-              <w:spacing w:after="40" w:line="247" w:lineRule="auto"/>
-            </w:pPr>
-            <w:r>
-              <w:rPr>
-                <w:b w:val="0"/>
-                <w:sz w:val="18"/>
-              </w:rPr>
-              <w:t>0.00</w:t>
-            </w:r>
-          </w:p>
-        </w:tc>
-        <w:tc>
-          <w:tcPr>
-            <w:tcW w:type="dxa" w:w="792"/>
-            <w:vAlign w:val="center"/>
-            <w:tcBorders>
-              <w:top w:val="single" w:sz="4" w:color="D9D9D9"/>
-              <w:left w:val="single" w:sz="4" w:color="D9D9D9"/>
-              <w:bottom w:val="single" w:sz="4" w:color="D9D9D9"/>
-              <w:right w:val="single" w:sz="4" w:color="D9D9D9"/>
-            </w:tcBorders>
-            <w:shd w:fill="F5F7F8"/>
-            <w:tcMar>
-              <w:top w:w="85" w:type="dxa"/>
-              <w:left w:w="85" w:type="dxa"/>
-              <w:bottom w:w="85" w:type="dxa"/>
-              <w:right w:w="85" w:type="dxa"/>
-            </w:tcMar>
-          </w:tcPr>
-          <w:p>
-            <w:pPr>
-              <w:spacing w:after="40" w:line="247" w:lineRule="auto"/>
-            </w:pPr>
-            <w:r>
-              <w:rPr>
-                <w:b w:val="0"/>
-                <w:sz w:val="18"/>
-              </w:rPr>
-              <w:t>0.00</w:t>
-            </w:r>
-          </w:p>
-        </w:tc>
-        <w:tc>
-          <w:tcPr>
-            <w:tcW w:type="dxa" w:w="1080"/>
-            <w:vAlign w:val="center"/>
-            <w:tcBorders>
-              <w:top w:val="single" w:sz="4" w:color="D9D9D9"/>
-              <w:left w:val="single" w:sz="4" w:color="D9D9D9"/>
-              <w:bottom w:val="single" w:sz="4" w:color="D9D9D9"/>
-              <w:right w:val="single" w:sz="4" w:color="D9D9D9"/>
-            </w:tcBorders>
-            <w:shd w:fill="F5F7F8"/>
-            <w:tcMar>
-              <w:top w:w="85" w:type="dxa"/>
-              <w:left w:w="85" w:type="dxa"/>
-              <w:bottom w:w="85" w:type="dxa"/>
-              <w:right w:w="85" w:type="dxa"/>
-            </w:tcMar>
-          </w:tcPr>
-          <w:p>
-            <w:pPr>
-              <w:spacing w:after="40" w:line="247" w:lineRule="auto"/>
-            </w:pPr>
-            <w:r>
-              <w:rPr>
-                <w:b w:val="0"/>
-                <w:sz w:val="18"/>
-              </w:rPr>
-              <w:t>0.05</w:t>
+              <w:t>8 / 9</w:t>
             </w:r>
           </w:p>
         </w:tc>
@@ -2708,12 +3575,12 @@
     </w:tbl>
     <w:p>
       <w:r>
-        <w:t>Each ID above maps directly to a source folder, instance.json, Home and Away CSVs, metrics JSON, per-sample evidence CSV and replay. For example, ID 01 is SIM-MATCH-01 and BT-SYN-01-RUN-01, with Home_11 running off the ball while Home_8 is the carrier and Home_10 is the potential receiver.</w:t>
+        <w:t>* Approximate path under nominal pitch scaling. A D gives observed attacker and defender counts. Missing players and manually collected trajectories mean these are illustrative measurements, not research-grade player performance statistics.</w:t>
       </w:r>
     </w:p>
     <w:p>
       <w:r>
-        <w:t>Use the stationary case as a zero-movement control, the mirrored case to check team symmetry, and the tightly marked receiver to show that an attacking run need not open a receiving window. These are intentionally different mechanisms, rather than repeated copies of one favourable example.</w:t>
+        <w:t>Native source cadence remains 20 Hz. The browser interpolates positions for a 50 Hz display only; calculations retain the original samples. Preview exports are 5 fps. More display frames do not add observations or establish accuracy. Opponents and unnumbered players keep local source IDs rather than invented names. The current source does not supply synchronized possession/pass-release labels, so measurements cover the whole clip and can include on-ball movement or aftermath.</w:t>
       </w:r>
     </w:p>
     <w:p>
@@ -2726,22 +3593,7 @@
         <w:pStyle w:val="Heading1"/>
       </w:pPr>
       <w:r>
-        <w:t>What improved and what remains uncertain</w:t>
-      </w:r>
-    </w:p>
-    <w:p>
-      <w:r>
-        <w:t>The model now follows the team in possession when setting attacker and defender roles. Missing players remain missing rather than appearing at the centre spot. The metrics reject unsynchronized timestamps, duplicate times, tracking gaps, mid-run visibility changes, invalid ball positions and period changes.</w:t>
-      </w:r>
-    </w:p>
-    <w:p>
-      <w:r>
-        <w:t>Spatial calculations now filter offside attackers using centre positions and a 0.2 metre tolerance. The integration step is 0.02 seconds, compared with 0.04 seconds in the initial prototype. Regional area boundaries use fractional grid-cell overlap. These changes improve numerical consistency but do not calibrate the football model against real outcomes.</w:t>
-      </w:r>
-    </w:p>
-    <w:p>
-      <w:r>
-        <w:t>Across the twelve examples, 12 meet the declared grid-stability tolerance: an absolute net-area difference no greater than the larger of 3 square metres or 5 percent of the finer-grid result. We report failures as well as passes. This threshold is a project diagnostic, not an established football-analytics standard.</w:t>
+        <w:t>How the metrics should be explained</w:t>
       </w:r>
     </w:p>
     <w:p>
@@ -2749,516 +3601,22 @@
         <w:pStyle w:val="Heading2"/>
       </w:pPr>
       <w:r>
-        <w:t>Sensitivity to model assumptions</w:t>
+        <w:t>Observed movement in real educational tracking</w:t>
       </w:r>
     </w:p>
-    <w:tbl>
-      <w:tblPr>
-        <w:tblW w:type="auto" w:w="0"/>
-        <w:jc w:val="center"/>
-        <w:tblLayout w:type="fixed"/>
-        <w:tblLook w:firstColumn="1" w:firstRow="1" w:lastColumn="0" w:lastRow="0" w:noHBand="0" w:noVBand="1" w:val="04A0"/>
-      </w:tblPr>
-      <w:tblGrid>
-        <w:gridCol w:w="5904"/>
-        <w:gridCol w:w="1224"/>
-        <w:gridCol w:w="1152"/>
-      </w:tblGrid>
-      <w:tr>
-        <w:trPr>
-          <w:cantSplit/>
-          <w:tblHeader/>
-        </w:trPr>
-        <w:tc>
-          <w:tcPr>
-            <w:tcW w:type="dxa" w:w="5904"/>
-            <w:vAlign w:val="center"/>
-            <w:tcBorders>
-              <w:top w:val="single" w:sz="4" w:color="D9D9D9"/>
-              <w:left w:val="single" w:sz="4" w:color="D9D9D9"/>
-              <w:bottom w:val="single" w:sz="4" w:color="D9D9D9"/>
-              <w:right w:val="single" w:sz="4" w:color="D9D9D9"/>
-            </w:tcBorders>
-            <w:shd w:fill="E8EEF1"/>
-            <w:tcMar>
-              <w:top w:w="85" w:type="dxa"/>
-              <w:left w:w="85" w:type="dxa"/>
-              <w:bottom w:w="85" w:type="dxa"/>
-              <w:right w:w="85" w:type="dxa"/>
-            </w:tcMar>
-          </w:tcPr>
-          <w:p>
-            <w:pPr>
-              <w:spacing w:after="40" w:line="247" w:lineRule="auto"/>
-            </w:pPr>
-            <w:r>
-              <w:rPr>
-                <w:b/>
-                <w:sz w:val="18"/>
-              </w:rPr>
-              <w:t>Setting for example 01</w:t>
-            </w:r>
-          </w:p>
-        </w:tc>
-        <w:tc>
-          <w:tcPr>
-            <w:tcW w:type="dxa" w:w="1224"/>
-            <w:vAlign w:val="center"/>
-            <w:tcBorders>
-              <w:top w:val="single" w:sz="4" w:color="D9D9D9"/>
-              <w:left w:val="single" w:sz="4" w:color="D9D9D9"/>
-              <w:bottom w:val="single" w:sz="4" w:color="D9D9D9"/>
-              <w:right w:val="single" w:sz="4" w:color="D9D9D9"/>
-            </w:tcBorders>
-            <w:shd w:fill="E8EEF1"/>
-            <w:tcMar>
-              <w:top w:w="85" w:type="dxa"/>
-              <w:left w:w="85" w:type="dxa"/>
-              <w:bottom w:w="85" w:type="dxa"/>
-              <w:right w:w="85" w:type="dxa"/>
-            </w:tcMar>
-          </w:tcPr>
-          <w:p>
-            <w:pPr>
-              <w:spacing w:after="40" w:line="247" w:lineRule="auto"/>
-            </w:pPr>
-            <w:r>
-              <w:rPr>
-                <w:b/>
-                <w:sz w:val="18"/>
-              </w:rPr>
-              <w:t>Net m²</w:t>
-            </w:r>
-          </w:p>
-        </w:tc>
-        <w:tc>
-          <w:tcPr>
-            <w:tcW w:type="dxa" w:w="1152"/>
-            <w:vAlign w:val="center"/>
-            <w:tcBorders>
-              <w:top w:val="single" w:sz="4" w:color="D9D9D9"/>
-              <w:left w:val="single" w:sz="4" w:color="D9D9D9"/>
-              <w:bottom w:val="single" w:sz="4" w:color="D9D9D9"/>
-              <w:right w:val="single" w:sz="4" w:color="D9D9D9"/>
-            </w:tcBorders>
-            <w:shd w:fill="E8EEF1"/>
-            <w:tcMar>
-              <w:top w:w="85" w:type="dxa"/>
-              <w:left w:w="85" w:type="dxa"/>
-              <w:bottom w:w="85" w:type="dxa"/>
-              <w:right w:w="85" w:type="dxa"/>
-            </w:tcMar>
-          </w:tcPr>
-          <w:p>
-            <w:pPr>
-              <w:spacing w:after="40" w:line="247" w:lineRule="auto"/>
-            </w:pPr>
-            <w:r>
-              <w:rPr>
-                <w:b/>
-                <w:sz w:val="18"/>
-              </w:rPr>
-              <w:t>Window s</w:t>
-            </w:r>
-          </w:p>
-        </w:tc>
-      </w:tr>
-      <w:tr>
-        <w:trPr>
-          <w:cantSplit/>
-        </w:trPr>
-        <w:tc>
-          <w:tcPr>
-            <w:tcW w:type="dxa" w:w="5904"/>
-            <w:vAlign w:val="center"/>
-            <w:tcBorders>
-              <w:top w:val="single" w:sz="4" w:color="D9D9D9"/>
-              <w:left w:val="single" w:sz="4" w:color="D9D9D9"/>
-              <w:bottom w:val="single" w:sz="4" w:color="D9D9D9"/>
-              <w:right w:val="single" w:sz="4" w:color="D9D9D9"/>
-            </w:tcBorders>
-            <w:shd w:fill="FFFFFF"/>
-            <w:tcMar>
-              <w:top w:w="85" w:type="dxa"/>
-              <w:left w:w="85" w:type="dxa"/>
-              <w:bottom w:w="85" w:type="dxa"/>
-              <w:right w:w="85" w:type="dxa"/>
-            </w:tcMar>
-          </w:tcPr>
-          <w:p>
-            <w:pPr>
-              <w:spacing w:after="40" w:line="247" w:lineRule="auto"/>
-            </w:pPr>
-            <w:r>
-              <w:rPr>
-                <w:b w:val="0"/>
-                <w:sz w:val="18"/>
-              </w:rPr>
-              <w:t>Baseline 0.02 s integration</w:t>
-            </w:r>
-          </w:p>
-        </w:tc>
-        <w:tc>
-          <w:tcPr>
-            <w:tcW w:type="dxa" w:w="1224"/>
-            <w:vAlign w:val="center"/>
-            <w:tcBorders>
-              <w:top w:val="single" w:sz="4" w:color="D9D9D9"/>
-              <w:left w:val="single" w:sz="4" w:color="D9D9D9"/>
-              <w:bottom w:val="single" w:sz="4" w:color="D9D9D9"/>
-              <w:right w:val="single" w:sz="4" w:color="D9D9D9"/>
-            </w:tcBorders>
-            <w:shd w:fill="FFFFFF"/>
-            <w:tcMar>
-              <w:top w:w="85" w:type="dxa"/>
-              <w:left w:w="85" w:type="dxa"/>
-              <w:bottom w:w="85" w:type="dxa"/>
-              <w:right w:w="85" w:type="dxa"/>
-            </w:tcMar>
-          </w:tcPr>
-          <w:p>
-            <w:pPr>
-              <w:spacing w:after="40" w:line="247" w:lineRule="auto"/>
-            </w:pPr>
-            <w:r>
-              <w:rPr>
-                <w:b w:val="0"/>
-                <w:sz w:val="18"/>
-              </w:rPr>
-              <w:t>+275.06</w:t>
-            </w:r>
-          </w:p>
-        </w:tc>
-        <w:tc>
-          <w:tcPr>
-            <w:tcW w:type="dxa" w:w="1152"/>
-            <w:vAlign w:val="center"/>
-            <w:tcBorders>
-              <w:top w:val="single" w:sz="4" w:color="D9D9D9"/>
-              <w:left w:val="single" w:sz="4" w:color="D9D9D9"/>
-              <w:bottom w:val="single" w:sz="4" w:color="D9D9D9"/>
-              <w:right w:val="single" w:sz="4" w:color="D9D9D9"/>
-            </w:tcBorders>
-            <w:shd w:fill="FFFFFF"/>
-            <w:tcMar>
-              <w:top w:w="85" w:type="dxa"/>
-              <w:left w:w="85" w:type="dxa"/>
-              <w:bottom w:w="85" w:type="dxa"/>
-              <w:right w:w="85" w:type="dxa"/>
-            </w:tcMar>
-          </w:tcPr>
-          <w:p>
-            <w:pPr>
-              <w:spacing w:after="40" w:line="247" w:lineRule="auto"/>
-            </w:pPr>
-            <w:r>
-              <w:rPr>
-                <w:b w:val="0"/>
-                <w:sz w:val="18"/>
-              </w:rPr>
-              <w:t>2.26</w:t>
-            </w:r>
-          </w:p>
-        </w:tc>
-      </w:tr>
-      <w:tr>
-        <w:trPr>
-          <w:cantSplit/>
-        </w:trPr>
-        <w:tc>
-          <w:tcPr>
-            <w:tcW w:type="dxa" w:w="5904"/>
-            <w:vAlign w:val="center"/>
-            <w:tcBorders>
-              <w:top w:val="single" w:sz="4" w:color="D9D9D9"/>
-              <w:left w:val="single" w:sz="4" w:color="D9D9D9"/>
-              <w:bottom w:val="single" w:sz="4" w:color="D9D9D9"/>
-              <w:right w:val="single" w:sz="4" w:color="D9D9D9"/>
-            </w:tcBorders>
-            <w:shd w:fill="F5F7F8"/>
-            <w:tcMar>
-              <w:top w:w="85" w:type="dxa"/>
-              <w:left w:w="85" w:type="dxa"/>
-              <w:bottom w:w="85" w:type="dxa"/>
-              <w:right w:w="85" w:type="dxa"/>
-            </w:tcMar>
-          </w:tcPr>
-          <w:p>
-            <w:pPr>
-              <w:spacing w:after="40" w:line="247" w:lineRule="auto"/>
-            </w:pPr>
-            <w:r>
-              <w:rPr>
-                <w:b w:val="0"/>
-                <w:sz w:val="18"/>
-              </w:rPr>
-              <w:t>finer-time-integration</w:t>
-            </w:r>
-          </w:p>
-        </w:tc>
-        <w:tc>
-          <w:tcPr>
-            <w:tcW w:type="dxa" w:w="1224"/>
-            <w:vAlign w:val="center"/>
-            <w:tcBorders>
-              <w:top w:val="single" w:sz="4" w:color="D9D9D9"/>
-              <w:left w:val="single" w:sz="4" w:color="D9D9D9"/>
-              <w:bottom w:val="single" w:sz="4" w:color="D9D9D9"/>
-              <w:right w:val="single" w:sz="4" w:color="D9D9D9"/>
-            </w:tcBorders>
-            <w:shd w:fill="F5F7F8"/>
-            <w:tcMar>
-              <w:top w:w="85" w:type="dxa"/>
-              <w:left w:w="85" w:type="dxa"/>
-              <w:bottom w:w="85" w:type="dxa"/>
-              <w:right w:w="85" w:type="dxa"/>
-            </w:tcMar>
-          </w:tcPr>
-          <w:p>
-            <w:pPr>
-              <w:spacing w:after="40" w:line="247" w:lineRule="auto"/>
-            </w:pPr>
-            <w:r>
-              <w:rPr>
-                <w:b w:val="0"/>
-                <w:sz w:val="18"/>
-              </w:rPr>
-              <w:t>+273.93</w:t>
-            </w:r>
-          </w:p>
-        </w:tc>
-        <w:tc>
-          <w:tcPr>
-            <w:tcW w:type="dxa" w:w="1152"/>
-            <w:vAlign w:val="center"/>
-            <w:tcBorders>
-              <w:top w:val="single" w:sz="4" w:color="D9D9D9"/>
-              <w:left w:val="single" w:sz="4" w:color="D9D9D9"/>
-              <w:bottom w:val="single" w:sz="4" w:color="D9D9D9"/>
-              <w:right w:val="single" w:sz="4" w:color="D9D9D9"/>
-            </w:tcBorders>
-            <w:shd w:fill="F5F7F8"/>
-            <w:tcMar>
-              <w:top w:w="85" w:type="dxa"/>
-              <w:left w:w="85" w:type="dxa"/>
-              <w:bottom w:w="85" w:type="dxa"/>
-              <w:right w:w="85" w:type="dxa"/>
-            </w:tcMar>
-          </w:tcPr>
-          <w:p>
-            <w:pPr>
-              <w:spacing w:after="40" w:line="247" w:lineRule="auto"/>
-            </w:pPr>
-            <w:r>
-              <w:rPr>
-                <w:b w:val="0"/>
-                <w:sz w:val="18"/>
-              </w:rPr>
-              <w:t>2.26</w:t>
-            </w:r>
-          </w:p>
-        </w:tc>
-      </w:tr>
-      <w:tr>
-        <w:trPr>
-          <w:cantSplit/>
-        </w:trPr>
-        <w:tc>
-          <w:tcPr>
-            <w:tcW w:type="dxa" w:w="5904"/>
-            <w:vAlign w:val="center"/>
-            <w:tcBorders>
-              <w:top w:val="single" w:sz="4" w:color="D9D9D9"/>
-              <w:left w:val="single" w:sz="4" w:color="D9D9D9"/>
-              <w:bottom w:val="single" w:sz="4" w:color="D9D9D9"/>
-              <w:right w:val="single" w:sz="4" w:color="D9D9D9"/>
-            </w:tcBorders>
-            <w:shd w:fill="FFFFFF"/>
-            <w:tcMar>
-              <w:top w:w="85" w:type="dxa"/>
-              <w:left w:w="85" w:type="dxa"/>
-              <w:bottom w:w="85" w:type="dxa"/>
-              <w:right w:w="85" w:type="dxa"/>
-            </w:tcMar>
-          </w:tcPr>
-          <w:p>
-            <w:pPr>
-              <w:spacing w:after="40" w:line="247" w:lineRule="auto"/>
-            </w:pPr>
-            <w:r>
-              <w:rPr>
-                <w:b w:val="0"/>
-                <w:sz w:val="18"/>
-              </w:rPr>
-              <w:t>faster-defender-reaction</w:t>
-            </w:r>
-          </w:p>
-        </w:tc>
-        <w:tc>
-          <w:tcPr>
-            <w:tcW w:type="dxa" w:w="1224"/>
-            <w:vAlign w:val="center"/>
-            <w:tcBorders>
-              <w:top w:val="single" w:sz="4" w:color="D9D9D9"/>
-              <w:left w:val="single" w:sz="4" w:color="D9D9D9"/>
-              <w:bottom w:val="single" w:sz="4" w:color="D9D9D9"/>
-              <w:right w:val="single" w:sz="4" w:color="D9D9D9"/>
-            </w:tcBorders>
-            <w:shd w:fill="FFFFFF"/>
-            <w:tcMar>
-              <w:top w:w="85" w:type="dxa"/>
-              <w:left w:w="85" w:type="dxa"/>
-              <w:bottom w:w="85" w:type="dxa"/>
-              <w:right w:w="85" w:type="dxa"/>
-            </w:tcMar>
-          </w:tcPr>
-          <w:p>
-            <w:pPr>
-              <w:spacing w:after="40" w:line="247" w:lineRule="auto"/>
-            </w:pPr>
-            <w:r>
-              <w:rPr>
-                <w:b w:val="0"/>
-                <w:sz w:val="18"/>
-              </w:rPr>
-              <w:t>+283.71</w:t>
-            </w:r>
-          </w:p>
-        </w:tc>
-        <w:tc>
-          <w:tcPr>
-            <w:tcW w:type="dxa" w:w="1152"/>
-            <w:vAlign w:val="center"/>
-            <w:tcBorders>
-              <w:top w:val="single" w:sz="4" w:color="D9D9D9"/>
-              <w:left w:val="single" w:sz="4" w:color="D9D9D9"/>
-              <w:bottom w:val="single" w:sz="4" w:color="D9D9D9"/>
-              <w:right w:val="single" w:sz="4" w:color="D9D9D9"/>
-            </w:tcBorders>
-            <w:shd w:fill="FFFFFF"/>
-            <w:tcMar>
-              <w:top w:w="85" w:type="dxa"/>
-              <w:left w:w="85" w:type="dxa"/>
-              <w:bottom w:w="85" w:type="dxa"/>
-              <w:right w:w="85" w:type="dxa"/>
-            </w:tcMar>
-          </w:tcPr>
-          <w:p>
-            <w:pPr>
-              <w:spacing w:after="40" w:line="247" w:lineRule="auto"/>
-            </w:pPr>
-            <w:r>
-              <w:rPr>
-                <w:b w:val="0"/>
-                <w:sz w:val="18"/>
-              </w:rPr>
-              <w:t>2.26</w:t>
-            </w:r>
-          </w:p>
-        </w:tc>
-      </w:tr>
-      <w:tr>
-        <w:trPr>
-          <w:cantSplit/>
-        </w:trPr>
-        <w:tc>
-          <w:tcPr>
-            <w:tcW w:type="dxa" w:w="5904"/>
-            <w:vAlign w:val="center"/>
-            <w:tcBorders>
-              <w:top w:val="single" w:sz="4" w:color="D9D9D9"/>
-              <w:left w:val="single" w:sz="4" w:color="D9D9D9"/>
-              <w:bottom w:val="single" w:sz="4" w:color="D9D9D9"/>
-              <w:right w:val="single" w:sz="4" w:color="D9D9D9"/>
-            </w:tcBorders>
-            <w:shd w:fill="F5F7F8"/>
-            <w:tcMar>
-              <w:top w:w="85" w:type="dxa"/>
-              <w:left w:w="85" w:type="dxa"/>
-              <w:bottom w:w="85" w:type="dxa"/>
-              <w:right w:w="85" w:type="dxa"/>
-            </w:tcMar>
-          </w:tcPr>
-          <w:p>
-            <w:pPr>
-              <w:spacing w:after="40" w:line="247" w:lineRule="auto"/>
-            </w:pPr>
-            <w:r>
-              <w:rPr>
-                <w:b w:val="0"/>
-                <w:sz w:val="18"/>
-              </w:rPr>
-              <w:t>slower-defender-reaction</w:t>
-            </w:r>
-          </w:p>
-        </w:tc>
-        <w:tc>
-          <w:tcPr>
-            <w:tcW w:type="dxa" w:w="1224"/>
-            <w:vAlign w:val="center"/>
-            <w:tcBorders>
-              <w:top w:val="single" w:sz="4" w:color="D9D9D9"/>
-              <w:left w:val="single" w:sz="4" w:color="D9D9D9"/>
-              <w:bottom w:val="single" w:sz="4" w:color="D9D9D9"/>
-              <w:right w:val="single" w:sz="4" w:color="D9D9D9"/>
-            </w:tcBorders>
-            <w:shd w:fill="F5F7F8"/>
-            <w:tcMar>
-              <w:top w:w="85" w:type="dxa"/>
-              <w:left w:w="85" w:type="dxa"/>
-              <w:bottom w:w="85" w:type="dxa"/>
-              <w:right w:w="85" w:type="dxa"/>
-            </w:tcMar>
-          </w:tcPr>
-          <w:p>
-            <w:pPr>
-              <w:spacing w:after="40" w:line="247" w:lineRule="auto"/>
-            </w:pPr>
-            <w:r>
-              <w:rPr>
-                <w:b w:val="0"/>
-                <w:sz w:val="18"/>
-              </w:rPr>
-              <w:t>+265.13</w:t>
-            </w:r>
-          </w:p>
-        </w:tc>
-        <w:tc>
-          <w:tcPr>
-            <w:tcW w:type="dxa" w:w="1152"/>
-            <w:vAlign w:val="center"/>
-            <w:tcBorders>
-              <w:top w:val="single" w:sz="4" w:color="D9D9D9"/>
-              <w:left w:val="single" w:sz="4" w:color="D9D9D9"/>
-              <w:bottom w:val="single" w:sz="4" w:color="D9D9D9"/>
-              <w:right w:val="single" w:sz="4" w:color="D9D9D9"/>
-            </w:tcBorders>
-            <w:shd w:fill="F5F7F8"/>
-            <w:tcMar>
-              <w:top w:w="85" w:type="dxa"/>
-              <w:left w:w="85" w:type="dxa"/>
-              <w:bottom w:w="85" w:type="dxa"/>
-              <w:right w:w="85" w:type="dxa"/>
-            </w:tcMar>
-          </w:tcPr>
-          <w:p>
-            <w:pPr>
-              <w:spacing w:after="40" w:line="247" w:lineRule="auto"/>
-            </w:pPr>
-            <w:r>
-              <w:rPr>
-                <w:b w:val="0"/>
-                <w:sz w:val="18"/>
-              </w:rPr>
-              <w:t>2.26</w:t>
-            </w:r>
-          </w:p>
-        </w:tc>
-      </w:tr>
-    </w:tbl>
     <w:p>
       <w:r>
-        <w:t>Changing defender reaction time tests dependence on a modelling assumption. The resulting range is not a statistical confidence interval. We have not trained or calibrated player reaction times, obtained ground-truth movement credit, or independently reproduced the thesis’s real-match findings.</w:t>
+        <w:t>Focus path is the sum of distances between consecutive source positions. Displacement is the straight-line distance from first to last position. Directness is displacement divided by path length. Source coordinates are scaled from 0–100 using 105 metres along x and 68 along y; these dimensions are assumptions, not a certified calibration. Frame times are source frame differences divided by 20.</w:t>
+      </w:r>
+    </w:p>
+    <w:p>
+      <w:r>
+        <w:t>Nearest observed defender gap is the smallest distance to a defender actually represented in the source. Omitted players may be closer. Up to two observed defenders within ten nominal metres of the focus at clip start are selected for associated travel. Their path lengths are observations, not distance caused by the focus. Goalkeeper identities are not inferred for this selection.</w:t>
+      </w:r>
+    </w:p>
+    <w:p>
+      <w:r>
+        <w:t>Time with an observed gap of at least three nominal metres sums qualifying native intervals using a left-interval rule. It is a separation-only diagnostic. It does not establish onside position, clear passing lanes or sufficient pitch control, so it is not labelled the full candidate receiving window.</w:t>
       </w:r>
     </w:p>
     <w:p>
@@ -3266,12 +3624,12 @@
         <w:pStyle w:val="Heading2"/>
       </w:pPr>
       <w:r>
-        <w:t>AI storytelling status</w:t>
+        <w:t>Moving scene model comparison</w:t>
       </w:r>
     </w:p>
     <w:p>
       <w:r>
-        <w:t>Replay explanations currently use deterministic summaries of calculated metrics. An Azure generative narration service is not connected. The next product step is to let a model create fan, analyst and broadcast versions from the same evidence, checking every numerical claim against its source. The service must not invent player intent or convert influence into goal probability.</w:t>
+        <w:t>For the real educational cases, all other observed players and the ball use their actual endpoint states. Only the selected focus player is held at its first observed position and velocity in the reference scene. The difference in pitch-control surfaces is weighted by nominal cell area. This removes the assumption that unrelated players remain frozen at run start. It is a conditional model-state contrast, not a counterfactual simulation of defender responses. Missing players, unknown goalkeeper identities, unverified scale and unavailable offside eligibility remain explicit. The 50-column surface is compared with a 75-column reference as a numerical diagnostic.</w:t>
       </w:r>
     </w:p>
     <w:p>
@@ -3279,12 +3637,30 @@
         <w:pStyle w:val="Heading2"/>
       </w:pPr>
       <w:r>
-        <w:t>Research foundation</w:t>
+        <w:t>Full model metrics in synthetic validation</w:t>
       </w:r>
     </w:p>
     <w:p>
       <w:r>
-        <w:t>The project extends Quantifying Off-Ball Attacking Influence Using Additive Pitch Control Attribution by Bassel Hammad, Mahmoud Nasr, Omar Refaat, Mohamed Hafez and Tamer Basha, using the LaurieOnTracking framework and a Spearman-style model. Existing MIT notices are retained. The hackathon extension and the earlier thesis must be credited separately.</w:t>
+        <w:t>The inherited pitch-control engine compares a baseline with a counterfactual in which only one runner’s position and velocity advance to the run end. Cell control differences multiplied by physical cell area produce gains, losses and net control-equivalent m². Penalty-area cells use fractional overlap. This is endpoint model sensitivity, not causal credit or repeatedly accumulated space.</w:t>
+      </w:r>
+    </w:p>
+    <w:p>
+      <w:r>
+        <w:t>The synthetic receiving-window rule requires onside position, at least three metres of receiver separation, pitch control of at least 0.65 and straight-lane clearance of at least 1.5 metres. The 50 Hz synthetic pipeline and its finer-grid, reaction-time and integration-step checks remain available through the validation command. No synthetic numeric result is assigned to a real case.</w:t>
+      </w:r>
+    </w:p>
+    <w:p>
+      <w:pPr>
+        <w:pStyle w:val="Heading2"/>
+      </w:pPr>
+      <w:r>
+        <w:t>Unavailable values stay unavailable</w:t>
+      </w:r>
+    </w:p>
+    <w:p>
+      <w:r>
+        <w:t>StatsBomb supplies shot xG as context for Di María’s shot; it is not a value assigned to his off-ball movement. No xG is supplied for the Premier League trajectories. We do not estimate energy expenditure from travel, assign a later goal’s value to a runner, or interpret a residual as pure synergy. Complete-match pitch control and the full receiving-window test are not asserted for partial real tracking; the conditional moving-scene contrast is labelled separately. Di María’s displayed ΔPC extrema cannot be integrated into m² without the original grid and a verified definition.</w:t>
       </w:r>
     </w:p>
     <w:p>
@@ -3297,12 +3673,7 @@
         <w:pStyle w:val="Heading1"/>
       </w:pPr>
       <w:r>
-        <w:t>Install and reproduce locally</w:t>
-      </w:r>
-    </w:p>
-    <w:p>
-      <w:r>
-        <w:t>To view the saved results, install nothing beyond a normal web browser. Download the repository, open START_HERE.html, and select an example. To recalculate the results, use Python 3.12 with NumPy, pandas and Pillow. GitHub Desktop is optional. Node.js, FFmpeg, a GPU and Azure credentials are not required for the metrics pipeline.</w:t>
+        <w:t>Run judge and developer workflows</w:t>
       </w:r>
     </w:p>
     <w:p>
@@ -3310,12 +3681,20 @@
         <w:pStyle w:val="Heading2"/>
       </w:pPr>
       <w:r>
-        <w:t>macOS and Linux</w:t>
+        <w:t>Judge workflow without Python</w:t>
       </w:r>
     </w:p>
     <w:p>
       <w:r>
-        <w:t>Download the repository ZIP from GitHub and unzip it, or clone the repository if Git is installed. Open Terminal in the BeyondTouch folder. Use an installed, supported Python 3.12 build.</w:t>
+        <w:t>Download the repository ZIP, extract it, and double-click START_HERE.html. Start with the Di María evidence page, then compare the Robertson and Salah Premier League sequences. Each case README can also be read on GitHub with an embedded animation. The upload files are in uploads/. The code and tests are under src/, while this report and the metric guide are under guide/.</w:t>
+      </w:r>
+    </w:p>
+    <w:p>
+      <w:pPr>
+        <w:pStyle w:val="Heading2"/>
+      </w:pPr>
+      <w:r>
+        <w:t>Recalculate on macOS or Linux</w:t>
       </w:r>
     </w:p>
     <w:p>
@@ -3327,7 +3706,7 @@
           <w:rFonts w:ascii="Consolas" w:hAnsi="Consolas"/>
           <w:sz w:val="17"/>
         </w:rPr>
-        <w:t>python3.12 -m venv .venv</w:t>
+        <w:t>cd "$HOME/Desktop/BeyondTouch"</w:t>
       </w:r>
     </w:p>
     <w:p>
@@ -3339,7 +3718,7 @@
           <w:rFonts w:ascii="Consolas" w:hAnsi="Consolas"/>
           <w:sz w:val="17"/>
         </w:rPr>
-        <w:t>source .venv/bin/activate</w:t>
+        <w:t>git pull --ff-only</w:t>
       </w:r>
     </w:p>
     <w:p>
@@ -3351,7 +3730,7 @@
           <w:rFonts w:ascii="Consolas" w:hAnsi="Consolas"/>
           <w:sz w:val="17"/>
         </w:rPr>
-        <w:t>python -m pip install -r requirements.txt</w:t>
+        <w:t>bash run.sh --all</w:t>
       </w:r>
     </w:p>
     <w:p>
@@ -3363,24 +3742,12 @@
           <w:rFonts w:ascii="Consolas" w:hAnsi="Consolas"/>
           <w:sz w:val="17"/>
         </w:rPr>
-        <w:t>python -m unittest discover -s src/tests -v</w:t>
-      </w:r>
-    </w:p>
-    <w:p>
-      <w:pPr>
-        <w:spacing w:after="20"/>
-      </w:pPr>
-      <w:r>
-        <w:rPr>
-          <w:rFonts w:ascii="Consolas" w:hAnsi="Consolas"/>
-          <w:sz w:val="17"/>
-        </w:rPr>
-        <w:t>python src/Scripts/run_example_suite.py --sample-rate 50 --output outputs/examples --workers 2</w:t>
+        <w:t>open outputs/examples/index.html</w:t>
       </w:r>
     </w:p>
     <w:p>
       <w:r>
-        <w:t>Open outputs/examples/index.html to view the newly calculated gallery. The first run can take several minutes on a laptop because every example is evaluated at two grid resolutions. Use --workers 1 on a small machine. Run python src/Scripts/run_movement_sequence.py --output outputs/first to recalculate one legacy fixture first.</w:t>
+        <w:t>The launcher selects Python 3.12 and installs pinned NumPy, pandas and Pillow dependencies into a virtual environment when required. Use --case 1 for one real case, --check for the tests, or --synthetic --all for the separate full-model laboratory. On Linux open the printed gallery path in your browser instead of using the macOS open command. Windows uses run.bat with the same options. No IDE or notebook platform is required.</w:t>
       </w:r>
     </w:p>
     <w:p>
@@ -3388,60 +3755,12 @@
         <w:pStyle w:val="Heading2"/>
       </w:pPr>
       <w:r>
-        <w:t>Windows</w:t>
-      </w:r>
-    </w:p>
-    <w:p>
-      <w:pPr>
-        <w:spacing w:after="20"/>
-      </w:pPr>
-      <w:r>
-        <w:rPr>
-          <w:rFonts w:ascii="Consolas" w:hAnsi="Consolas"/>
-          <w:sz w:val="17"/>
-        </w:rPr>
-        <w:t>py -3.12 -m venv .venv</w:t>
-      </w:r>
-    </w:p>
-    <w:p>
-      <w:pPr>
-        <w:spacing w:after="20"/>
-      </w:pPr>
-      <w:r>
-        <w:rPr>
-          <w:rFonts w:ascii="Consolas" w:hAnsi="Consolas"/>
-          <w:sz w:val="17"/>
-        </w:rPr>
-        <w:t>.venv\Scripts\python.exe -m pip install -r requirements.txt</w:t>
-      </w:r>
-    </w:p>
-    <w:p>
-      <w:pPr>
-        <w:spacing w:after="20"/>
-      </w:pPr>
-      <w:r>
-        <w:rPr>
-          <w:rFonts w:ascii="Consolas" w:hAnsi="Consolas"/>
-          <w:sz w:val="17"/>
-        </w:rPr>
-        <w:t>.venv\Scripts\python.exe -m unittest discover -s src/tests -v</w:t>
-      </w:r>
-    </w:p>
-    <w:p>
-      <w:pPr>
-        <w:spacing w:after="20"/>
-      </w:pPr>
-      <w:r>
-        <w:rPr>
-          <w:rFonts w:ascii="Consolas" w:hAnsi="Consolas"/>
-          <w:sz w:val="17"/>
-        </w:rPr>
-        <w:t>.venv\Scripts\python.exe src/Scripts/run_example_suite.py --sample-rate 50 --output outputs/examples --workers 2</w:t>
+        <w:t>Verification and limitations</w:t>
       </w:r>
     </w:p>
     <w:p>
       <w:r>
-        <w:t>These Windows commands call the environment directly, so PowerShell activation-policy changes are unnecessary. The project report and prebuilt replays are included in the repository. Optional historical tutorials have additional dependencies and datasets; they are not needed for this pipeline.</w:t>
+        <w:t>Twenty-six unit and regression checks cover the original model, real-source scaling, cadence, duplicate/gap rejection and scene construction. The moving-scene checks confirm that only the focus changes between reference and observed endpoint states, that initial scenes agree, and that a stationary focus does not receive credit for other players’ motion. Package checks verify identities, source coverage, retained World Cup annotations, local links and replay/media files. Numerical consistency is distinct from empirical football accuracy. The next accuracy step requires licensed complete tracking, identity mapping, event synchronization and external validation.</w:t>
       </w:r>
     </w:p>
     <w:p>
@@ -3449,73 +3768,69 @@
         <w:pStyle w:val="Heading2"/>
       </w:pPr>
       <w:r>
-        <w:t>Primary sources and project links</w:t>
+        <w:t>Explanation and generative AI status</w:t>
+      </w:r>
+    </w:p>
+    <w:p>
+      <w:r>
+        <w:t>Current text is deterministically generated from evidence. A generative service is not connected. The developer guide supplies instructions for a future explanation model: preserve evidence class, signs, units, provenance and missing values; distinguish observation from sensitivity; never invent intent, names, xG or causal effort; validate every numerical claim against its source.</w:t>
       </w:r>
     </w:p>
     <w:p>
       <w:pPr>
-        <w:spacing w:after="80"/>
+        <w:pStyle w:val="Heading2"/>
       </w:pPr>
       <w:r>
-        <w:rPr>
-          <w:sz w:val="17"/>
-        </w:rPr>
-        <w:t>Project repository: https://github.com/hydrosmasher/BeyondTouch</w:t>
+        <w:t>Primary sources</w:t>
+      </w:r>
+    </w:p>
+    <w:p>
+      <w:r>
+        <w:t>StatsBomb derived event analysis is credited with its logo in the featured case and upload video. Raw event data are not redistributed. Its provider agreement is included in guide/STATSBOMB_LICENSE.pdf and is distinct from the code license.</w:t>
       </w:r>
     </w:p>
     <w:p>
       <w:pPr>
-        <w:spacing w:after="80"/>
+        <w:spacing w:after="60"/>
       </w:pPr>
       <w:r>
         <w:rPr>
-          <w:sz w:val="17"/>
+          <w:sz w:val="16"/>
         </w:rPr>
-        <w:t>Basel source: https://github.com/bassel-hammad/LaurieOnTracking</w:t>
+        <w:t>FIFA match context: https://www.fifa.com/en/tournaments/mens/worldcup/articles/argentina-france-2022-final-greatest-games</w:t>
       </w:r>
     </w:p>
     <w:p>
       <w:pPr>
-        <w:spacing w:after="80"/>
+        <w:spacing w:after="60"/>
       </w:pPr>
       <w:r>
         <w:rPr>
-          <w:sz w:val="17"/>
+          <w:sz w:val="16"/>
         </w:rPr>
-        <w:t>PFF access information: https://www.blog.fc.pff.com/blog/pff-fc-release-2022-world-cup-data</w:t>
+        <w:t>Last Row source and limitations: https://github.com/Friends-of-Tracking-Data-FoTD/Last-Row</w:t>
       </w:r>
     </w:p>
     <w:p>
       <w:pPr>
-        <w:spacing w:after="80"/>
+        <w:spacing w:after="60"/>
       </w:pPr>
       <w:r>
         <w:rPr>
-          <w:sz w:val="17"/>
+          <w:sz w:val="16"/>
         </w:rPr>
-        <w:t>Metrica data notes: https://github.com/metrica-sports/sample-data</w:t>
+        <w:t>Thesis implementation: https://github.com/bassel-hammad/LaurieOnTracking</w:t>
       </w:r>
     </w:p>
     <w:p>
       <w:pPr>
-        <w:spacing w:after="80"/>
+        <w:spacing w:after="60"/>
       </w:pPr>
       <w:r>
         <w:rPr>
-          <w:sz w:val="17"/>
+          <w:sz w:val="16"/>
         </w:rPr>
-        <w:t>Last Row data limitations: https://github.com/Friends-of-Tracking-Data-FoTD/Last-Row</w:t>
-      </w:r>
-    </w:p>
-    <w:p>
-      <w:pPr>
-        <w:spacing w:after="80"/>
-      </w:pPr>
-      <w:r>
-        <w:rPr>
-          <w:sz w:val="17"/>
-        </w:rPr>
-        <w:t>Python virtual environments: https://docs.python.org/3/library/venv.html</w:t>
+        <w:t>Project: https://github.com/hydrosmasher/BeyondTouch</w:t>
       </w:r>
     </w:p>
     <w:sectPr>
